--- a/flow/20230914_vu_template/drafts/2024-02-g/05-ПН-Агафії.docx
+++ b/flow/20230914_vu_template/drafts/2024-02-g/05-ПН-Агафії.docx
@@ -3,59 +3,30 @@
 <w:document xmlns:ve="http://schemas.openxmlformats.org/markup-compatibility/2006" xmlns:o="urn:schemas-microsoft-com:office:office" xmlns:r="http://schemas.openxmlformats.org/officeDocument/2006/relationships" xmlns:m="http://schemas.openxmlformats.org/officeDocument/2006/math" xmlns:v="urn:schemas-microsoft-com:vml" xmlns:wp="http://schemas.openxmlformats.org/drawingml/2006/wordprocessingDrawing" xmlns:w10="urn:schemas-microsoft-com:office:word" xmlns:w="http://schemas.openxmlformats.org/wordprocessingml/2006/main" xmlns:wne="http://schemas.microsoft.com/office/word/2006/wordml">
   <w:body>
     <w:p>
-      <w:pPr>
-        <w:tabs>
-          <w:tab w:val="left" w:pos="1800"/>
-        </w:tabs>
-        <w:spacing w:after="120" w:line="20" w:lineRule="atLeast"/>
-        <w:rPr>
-          <w:rFonts w:ascii="Times New Roman" w:hAnsi="Times New Roman"/>
-          <w:sz w:val="24"/>
-          <w:szCs w:val="24"/>
-          <w:lang w:val="uk-UA"/>
-        </w:rPr>
-      </w:pPr>
-      <w:bookmarkStart w:id="0" w:name="_GoBack"/>
-      <w:r>
-        <w:rPr>
-          <w:rFonts w:ascii="Times New Roman" w:hAnsi="Times New Roman"/>
-          <w:color w:val="000000"/>
-          <w:sz w:val="24"/>
-          <w:szCs w:val="24"/>
-          <w:lang w:val="uk-UA" w:eastAsia="ru-RU"/>
-        </w:rPr>
-        <w:t>Лютий 18 П'ятниця</w:t>
-      </w:r>
-      <w:r>
-        <w:rPr>
-          <w:rFonts w:ascii="Times New Roman" w:hAnsi="Times New Roman"/>
-          <w:color w:val="000000"/>
-          <w:sz w:val="24"/>
-          <w:szCs w:val="24"/>
-          <w:lang w:val="uk-UA" w:eastAsia="ru-RU"/>
-        </w:rPr>
-        <w:br/>
-        <w:t>18 (5) Св. мчц. Агафії.</w:t>
-      </w:r>
-      <w:r>
-        <w:rPr>
-          <w:rFonts w:ascii="Times New Roman" w:hAnsi="Times New Roman"/>
-          <w:color w:val="000000"/>
-          <w:sz w:val="24"/>
-          <w:szCs w:val="24"/>
-          <w:lang w:val="uk-UA" w:eastAsia="ru-RU"/>
-        </w:rPr>
-        <w:br/>
-      </w:r>
-      <w:r>
-        <w:rPr>
-          <w:rFonts w:ascii="Times New Roman" w:hAnsi="Times New Roman"/>
-          <w:color w:val="000000"/>
-          <w:sz w:val="24"/>
-          <w:szCs w:val="24"/>
-          <w:lang w:val="uk-UA" w:eastAsia="ru-RU"/>
-        </w:rPr>
-        <w:br/>
+      <w:r>
+        <w:rPr>
+          <w:rFonts w:ascii="Times New Roman" w:hAnsi="Times New Roman"/>
+          <w:sz w:val="24"/>
+        </w:rPr>
+        <w:t>Лютий 5 Понеділок</w:t>
+      </w:r>
+    </w:p>
+    <w:p>
+      <w:r>
+        <w:rPr>
+          <w:rFonts w:ascii="Times New Roman" w:hAnsi="Times New Roman"/>
+          <w:sz w:val="24"/>
+        </w:rPr>
+        <w:t>Тиждень 00 по П'ятидесятниці</w:t>
+      </w:r>
+    </w:p>
+    <w:p>
+      <w:r>
+        <w:rPr>
+          <w:rFonts w:ascii="Times New Roman" w:hAnsi="Times New Roman"/>
+          <w:sz w:val="24"/>
+        </w:rPr>
+        <w:t>Святої мучениці Агафії</w:t>
       </w:r>
     </w:p>
     <w:p>
@@ -91,16 +62,44 @@
         <w:rPr>
           <w:rFonts w:ascii="Times New Roman" w:hAnsi="Times New Roman"/>
           <w:i/>
-          <w:color w:val="FF0000"/>
-          <w:sz w:val="24"/>
-          <w:szCs w:val="24"/>
-          <w:lang w:val="uk-UA"/>
+          <w:color w:val="FF4400"/>
+          <w:sz w:val="24"/>
         </w:rPr>
         <w:t>Священик:</w:t>
       </w:r>
       <w:r>
         <w:rPr>
           <w:rFonts w:ascii="Times New Roman" w:hAnsi="Times New Roman"/>
+          <w:sz w:val="24"/>
+        </w:rPr>
+        <w:t xml:space="preserve"> Благословенний Бог наш завжди, нині і повсякчас, і на віки віків.</w:t>
+      </w:r>
+    </w:p>
+    <w:p>
+      <w:pPr>
+        <w:spacing w:after="120" w:line="20" w:lineRule="atLeast"/>
+        <w:jc w:val="both"/>
+        <w:rPr>
+          <w:rFonts w:ascii="Times New Roman" w:hAnsi="Times New Roman"/>
+          <w:sz w:val="24"/>
+          <w:szCs w:val="24"/>
+          <w:lang w:val="uk-UA"/>
+        </w:rPr>
+      </w:pPr>
+      <w:r>
+        <w:rPr>
+          <w:rFonts w:ascii="Times New Roman" w:hAnsi="Times New Roman"/>
+          <w:i/>
+          <w:color w:val="FF0000"/>
+          <w:sz w:val="24"/>
+          <w:szCs w:val="24"/>
+          <w:lang w:val="uk-UA"/>
+        </w:rPr>
+        <w:t>Вірні:</w:t>
+      </w:r>
+      <w:r>
+        <w:rPr>
+          <w:rFonts w:ascii="Times New Roman" w:hAnsi="Times New Roman"/>
           <w:color w:val="FF0000"/>
           <w:sz w:val="24"/>
           <w:szCs w:val="24"/>
@@ -115,35 +114,130 @@
           <w:szCs w:val="24"/>
           <w:lang w:val="uk-UA"/>
         </w:rPr>
-        <w:t>Благословенний Бог наш завжди, нині і повсякчас, і на віки віків.</w:t>
-      </w:r>
-    </w:p>
-    <w:p>
-      <w:pPr>
-        <w:spacing w:after="120" w:line="20" w:lineRule="atLeast"/>
-        <w:jc w:val="both"/>
-        <w:rPr>
-          <w:rFonts w:ascii="Times New Roman" w:hAnsi="Times New Roman"/>
-          <w:sz w:val="24"/>
-          <w:szCs w:val="24"/>
-          <w:lang w:val="uk-UA"/>
-        </w:rPr>
-      </w:pPr>
-      <w:r>
-        <w:rPr>
-          <w:rFonts w:ascii="Times New Roman" w:hAnsi="Times New Roman"/>
-          <w:i/>
-          <w:color w:val="FF0000"/>
-          <w:sz w:val="24"/>
-          <w:szCs w:val="24"/>
-          <w:lang w:val="uk-UA"/>
-        </w:rPr>
-        <w:t>Вірні:</w:t>
-      </w:r>
-      <w:r>
-        <w:rPr>
-          <w:rFonts w:ascii="Times New Roman" w:hAnsi="Times New Roman"/>
-          <w:color w:val="FF0000"/>
+        <w:t>Амінь. Слава тобі, Боже наш, слава тобі.</w:t>
+      </w:r>
+    </w:p>
+    <w:p>
+      <w:pPr>
+        <w:spacing w:after="120" w:line="20" w:lineRule="atLeast"/>
+        <w:jc w:val="both"/>
+        <w:rPr>
+          <w:rFonts w:ascii="Times New Roman" w:hAnsi="Times New Roman"/>
+          <w:sz w:val="24"/>
+          <w:szCs w:val="24"/>
+          <w:lang w:val="uk-UA"/>
+        </w:rPr>
+      </w:pPr>
+      <w:r>
+        <w:rPr>
+          <w:rFonts w:ascii="Times New Roman" w:hAnsi="Times New Roman"/>
+          <w:sz w:val="24"/>
+          <w:szCs w:val="24"/>
+          <w:lang w:val="uk-UA"/>
+        </w:rPr>
+        <w:t>Царю небесний, утішителю, Душе істини,* що всюди єси і все наповняєш,* скарбе дібр і життя подателю,* прийди і вселися в нас,* і очисти нас від усякої скверни,* і спаси, Благий, душі наші.</w:t>
+      </w:r>
+    </w:p>
+    <w:p>
+      <w:pPr>
+        <w:spacing w:after="120" w:line="20" w:lineRule="atLeast"/>
+        <w:jc w:val="both"/>
+        <w:rPr>
+          <w:rFonts w:ascii="Times New Roman" w:hAnsi="Times New Roman"/>
+          <w:i/>
+          <w:sz w:val="24"/>
+          <w:szCs w:val="24"/>
+          <w:lang w:val="uk-UA"/>
+        </w:rPr>
+      </w:pPr>
+      <w:r>
+        <w:rPr>
+          <w:rFonts w:ascii="Times New Roman" w:hAnsi="Times New Roman"/>
+          <w:sz w:val="24"/>
+          <w:szCs w:val="24"/>
+          <w:lang w:val="uk-UA"/>
+        </w:rPr>
+        <w:t xml:space="preserve">Святий Боже, святий Кріпкий, святий Безсмертний, помилуй нас </w:t>
+      </w:r>
+      <w:r>
+        <w:rPr>
+          <w:rFonts w:ascii="Times New Roman" w:hAnsi="Times New Roman"/>
+          <w:i/>
+          <w:color w:val="FF0000"/>
+          <w:sz w:val="24"/>
+          <w:szCs w:val="24"/>
+          <w:lang w:val="uk-UA"/>
+        </w:rPr>
+        <w:t>(3 р.)</w:t>
+      </w:r>
+    </w:p>
+    <w:p>
+      <w:pPr>
+        <w:spacing w:after="120" w:line="20" w:lineRule="atLeast"/>
+        <w:jc w:val="both"/>
+        <w:rPr>
+          <w:rFonts w:ascii="Times New Roman" w:hAnsi="Times New Roman"/>
+          <w:sz w:val="24"/>
+          <w:szCs w:val="24"/>
+          <w:lang w:val="uk-UA"/>
+        </w:rPr>
+      </w:pPr>
+      <w:r>
+        <w:rPr>
+          <w:rFonts w:ascii="Times New Roman" w:hAnsi="Times New Roman"/>
+          <w:sz w:val="24"/>
+          <w:szCs w:val="24"/>
+          <w:lang w:val="uk-UA"/>
+        </w:rPr>
+        <w:t>Слава Отцю, і Сину, і Святому Духові,* і нині і повсякчас, і на віки віків. Амінь.</w:t>
+      </w:r>
+    </w:p>
+    <w:p>
+      <w:pPr>
+        <w:spacing w:after="120" w:line="20" w:lineRule="atLeast"/>
+        <w:jc w:val="both"/>
+        <w:rPr>
+          <w:rFonts w:ascii="Times New Roman" w:hAnsi="Times New Roman"/>
+          <w:sz w:val="24"/>
+          <w:szCs w:val="24"/>
+          <w:lang w:val="uk-UA"/>
+        </w:rPr>
+      </w:pPr>
+      <w:r>
+        <w:rPr>
+          <w:rFonts w:ascii="Times New Roman" w:hAnsi="Times New Roman"/>
+          <w:sz w:val="24"/>
+          <w:szCs w:val="24"/>
+          <w:lang w:val="uk-UA"/>
+        </w:rPr>
+        <w:t>Пресвята Тройце, помилуй нас;* Господи, очисти гріхи наші;* Владико, прости беззаконня наші;* Святий, завітай і зціли немочі наші імени твого ради.</w:t>
+      </w:r>
+    </w:p>
+    <w:p>
+      <w:pPr>
+        <w:spacing w:after="120" w:line="20" w:lineRule="atLeast"/>
+        <w:jc w:val="both"/>
+        <w:rPr>
+          <w:rFonts w:ascii="Times New Roman" w:hAnsi="Times New Roman"/>
+          <w:i/>
+          <w:sz w:val="24"/>
+          <w:szCs w:val="24"/>
+          <w:lang w:val="uk-UA"/>
+        </w:rPr>
+      </w:pPr>
+      <w:r>
+        <w:rPr>
+          <w:rFonts w:ascii="Times New Roman" w:hAnsi="Times New Roman"/>
+          <w:sz w:val="24"/>
+          <w:szCs w:val="24"/>
+          <w:lang w:val="uk-UA"/>
+        </w:rPr>
+        <w:t>Господи, помилуй</w:t>
+      </w:r>
+      <w:r>
+        <w:rPr>
+          <w:rFonts w:ascii="Times New Roman" w:hAnsi="Times New Roman"/>
+          <w:i/>
           <w:sz w:val="24"/>
           <w:szCs w:val="24"/>
           <w:lang w:val="uk-UA"/>
@@ -153,58 +247,6 @@
       <w:r>
         <w:rPr>
           <w:rFonts w:ascii="Times New Roman" w:hAnsi="Times New Roman"/>
-          <w:sz w:val="24"/>
-          <w:szCs w:val="24"/>
-          <w:lang w:val="uk-UA"/>
-        </w:rPr>
-        <w:t>Амінь. Слава тобі, Боже наш, слава тобі.</w:t>
-      </w:r>
-    </w:p>
-    <w:p>
-      <w:pPr>
-        <w:spacing w:after="120" w:line="20" w:lineRule="atLeast"/>
-        <w:jc w:val="both"/>
-        <w:rPr>
-          <w:rFonts w:ascii="Times New Roman" w:hAnsi="Times New Roman"/>
-          <w:sz w:val="24"/>
-          <w:szCs w:val="24"/>
-          <w:lang w:val="uk-UA"/>
-        </w:rPr>
-      </w:pPr>
-      <w:r>
-        <w:rPr>
-          <w:rFonts w:ascii="Times New Roman" w:hAnsi="Times New Roman"/>
-          <w:sz w:val="24"/>
-          <w:szCs w:val="24"/>
-          <w:lang w:val="uk-UA"/>
-        </w:rPr>
-        <w:t>Царю небесний, утішителю, Душе істини,* що всюди єси і все наповняєш,* скарбе дібр і життя подателю,* прийди і вселися в нас,* і очисти нас від усякої скверни,* і спаси, Благий, душі наші.</w:t>
-      </w:r>
-    </w:p>
-    <w:p>
-      <w:pPr>
-        <w:spacing w:after="120" w:line="20" w:lineRule="atLeast"/>
-        <w:jc w:val="both"/>
-        <w:rPr>
-          <w:rFonts w:ascii="Times New Roman" w:hAnsi="Times New Roman"/>
-          <w:i/>
-          <w:sz w:val="24"/>
-          <w:szCs w:val="24"/>
-          <w:lang w:val="uk-UA"/>
-        </w:rPr>
-      </w:pPr>
-      <w:r>
-        <w:rPr>
-          <w:rFonts w:ascii="Times New Roman" w:hAnsi="Times New Roman"/>
-          <w:sz w:val="24"/>
-          <w:szCs w:val="24"/>
-          <w:lang w:val="uk-UA"/>
-        </w:rPr>
-        <w:t xml:space="preserve">Святий Боже, святий Кріпкий, святий Безсмертний, помилуй нас </w:t>
-      </w:r>
-      <w:r>
-        <w:rPr>
-          <w:rFonts w:ascii="Times New Roman" w:hAnsi="Times New Roman"/>
           <w:i/>
           <w:color w:val="FF0000"/>
           <w:sz w:val="24"/>
@@ -232,55 +274,12 @@
           <w:szCs w:val="24"/>
           <w:lang w:val="uk-UA"/>
         </w:rPr>
-        <w:t>Слава Отцю, і Сину, і Святому Духові,* і нині і повсякчас, і на віки віків. Амінь.</w:t>
-      </w:r>
-    </w:p>
-    <w:p>
-      <w:pPr>
-        <w:spacing w:after="120" w:line="20" w:lineRule="atLeast"/>
-        <w:jc w:val="both"/>
-        <w:rPr>
-          <w:rFonts w:ascii="Times New Roman" w:hAnsi="Times New Roman"/>
-          <w:sz w:val="24"/>
-          <w:szCs w:val="24"/>
-          <w:lang w:val="uk-UA"/>
-        </w:rPr>
-      </w:pPr>
-      <w:r>
-        <w:rPr>
-          <w:rFonts w:ascii="Times New Roman" w:hAnsi="Times New Roman"/>
-          <w:sz w:val="24"/>
-          <w:szCs w:val="24"/>
-          <w:lang w:val="uk-UA"/>
-        </w:rPr>
-        <w:t>Пресвята Тройце, помилуй нас;* Господи, очисти гріхи наші;* Владико, прости беззаконня наші;* Святий, завітай і зціли немочі наші імени твого ради.</w:t>
-      </w:r>
-    </w:p>
-    <w:p>
-      <w:pPr>
-        <w:spacing w:after="120" w:line="20" w:lineRule="atLeast"/>
-        <w:jc w:val="both"/>
-        <w:rPr>
-          <w:rFonts w:ascii="Times New Roman" w:hAnsi="Times New Roman"/>
-          <w:i/>
-          <w:sz w:val="24"/>
-          <w:szCs w:val="24"/>
-          <w:lang w:val="uk-UA"/>
-        </w:rPr>
-      </w:pPr>
-      <w:r>
-        <w:rPr>
-          <w:rFonts w:ascii="Times New Roman" w:hAnsi="Times New Roman"/>
-          <w:sz w:val="24"/>
-          <w:szCs w:val="24"/>
-          <w:lang w:val="uk-UA"/>
-        </w:rPr>
-        <w:t>Господи, помилуй</w:t>
-      </w:r>
-      <w:r>
-        <w:rPr>
-          <w:rFonts w:ascii="Times New Roman" w:hAnsi="Times New Roman"/>
-          <w:i/>
+        <w:t>Слава Отцю, і Сину, і Святому Духові.* І</w:t>
+      </w:r>
+      <w:r>
+        <w:rPr>
+          <w:rFonts w:ascii="Times New Roman" w:hAnsi="Times New Roman"/>
+          <w:b/>
           <w:sz w:val="24"/>
           <w:szCs w:val="24"/>
           <w:lang w:val="uk-UA"/>
@@ -290,48 +289,6 @@
       <w:r>
         <w:rPr>
           <w:rFonts w:ascii="Times New Roman" w:hAnsi="Times New Roman"/>
-          <w:i/>
-          <w:color w:val="FF0000"/>
-          <w:sz w:val="24"/>
-          <w:szCs w:val="24"/>
-          <w:lang w:val="uk-UA"/>
-        </w:rPr>
-        <w:t>(3 р.)</w:t>
-      </w:r>
-    </w:p>
-    <w:p>
-      <w:pPr>
-        <w:spacing w:after="120" w:line="20" w:lineRule="atLeast"/>
-        <w:jc w:val="both"/>
-        <w:rPr>
-          <w:rFonts w:ascii="Times New Roman" w:hAnsi="Times New Roman"/>
-          <w:sz w:val="24"/>
-          <w:szCs w:val="24"/>
-          <w:lang w:val="uk-UA"/>
-        </w:rPr>
-      </w:pPr>
-      <w:r>
-        <w:rPr>
-          <w:rFonts w:ascii="Times New Roman" w:hAnsi="Times New Roman"/>
-          <w:sz w:val="24"/>
-          <w:szCs w:val="24"/>
-          <w:lang w:val="uk-UA"/>
-        </w:rPr>
-        <w:t>Слава Отцю, і Сину, і Святому Духові.* І</w:t>
-      </w:r>
-      <w:r>
-        <w:rPr>
-          <w:rFonts w:ascii="Times New Roman" w:hAnsi="Times New Roman"/>
-          <w:b/>
-          <w:sz w:val="24"/>
-          <w:szCs w:val="24"/>
-          <w:lang w:val="uk-UA"/>
-        </w:rPr>
-        <w:t xml:space="preserve"> </w:t>
-      </w:r>
-      <w:r>
-        <w:rPr>
-          <w:rFonts w:ascii="Times New Roman" w:hAnsi="Times New Roman"/>
           <w:sz w:val="24"/>
           <w:szCs w:val="24"/>
           <w:lang w:val="uk-UA"/>
@@ -375,10 +332,8 @@
         <w:rPr>
           <w:rFonts w:ascii="Times New Roman" w:hAnsi="Times New Roman"/>
           <w:i/>
-          <w:color w:val="FF0000"/>
-          <w:sz w:val="24"/>
-          <w:szCs w:val="24"/>
-          <w:lang w:val="uk-UA"/>
+          <w:color w:val="FF4400"/>
+          <w:sz w:val="24"/>
         </w:rPr>
         <w:t>Священик:</w:t>
       </w:r>
@@ -386,8 +341,6 @@
         <w:rPr>
           <w:rFonts w:ascii="Times New Roman" w:hAnsi="Times New Roman"/>
           <w:sz w:val="24"/>
-          <w:szCs w:val="24"/>
-          <w:lang w:val="uk-UA"/>
         </w:rPr>
         <w:t xml:space="preserve"> Бо твоє є царство, і сила, і слава, Отця, і Сина, і Святого Духа, нині і повсякчас, і на віки віків.</w:t>
       </w:r>
@@ -2526,10 +2479,8 @@
         <w:rPr>
           <w:rFonts w:ascii="Times New Roman" w:hAnsi="Times New Roman"/>
           <w:i/>
-          <w:color w:val="FF0000"/>
-          <w:sz w:val="24"/>
-          <w:szCs w:val="24"/>
-          <w:lang w:val="uk-UA"/>
+          <w:color w:val="FF4400"/>
+          <w:sz w:val="24"/>
         </w:rPr>
         <w:t>Священик:</w:t>
       </w:r>
@@ -2537,8 +2488,6 @@
         <w:rPr>
           <w:rFonts w:ascii="Times New Roman" w:hAnsi="Times New Roman"/>
           <w:sz w:val="24"/>
-          <w:szCs w:val="24"/>
-          <w:lang w:val="uk-UA"/>
         </w:rPr>
         <w:t xml:space="preserve"> Бо тобі належить усяка слава, честь і поклоніння, Отцю, і Сину, і Святому Духові, нині і повсякчас, і на віки віків.</w:t>
       </w:r>
@@ -3990,67 +3939,453 @@
         <w:rPr>
           <w:rFonts w:ascii="Times New Roman" w:hAnsi="Times New Roman"/>
           <w:i/>
-          <w:color w:val="FF0000"/>
-          <w:sz w:val="24"/>
-          <w:szCs w:val="24"/>
-          <w:lang w:val="uk-UA"/>
+          <w:color w:val="FF4400"/>
+          <w:sz w:val="24"/>
         </w:rPr>
         <w:t>Священик:</w:t>
       </w:r>
       <w:r>
         <w:rPr>
           <w:rFonts w:ascii="Times New Roman" w:hAnsi="Times New Roman"/>
-          <w:color w:val="FF0000"/>
-          <w:sz w:val="24"/>
-          <w:szCs w:val="24"/>
-          <w:lang w:val="uk-UA"/>
+          <w:sz w:val="24"/>
+        </w:rPr>
+        <w:t xml:space="preserve"> Мир всім.</w:t>
+      </w:r>
+    </w:p>
+    <w:p>
+      <w:pPr>
+        <w:spacing w:after="120" w:line="20" w:lineRule="atLeast"/>
+        <w:jc w:val="both"/>
+        <w:rPr>
+          <w:rFonts w:ascii="Times New Roman" w:hAnsi="Times New Roman"/>
+          <w:sz w:val="24"/>
+          <w:szCs w:val="24"/>
+          <w:lang w:val="uk-UA"/>
+        </w:rPr>
+      </w:pPr>
+      <w:r>
+        <w:rPr>
+          <w:rFonts w:ascii="Times New Roman" w:hAnsi="Times New Roman"/>
+          <w:sz w:val="24"/>
+          <w:szCs w:val="24"/>
+          <w:lang w:val="uk-UA"/>
+        </w:rPr>
+        <w:t>Премудрість, будьмо уважні!</w:t>
+      </w:r>
+    </w:p>
+    <w:p>
+      <w:pPr>
+        <w:spacing w:after="120" w:line="20" w:lineRule="atLeast"/>
+        <w:jc w:val="both"/>
+        <w:rPr>
+          <w:rFonts w:ascii="Times New Roman" w:hAnsi="Times New Roman"/>
+          <w:color w:val="FF0000"/>
+          <w:sz w:val="24"/>
+          <w:szCs w:val="24"/>
+          <w:lang w:val="uk-UA"/>
+        </w:rPr>
+      </w:pPr>
+    </w:p>
+    <w:p>
+      <w:pPr>
+        <w:pStyle w:val="3"/>
+      </w:pPr>
+      <w:r>
+        <w:rPr>
+          <w:rFonts w:ascii="Times New Roman" w:hAnsi="Times New Roman"/>
+          <w:b/>
+          <w:i/>
+          <w:color w:val="FF0000"/>
+          <w:sz w:val="24"/>
+        </w:rPr>
+        <w:t>Прокімен</w:t>
+      </w:r>
+    </w:p>
+    <w:p>
+      <w:pPr>
+        <w:pStyle w:val="a"/>
+      </w:pPr>
+      <w:r>
+        <w:rPr>
+          <w:rFonts w:ascii="Times New Roman" w:hAnsi="Times New Roman"/>
+          <w:i/>
+          <w:color w:val="FF0000"/>
+          <w:sz w:val="24"/>
+        </w:rPr>
+        <w:t>Псалом</w:t>
+      </w:r>
+      <w:r>
+        <w:rPr>
+          <w:rFonts w:ascii="Times New Roman" w:hAnsi="Times New Roman"/>
+          <w:i/>
+          <w:color w:val="FF0000"/>
+          <w:sz w:val="24"/>
         </w:rPr>
         <w:t xml:space="preserve"> </w:t>
       </w:r>
       <w:r>
         <w:rPr>
           <w:rFonts w:ascii="Times New Roman" w:hAnsi="Times New Roman"/>
-          <w:sz w:val="24"/>
-          <w:szCs w:val="24"/>
-          <w:lang w:val="uk-UA"/>
-        </w:rPr>
-        <w:t>Мир всім.</w:t>
-      </w:r>
-    </w:p>
-    <w:p>
-      <w:pPr>
-        <w:spacing w:after="120" w:line="20" w:lineRule="atLeast"/>
-        <w:jc w:val="both"/>
-        <w:rPr>
-          <w:rFonts w:ascii="Times New Roman" w:hAnsi="Times New Roman"/>
-          <w:sz w:val="24"/>
-          <w:szCs w:val="24"/>
-          <w:lang w:val="uk-UA"/>
-        </w:rPr>
-      </w:pPr>
-      <w:r>
-        <w:rPr>
-          <w:rFonts w:ascii="Times New Roman" w:hAnsi="Times New Roman"/>
-          <w:sz w:val="24"/>
-          <w:szCs w:val="24"/>
-          <w:lang w:val="uk-UA"/>
-        </w:rPr>
-        <w:t>Премудрість, будьмо уважні!</w:t>
-      </w:r>
-    </w:p>
-    <w:p>
-      <w:pPr>
-        <w:spacing w:after="120" w:line="20" w:lineRule="atLeast"/>
-        <w:jc w:val="both"/>
-        <w:rPr>
-          <w:rFonts w:ascii="Times New Roman" w:hAnsi="Times New Roman"/>
-          <w:color w:val="FF0000"/>
-          <w:sz w:val="24"/>
-          <w:szCs w:val="24"/>
-          <w:lang w:val="uk-UA"/>
-        </w:rPr>
-      </w:pPr>
-    </w:p>
+          <w:i/>
+          <w:color w:val="FF0000"/>
+          <w:sz w:val="24"/>
+        </w:rPr>
+        <w:t>133</w:t>
+      </w:r>
+      <w:r>
+        <w:rPr>
+          <w:rFonts w:ascii="Times New Roman" w:hAnsi="Times New Roman"/>
+          <w:i/>
+          <w:color w:val="FF0000"/>
+          <w:sz w:val="24"/>
+        </w:rPr>
+        <w:t xml:space="preserve"> </w:t>
+      </w:r>
+      <w:r>
+        <w:rPr>
+          <w:rFonts w:ascii="Times New Roman" w:hAnsi="Times New Roman"/>
+          <w:i/>
+          <w:color w:val="FF0000"/>
+          <w:sz w:val="24"/>
+        </w:rPr>
+        <w:t>(г.</w:t>
+      </w:r>
+      <w:r>
+        <w:rPr>
+          <w:rFonts w:ascii="Times New Roman" w:hAnsi="Times New Roman"/>
+          <w:i/>
+          <w:color w:val="FF0000"/>
+          <w:sz w:val="24"/>
+        </w:rPr>
+        <w:t xml:space="preserve"> </w:t>
+      </w:r>
+      <w:r>
+        <w:rPr>
+          <w:rFonts w:ascii="Times New Roman" w:hAnsi="Times New Roman"/>
+          <w:i/>
+          <w:color w:val="FF0000"/>
+          <w:sz w:val="24"/>
+        </w:rPr>
+        <w:t>8):</w:t>
+      </w:r>
+    </w:p>
+    <w:p>
+      <w:pPr>
+        <w:pStyle w:val="a"/>
+      </w:pPr>
+      <w:r>
+        <w:rPr>
+          <w:rFonts w:ascii="Times New Roman" w:hAnsi="Times New Roman"/>
+          <w:b/>
+          <w:color w:val="000000"/>
+          <w:sz w:val="24"/>
+        </w:rPr>
+        <w:t>Благословіть</w:t>
+      </w:r>
+      <w:r>
+        <w:rPr>
+          <w:rFonts w:ascii="Times New Roman" w:hAnsi="Times New Roman"/>
+          <w:b/>
+          <w:color w:val="000000"/>
+          <w:sz w:val="24"/>
+        </w:rPr>
+        <w:t xml:space="preserve"> </w:t>
+      </w:r>
+      <w:r>
+        <w:rPr>
+          <w:rFonts w:ascii="Times New Roman" w:hAnsi="Times New Roman"/>
+          <w:b/>
+          <w:color w:val="000000"/>
+          <w:sz w:val="24"/>
+        </w:rPr>
+        <w:t>нині</w:t>
+      </w:r>
+      <w:r>
+        <w:rPr>
+          <w:rFonts w:ascii="Times New Roman" w:hAnsi="Times New Roman"/>
+          <w:b/>
+          <w:color w:val="000000"/>
+          <w:sz w:val="24"/>
+        </w:rPr>
+        <w:t xml:space="preserve"> </w:t>
+      </w:r>
+      <w:r>
+        <w:rPr>
+          <w:rFonts w:ascii="Times New Roman" w:hAnsi="Times New Roman"/>
+          <w:b/>
+          <w:color w:val="000000"/>
+          <w:sz w:val="24"/>
+        </w:rPr>
+        <w:t>Господа,*</w:t>
+      </w:r>
+      <w:r>
+        <w:rPr>
+          <w:rFonts w:ascii="Times New Roman" w:hAnsi="Times New Roman"/>
+          <w:b/>
+          <w:color w:val="000000"/>
+          <w:sz w:val="24"/>
+        </w:rPr>
+        <w:t xml:space="preserve"> </w:t>
+      </w:r>
+      <w:r>
+        <w:rPr>
+          <w:rFonts w:ascii="Times New Roman" w:hAnsi="Times New Roman"/>
+          <w:b/>
+          <w:color w:val="000000"/>
+          <w:sz w:val="24"/>
+        </w:rPr>
+        <w:t>всі</w:t>
+      </w:r>
+      <w:r>
+        <w:rPr>
+          <w:rFonts w:ascii="Times New Roman" w:hAnsi="Times New Roman"/>
+          <w:b/>
+          <w:color w:val="000000"/>
+          <w:sz w:val="24"/>
+        </w:rPr>
+        <w:t xml:space="preserve"> </w:t>
+      </w:r>
+      <w:r>
+        <w:rPr>
+          <w:rFonts w:ascii="Times New Roman" w:hAnsi="Times New Roman"/>
+          <w:b/>
+          <w:color w:val="000000"/>
+          <w:sz w:val="24"/>
+        </w:rPr>
+        <w:t>слуги</w:t>
+      </w:r>
+      <w:r>
+        <w:rPr>
+          <w:rFonts w:ascii="Times New Roman" w:hAnsi="Times New Roman"/>
+          <w:b/>
+          <w:color w:val="000000"/>
+          <w:sz w:val="24"/>
+        </w:rPr>
+        <w:t xml:space="preserve"> </w:t>
+      </w:r>
+      <w:r>
+        <w:rPr>
+          <w:rFonts w:ascii="Times New Roman" w:hAnsi="Times New Roman"/>
+          <w:b/>
+          <w:color w:val="000000"/>
+          <w:sz w:val="24"/>
+        </w:rPr>
+        <w:t>Господні.</w:t>
+      </w:r>
+    </w:p>
+    <w:p>
+      <w:pPr>
+        <w:pStyle w:val="a"/>
+      </w:pPr>
+      <w:r>
+        <w:rPr>
+          <w:rFonts w:ascii="Times New Roman" w:hAnsi="Times New Roman"/>
+          <w:i/>
+          <w:color w:val="FF0000"/>
+          <w:sz w:val="24"/>
+        </w:rPr>
+        <w:t>Стих:</w:t>
+      </w:r>
+      <w:r>
+        <w:rPr>
+          <w:rFonts w:ascii="Times New Roman" w:hAnsi="Times New Roman"/>
+          <w:i/>
+          <w:color w:val="FF0000"/>
+          <w:sz w:val="24"/>
+        </w:rPr>
+        <w:t xml:space="preserve"> </w:t>
+      </w:r>
+      <w:r>
+        <w:rPr>
+          <w:rFonts w:ascii="Times New Roman" w:hAnsi="Times New Roman"/>
+          <w:color w:val="000000"/>
+          <w:sz w:val="24"/>
+          <w:u w:val="single"/>
+        </w:rPr>
+        <w:t>Ви,</w:t>
+      </w:r>
+      <w:r>
+        <w:rPr>
+          <w:rFonts w:ascii="Times New Roman" w:hAnsi="Times New Roman"/>
+          <w:color w:val="000000"/>
+          <w:sz w:val="24"/>
+          <w:u w:val="single"/>
+        </w:rPr>
+        <w:t xml:space="preserve"> </w:t>
+      </w:r>
+      <w:r>
+        <w:rPr>
+          <w:rFonts w:ascii="Times New Roman" w:hAnsi="Times New Roman"/>
+          <w:color w:val="000000"/>
+          <w:sz w:val="24"/>
+          <w:u w:val="single"/>
+        </w:rPr>
+        <w:t>що</w:t>
+      </w:r>
+      <w:r>
+        <w:rPr>
+          <w:rFonts w:ascii="Times New Roman" w:hAnsi="Times New Roman"/>
+          <w:color w:val="000000"/>
+          <w:sz w:val="24"/>
+          <w:u w:val="single"/>
+        </w:rPr>
+        <w:t xml:space="preserve"> </w:t>
+      </w:r>
+      <w:r>
+        <w:rPr>
+          <w:rFonts w:ascii="Times New Roman" w:hAnsi="Times New Roman"/>
+          <w:color w:val="000000"/>
+          <w:sz w:val="24"/>
+          <w:u w:val="single"/>
+        </w:rPr>
+        <w:t>стоїте</w:t>
+      </w:r>
+      <w:r>
+        <w:rPr>
+          <w:rFonts w:ascii="Times New Roman" w:hAnsi="Times New Roman"/>
+          <w:color w:val="000000"/>
+          <w:sz w:val="24"/>
+          <w:u w:val="single"/>
+        </w:rPr>
+        <w:t xml:space="preserve"> </w:t>
+      </w:r>
+      <w:r>
+        <w:rPr>
+          <w:rFonts w:ascii="Times New Roman" w:hAnsi="Times New Roman"/>
+          <w:color w:val="000000"/>
+          <w:sz w:val="24"/>
+          <w:u w:val="single"/>
+        </w:rPr>
+        <w:t>в</w:t>
+      </w:r>
+      <w:r>
+        <w:rPr>
+          <w:rFonts w:ascii="Times New Roman" w:hAnsi="Times New Roman"/>
+          <w:color w:val="000000"/>
+          <w:sz w:val="24"/>
+          <w:u w:val="single"/>
+        </w:rPr>
+        <w:t xml:space="preserve"> </w:t>
+      </w:r>
+      <w:r>
+        <w:rPr>
+          <w:rFonts w:ascii="Times New Roman" w:hAnsi="Times New Roman"/>
+          <w:color w:val="000000"/>
+          <w:sz w:val="24"/>
+          <w:u w:val="single"/>
+        </w:rPr>
+        <w:t>храмі</w:t>
+      </w:r>
+      <w:r>
+        <w:rPr>
+          <w:rFonts w:ascii="Times New Roman" w:hAnsi="Times New Roman"/>
+          <w:color w:val="000000"/>
+          <w:sz w:val="24"/>
+          <w:u w:val="single"/>
+        </w:rPr>
+        <w:t xml:space="preserve"> </w:t>
+      </w:r>
+      <w:r>
+        <w:rPr>
+          <w:rFonts w:ascii="Times New Roman" w:hAnsi="Times New Roman"/>
+          <w:color w:val="000000"/>
+          <w:sz w:val="24"/>
+          <w:u w:val="single"/>
+        </w:rPr>
+        <w:t>Господнім,</w:t>
+      </w:r>
+      <w:r>
+        <w:rPr>
+          <w:rFonts w:ascii="Times New Roman" w:hAnsi="Times New Roman"/>
+          <w:color w:val="000000"/>
+          <w:sz w:val="24"/>
+          <w:u w:val="single"/>
+        </w:rPr>
+        <w:t xml:space="preserve"> </w:t>
+      </w:r>
+      <w:r>
+        <w:rPr>
+          <w:rFonts w:ascii="Times New Roman" w:hAnsi="Times New Roman"/>
+          <w:color w:val="000000"/>
+          <w:sz w:val="24"/>
+          <w:u w:val="single"/>
+        </w:rPr>
+        <w:t>у</w:t>
+      </w:r>
+      <w:r>
+        <w:rPr>
+          <w:rFonts w:ascii="Times New Roman" w:hAnsi="Times New Roman"/>
+          <w:color w:val="000000"/>
+          <w:sz w:val="24"/>
+          <w:u w:val="single"/>
+        </w:rPr>
+        <w:t xml:space="preserve"> </w:t>
+      </w:r>
+      <w:r>
+        <w:rPr>
+          <w:rFonts w:ascii="Times New Roman" w:hAnsi="Times New Roman"/>
+          <w:color w:val="000000"/>
+          <w:sz w:val="24"/>
+          <w:u w:val="single"/>
+        </w:rPr>
+        <w:t>дворах</w:t>
+      </w:r>
+      <w:r>
+        <w:rPr>
+          <w:rFonts w:ascii="Times New Roman" w:hAnsi="Times New Roman"/>
+          <w:color w:val="000000"/>
+          <w:sz w:val="24"/>
+          <w:u w:val="single"/>
+        </w:rPr>
+        <w:t xml:space="preserve"> </w:t>
+      </w:r>
+      <w:r>
+        <w:rPr>
+          <w:rFonts w:ascii="Times New Roman" w:hAnsi="Times New Roman"/>
+          <w:color w:val="000000"/>
+          <w:sz w:val="24"/>
+          <w:u w:val="single"/>
+        </w:rPr>
+        <w:t>дому</w:t>
+      </w:r>
+      <w:r>
+        <w:rPr>
+          <w:rFonts w:ascii="Times New Roman" w:hAnsi="Times New Roman"/>
+          <w:color w:val="000000"/>
+          <w:sz w:val="24"/>
+          <w:u w:val="single"/>
+        </w:rPr>
+        <w:t xml:space="preserve"> </w:t>
+      </w:r>
+      <w:r>
+        <w:rPr>
+          <w:rFonts w:ascii="Times New Roman" w:hAnsi="Times New Roman"/>
+          <w:color w:val="000000"/>
+          <w:sz w:val="24"/>
+          <w:u w:val="single"/>
+        </w:rPr>
+        <w:t>Бога</w:t>
+      </w:r>
+      <w:r>
+        <w:rPr>
+          <w:rFonts w:ascii="Times New Roman" w:hAnsi="Times New Roman"/>
+          <w:color w:val="000000"/>
+          <w:sz w:val="24"/>
+          <w:u w:val="single"/>
+        </w:rPr>
+        <w:t xml:space="preserve"> </w:t>
+      </w:r>
+      <w:r>
+        <w:rPr>
+          <w:rFonts w:ascii="Times New Roman" w:hAnsi="Times New Roman"/>
+          <w:color w:val="000000"/>
+          <w:sz w:val="24"/>
+          <w:u w:val="single"/>
+        </w:rPr>
+        <w:t>нашого.</w:t>
+      </w:r>
+    </w:p>
+    <w:p/>
     <w:p>
       <w:pPr>
         <w:pStyle w:val="Heading3"/>
@@ -4058,111 +4393,231 @@
         <w:jc w:val="center"/>
         <w:rPr>
           <w:rFonts w:ascii="Times New Roman" w:hAnsi="Times New Roman"/>
-          <w:i/>
-          <w:color w:val="FF0000"/>
-          <w:lang w:val="uk-UA"/>
-        </w:rPr>
-      </w:pPr>
-      <w:r>
-        <w:rPr>
-          <w:rFonts w:ascii="Times New Roman" w:hAnsi="Times New Roman"/>
           <w:b/>
           <w:i/>
           <w:color w:val="FF0000"/>
           <w:lang w:val="uk-UA"/>
         </w:rPr>
-        <w:t>Прокімен</w:t>
-      </w:r>
-    </w:p>
-    <w:p>
-      <w:pPr>
-        <w:spacing w:after="120" w:line="20" w:lineRule="atLeast"/>
-        <w:jc w:val="center"/>
-        <w:rPr>
-          <w:rFonts w:ascii="Times New Roman" w:hAnsi="Times New Roman"/>
-          <w:i/>
-          <w:color w:val="FF0000"/>
-          <w:sz w:val="24"/>
-          <w:szCs w:val="24"/>
-          <w:lang w:val="uk-UA"/>
-        </w:rPr>
-      </w:pPr>
-      <w:r>
-        <w:rPr>
-          <w:rFonts w:ascii="Times New Roman" w:hAnsi="Times New Roman"/>
-          <w:i/>
-          <w:color w:val="FF0000"/>
-          <w:sz w:val="24"/>
-          <w:szCs w:val="24"/>
-          <w:lang w:val="uk-UA"/>
-        </w:rPr>
-        <w:t>Псалом 120 (г. 6):</w:t>
-      </w:r>
-    </w:p>
-    <w:p>
-      <w:pPr>
-        <w:spacing w:after="120" w:line="20" w:lineRule="atLeast"/>
-        <w:jc w:val="both"/>
-        <w:rPr>
-          <w:rFonts w:ascii="Times New Roman" w:hAnsi="Times New Roman"/>
-          <w:sz w:val="24"/>
-          <w:szCs w:val="24"/>
-          <w:lang w:val="uk-UA"/>
-        </w:rPr>
-      </w:pPr>
-      <w:r>
-        <w:rPr>
-          <w:rFonts w:ascii="Times New Roman" w:hAnsi="Times New Roman"/>
-          <w:sz w:val="24"/>
-          <w:szCs w:val="24"/>
-          <w:lang w:val="uk-UA"/>
-        </w:rPr>
-        <w:t>Допомога моя від Господа,* що створив небо і землю.</w:t>
-      </w:r>
-    </w:p>
-    <w:p>
-      <w:pPr>
-        <w:spacing w:after="120" w:line="20" w:lineRule="atLeast"/>
-        <w:jc w:val="both"/>
-        <w:rPr>
-          <w:rFonts w:ascii="Times New Roman" w:hAnsi="Times New Roman"/>
-          <w:i/>
-          <w:sz w:val="24"/>
-          <w:szCs w:val="24"/>
-          <w:u w:val="single"/>
-          <w:lang w:val="uk-UA"/>
-        </w:rPr>
-      </w:pPr>
-      <w:r>
-        <w:rPr>
-          <w:rFonts w:ascii="Times New Roman" w:hAnsi="Times New Roman"/>
-          <w:i/>
-          <w:color w:val="FF0000"/>
-          <w:sz w:val="24"/>
-          <w:szCs w:val="24"/>
-          <w:lang w:val="uk-UA"/>
-        </w:rPr>
-        <w:t>Стих:</w:t>
-      </w:r>
-      <w:r>
-        <w:rPr>
-          <w:rFonts w:ascii="Times New Roman" w:hAnsi="Times New Roman"/>
-          <w:i/>
-          <w:sz w:val="24"/>
-          <w:szCs w:val="24"/>
-          <w:lang w:val="uk-UA"/>
-        </w:rPr>
-        <w:t xml:space="preserve"> </w:t>
-      </w:r>
-      <w:r>
-        <w:rPr>
-          <w:rFonts w:ascii="Times New Roman" w:hAnsi="Times New Roman"/>
-          <w:sz w:val="24"/>
-          <w:szCs w:val="24"/>
-          <w:u w:val="single"/>
-          <w:lang w:val="uk-UA"/>
-        </w:rPr>
-        <w:t>Очі мої підводжу я вгору, звідки прийде моя допомога.</w:t>
+      </w:pPr>
+      <w:r>
+        <w:rPr>
+          <w:rFonts w:ascii="Times New Roman" w:hAnsi="Times New Roman"/>
+          <w:b/>
+          <w:i/>
+          <w:color w:val="FF0000"/>
+          <w:lang w:val="uk-UA"/>
+        </w:rPr>
+        <w:t>Сподоби, Господи</w:t>
+      </w:r>
+    </w:p>
+    <w:p>
+      <w:pPr>
+        <w:spacing w:after="120" w:line="20" w:lineRule="atLeast"/>
+        <w:jc w:val="both"/>
+        <w:rPr>
+          <w:rFonts w:ascii="Times New Roman" w:hAnsi="Times New Roman"/>
+          <w:sz w:val="24"/>
+          <w:szCs w:val="24"/>
+          <w:lang w:val="uk-UA"/>
+        </w:rPr>
+      </w:pPr>
+      <w:r>
+        <w:rPr>
+          <w:rFonts w:ascii="Times New Roman" w:hAnsi="Times New Roman"/>
+          <w:sz w:val="24"/>
+          <w:szCs w:val="24"/>
+          <w:lang w:val="uk-UA"/>
+        </w:rPr>
+        <w:t>Сподоби, Господи, цього вечора* без гріха зберегтися нам.</w:t>
+      </w:r>
+    </w:p>
+    <w:p>
+      <w:pPr>
+        <w:spacing w:after="120" w:line="20" w:lineRule="atLeast"/>
+        <w:jc w:val="both"/>
+        <w:rPr>
+          <w:rFonts w:ascii="Times New Roman" w:hAnsi="Times New Roman"/>
+          <w:sz w:val="24"/>
+          <w:szCs w:val="24"/>
+          <w:lang w:val="uk-UA"/>
+        </w:rPr>
+      </w:pPr>
+      <w:r>
+        <w:rPr>
+          <w:rFonts w:ascii="Times New Roman" w:hAnsi="Times New Roman"/>
+          <w:sz w:val="24"/>
+          <w:szCs w:val="24"/>
+          <w:lang w:val="uk-UA"/>
+        </w:rPr>
+        <w:t>Благословенний ти, Господи, Боже отців наших,* і хвальне і прославлене ім'я твоє навіки. Амінь.</w:t>
+      </w:r>
+    </w:p>
+    <w:p>
+      <w:pPr>
+        <w:spacing w:after="120" w:line="20" w:lineRule="atLeast"/>
+        <w:jc w:val="both"/>
+        <w:rPr>
+          <w:rFonts w:ascii="Times New Roman" w:hAnsi="Times New Roman"/>
+          <w:sz w:val="24"/>
+          <w:szCs w:val="24"/>
+          <w:lang w:val="uk-UA"/>
+        </w:rPr>
+      </w:pPr>
+      <w:r>
+        <w:rPr>
+          <w:rFonts w:ascii="Times New Roman" w:hAnsi="Times New Roman"/>
+          <w:sz w:val="24"/>
+          <w:szCs w:val="24"/>
+          <w:lang w:val="uk-UA"/>
+        </w:rPr>
+        <w:t>Нехай буде, Господи, милість твоя на нас,* бо ми надіємось на тебе.</w:t>
+      </w:r>
+    </w:p>
+    <w:p>
+      <w:pPr>
+        <w:spacing w:after="120" w:line="20" w:lineRule="atLeast"/>
+        <w:jc w:val="both"/>
+        <w:rPr>
+          <w:rFonts w:ascii="Times New Roman" w:hAnsi="Times New Roman"/>
+          <w:sz w:val="24"/>
+          <w:szCs w:val="24"/>
+          <w:lang w:val="uk-UA"/>
+        </w:rPr>
+      </w:pPr>
+      <w:r>
+        <w:rPr>
+          <w:rFonts w:ascii="Times New Roman" w:hAnsi="Times New Roman"/>
+          <w:sz w:val="24"/>
+          <w:szCs w:val="24"/>
+          <w:lang w:val="uk-UA"/>
+        </w:rPr>
+        <w:t>Благословенний ти, Господи,* навчи мене установ твоїх.</w:t>
+      </w:r>
+    </w:p>
+    <w:p>
+      <w:pPr>
+        <w:spacing w:after="120" w:line="20" w:lineRule="atLeast"/>
+        <w:jc w:val="both"/>
+        <w:rPr>
+          <w:rFonts w:ascii="Times New Roman" w:hAnsi="Times New Roman"/>
+          <w:sz w:val="24"/>
+          <w:szCs w:val="24"/>
+          <w:lang w:val="uk-UA"/>
+        </w:rPr>
+      </w:pPr>
+      <w:r>
+        <w:rPr>
+          <w:rFonts w:ascii="Times New Roman" w:hAnsi="Times New Roman"/>
+          <w:sz w:val="24"/>
+          <w:szCs w:val="24"/>
+          <w:lang w:val="uk-UA"/>
+        </w:rPr>
+        <w:t>Благословенний ти, Владико,* врозуми мене установами твоїми.</w:t>
+      </w:r>
+    </w:p>
+    <w:p>
+      <w:pPr>
+        <w:spacing w:after="120" w:line="20" w:lineRule="atLeast"/>
+        <w:jc w:val="both"/>
+        <w:rPr>
+          <w:rFonts w:ascii="Times New Roman" w:hAnsi="Times New Roman"/>
+          <w:sz w:val="24"/>
+          <w:szCs w:val="24"/>
+          <w:lang w:val="uk-UA"/>
+        </w:rPr>
+      </w:pPr>
+      <w:r>
+        <w:rPr>
+          <w:rFonts w:ascii="Times New Roman" w:hAnsi="Times New Roman"/>
+          <w:sz w:val="24"/>
+          <w:szCs w:val="24"/>
+          <w:lang w:val="uk-UA"/>
+        </w:rPr>
+        <w:t>Благословенний ти, Святий,* просвіти мене установами твоїми.</w:t>
+      </w:r>
+    </w:p>
+    <w:p>
+      <w:pPr>
+        <w:spacing w:after="120" w:line="20" w:lineRule="atLeast"/>
+        <w:jc w:val="both"/>
+        <w:rPr>
+          <w:rFonts w:ascii="Times New Roman" w:hAnsi="Times New Roman"/>
+          <w:sz w:val="24"/>
+          <w:szCs w:val="24"/>
+          <w:lang w:val="uk-UA"/>
+        </w:rPr>
+      </w:pPr>
+      <w:r>
+        <w:rPr>
+          <w:rFonts w:ascii="Times New Roman" w:hAnsi="Times New Roman"/>
+          <w:sz w:val="24"/>
+          <w:szCs w:val="24"/>
+          <w:lang w:val="uk-UA"/>
+        </w:rPr>
+        <w:t>Господи, милість твоя повіки,* не покидай діло рук твоїх.</w:t>
+      </w:r>
+    </w:p>
+    <w:p>
+      <w:pPr>
+        <w:spacing w:after="120" w:line="20" w:lineRule="atLeast"/>
+        <w:jc w:val="both"/>
+        <w:rPr>
+          <w:rFonts w:ascii="Times New Roman" w:hAnsi="Times New Roman"/>
+          <w:sz w:val="24"/>
+          <w:szCs w:val="24"/>
+          <w:lang w:val="uk-UA"/>
+        </w:rPr>
+      </w:pPr>
+      <w:r>
+        <w:rPr>
+          <w:rFonts w:ascii="Times New Roman" w:hAnsi="Times New Roman"/>
+          <w:sz w:val="24"/>
+          <w:szCs w:val="24"/>
+          <w:lang w:val="uk-UA"/>
+        </w:rPr>
+        <w:t>Тобі належить хвала,* тобі належить пісня.</w:t>
+      </w:r>
+    </w:p>
+    <w:p>
+      <w:pPr>
+        <w:spacing w:after="120" w:line="20" w:lineRule="atLeast"/>
+        <w:jc w:val="both"/>
+        <w:rPr>
+          <w:rFonts w:ascii="Times New Roman" w:hAnsi="Times New Roman"/>
+          <w:sz w:val="24"/>
+          <w:szCs w:val="24"/>
+          <w:lang w:val="uk-UA"/>
+        </w:rPr>
+      </w:pPr>
+      <w:r>
+        <w:rPr>
+          <w:rFonts w:ascii="Times New Roman" w:hAnsi="Times New Roman"/>
+          <w:sz w:val="24"/>
+          <w:szCs w:val="24"/>
+          <w:lang w:val="uk-UA"/>
+        </w:rPr>
+        <w:t>Тобі належить слава:* Отцю, і Сину, і Святому Духові:</w:t>
+      </w:r>
+    </w:p>
+    <w:p>
+      <w:pPr>
+        <w:spacing w:after="120" w:line="20" w:lineRule="atLeast"/>
+        <w:jc w:val="both"/>
+        <w:rPr>
+          <w:rFonts w:ascii="Times New Roman" w:hAnsi="Times New Roman"/>
+          <w:sz w:val="24"/>
+          <w:szCs w:val="24"/>
+          <w:lang w:val="uk-UA"/>
+        </w:rPr>
+      </w:pPr>
+      <w:r>
+        <w:rPr>
+          <w:rFonts w:ascii="Times New Roman" w:hAnsi="Times New Roman"/>
+          <w:sz w:val="24"/>
+          <w:szCs w:val="24"/>
+          <w:lang w:val="uk-UA"/>
+        </w:rPr>
+        <w:t>Нині і повсякчас,* і на віки віків. Амінь.</w:t>
       </w:r>
     </w:p>
     <w:p>
@@ -4198,217 +4653,1232 @@
           <w:color w:val="FF0000"/>
           <w:lang w:val="uk-UA"/>
         </w:rPr>
-        <w:t>Сподоби, Господи</w:t>
-      </w:r>
-    </w:p>
-    <w:p>
-      <w:pPr>
-        <w:spacing w:after="120" w:line="20" w:lineRule="atLeast"/>
-        <w:jc w:val="both"/>
-        <w:rPr>
-          <w:rFonts w:ascii="Times New Roman" w:hAnsi="Times New Roman"/>
-          <w:sz w:val="24"/>
-          <w:szCs w:val="24"/>
-          <w:lang w:val="uk-UA"/>
-        </w:rPr>
-      </w:pPr>
-      <w:r>
-        <w:rPr>
-          <w:rFonts w:ascii="Times New Roman" w:hAnsi="Times New Roman"/>
-          <w:sz w:val="24"/>
-          <w:szCs w:val="24"/>
-          <w:lang w:val="uk-UA"/>
-        </w:rPr>
-        <w:t>Сподоби, Господи, цього вечора* без гріха зберегтися нам.</w:t>
-      </w:r>
-    </w:p>
-    <w:p>
-      <w:pPr>
-        <w:spacing w:after="120" w:line="20" w:lineRule="atLeast"/>
-        <w:jc w:val="both"/>
-        <w:rPr>
-          <w:rFonts w:ascii="Times New Roman" w:hAnsi="Times New Roman"/>
-          <w:sz w:val="24"/>
-          <w:szCs w:val="24"/>
-          <w:lang w:val="uk-UA"/>
-        </w:rPr>
-      </w:pPr>
-      <w:r>
-        <w:rPr>
-          <w:rFonts w:ascii="Times New Roman" w:hAnsi="Times New Roman"/>
-          <w:sz w:val="24"/>
-          <w:szCs w:val="24"/>
-          <w:lang w:val="uk-UA"/>
-        </w:rPr>
-        <w:t>Благословенний ти, Господи, Боже отців наших,* і хвальне і прославлене ім'я твоє навіки. Амінь.</w:t>
-      </w:r>
-    </w:p>
-    <w:p>
-      <w:pPr>
-        <w:spacing w:after="120" w:line="20" w:lineRule="atLeast"/>
-        <w:jc w:val="both"/>
-        <w:rPr>
-          <w:rFonts w:ascii="Times New Roman" w:hAnsi="Times New Roman"/>
-          <w:sz w:val="24"/>
-          <w:szCs w:val="24"/>
-          <w:lang w:val="uk-UA"/>
-        </w:rPr>
-      </w:pPr>
-      <w:r>
-        <w:rPr>
-          <w:rFonts w:ascii="Times New Roman" w:hAnsi="Times New Roman"/>
-          <w:sz w:val="24"/>
-          <w:szCs w:val="24"/>
-          <w:lang w:val="uk-UA"/>
-        </w:rPr>
-        <w:t>Нехай буде, Господи, милість твоя на нас,* бо ми надіємось на тебе.</w:t>
-      </w:r>
-    </w:p>
-    <w:p>
-      <w:pPr>
-        <w:spacing w:after="120" w:line="20" w:lineRule="atLeast"/>
-        <w:jc w:val="both"/>
-        <w:rPr>
-          <w:rFonts w:ascii="Times New Roman" w:hAnsi="Times New Roman"/>
-          <w:sz w:val="24"/>
-          <w:szCs w:val="24"/>
-          <w:lang w:val="uk-UA"/>
-        </w:rPr>
-      </w:pPr>
-      <w:r>
-        <w:rPr>
-          <w:rFonts w:ascii="Times New Roman" w:hAnsi="Times New Roman"/>
-          <w:sz w:val="24"/>
-          <w:szCs w:val="24"/>
-          <w:lang w:val="uk-UA"/>
-        </w:rPr>
-        <w:t>Благословенний ти, Господи,* навчи мене установ твоїх.</w:t>
-      </w:r>
-    </w:p>
-    <w:p>
-      <w:pPr>
-        <w:spacing w:after="120" w:line="20" w:lineRule="atLeast"/>
-        <w:jc w:val="both"/>
-        <w:rPr>
-          <w:rFonts w:ascii="Times New Roman" w:hAnsi="Times New Roman"/>
-          <w:sz w:val="24"/>
-          <w:szCs w:val="24"/>
-          <w:lang w:val="uk-UA"/>
-        </w:rPr>
-      </w:pPr>
-      <w:r>
-        <w:rPr>
-          <w:rFonts w:ascii="Times New Roman" w:hAnsi="Times New Roman"/>
-          <w:sz w:val="24"/>
-          <w:szCs w:val="24"/>
-          <w:lang w:val="uk-UA"/>
-        </w:rPr>
-        <w:t>Благословенний ти, Владико,* врозуми мене установами твоїми.</w:t>
-      </w:r>
-    </w:p>
-    <w:p>
-      <w:pPr>
-        <w:spacing w:after="120" w:line="20" w:lineRule="atLeast"/>
-        <w:jc w:val="both"/>
-        <w:rPr>
-          <w:rFonts w:ascii="Times New Roman" w:hAnsi="Times New Roman"/>
-          <w:sz w:val="24"/>
-          <w:szCs w:val="24"/>
-          <w:lang w:val="uk-UA"/>
-        </w:rPr>
-      </w:pPr>
-      <w:r>
-        <w:rPr>
-          <w:rFonts w:ascii="Times New Roman" w:hAnsi="Times New Roman"/>
-          <w:sz w:val="24"/>
-          <w:szCs w:val="24"/>
-          <w:lang w:val="uk-UA"/>
-        </w:rPr>
-        <w:t>Благословенний ти, Святий,* просвіти мене установами твоїми.</w:t>
-      </w:r>
-    </w:p>
-    <w:p>
-      <w:pPr>
-        <w:spacing w:after="120" w:line="20" w:lineRule="atLeast"/>
-        <w:jc w:val="both"/>
-        <w:rPr>
-          <w:rFonts w:ascii="Times New Roman" w:hAnsi="Times New Roman"/>
-          <w:sz w:val="24"/>
-          <w:szCs w:val="24"/>
-          <w:lang w:val="uk-UA"/>
-        </w:rPr>
-      </w:pPr>
-      <w:r>
-        <w:rPr>
-          <w:rFonts w:ascii="Times New Roman" w:hAnsi="Times New Roman"/>
-          <w:sz w:val="24"/>
-          <w:szCs w:val="24"/>
-          <w:lang w:val="uk-UA"/>
-        </w:rPr>
-        <w:t>Господи, милість твоя повіки,* не покидай діло рук твоїх.</w:t>
-      </w:r>
-    </w:p>
-    <w:p>
-      <w:pPr>
-        <w:spacing w:after="120" w:line="20" w:lineRule="atLeast"/>
-        <w:jc w:val="both"/>
-        <w:rPr>
-          <w:rFonts w:ascii="Times New Roman" w:hAnsi="Times New Roman"/>
-          <w:sz w:val="24"/>
-          <w:szCs w:val="24"/>
-          <w:lang w:val="uk-UA"/>
-        </w:rPr>
-      </w:pPr>
-      <w:r>
-        <w:rPr>
-          <w:rFonts w:ascii="Times New Roman" w:hAnsi="Times New Roman"/>
-          <w:sz w:val="24"/>
-          <w:szCs w:val="24"/>
-          <w:lang w:val="uk-UA"/>
-        </w:rPr>
-        <w:t>Тобі належить хвала,* тобі належить пісня.</w:t>
-      </w:r>
-    </w:p>
-    <w:p>
-      <w:pPr>
-        <w:spacing w:after="120" w:line="20" w:lineRule="atLeast"/>
-        <w:jc w:val="both"/>
-        <w:rPr>
-          <w:rFonts w:ascii="Times New Roman" w:hAnsi="Times New Roman"/>
-          <w:sz w:val="24"/>
-          <w:szCs w:val="24"/>
-          <w:lang w:val="uk-UA"/>
-        </w:rPr>
-      </w:pPr>
-      <w:r>
-        <w:rPr>
-          <w:rFonts w:ascii="Times New Roman" w:hAnsi="Times New Roman"/>
-          <w:sz w:val="24"/>
-          <w:szCs w:val="24"/>
-          <w:lang w:val="uk-UA"/>
-        </w:rPr>
-        <w:t>Тобі належить слава:* Отцю, і Сину, і Святому Духові:</w:t>
-      </w:r>
-    </w:p>
-    <w:p>
-      <w:pPr>
-        <w:spacing w:after="120" w:line="20" w:lineRule="atLeast"/>
-        <w:jc w:val="both"/>
-        <w:rPr>
-          <w:rFonts w:ascii="Times New Roman" w:hAnsi="Times New Roman"/>
-          <w:sz w:val="24"/>
-          <w:szCs w:val="24"/>
-          <w:lang w:val="uk-UA"/>
-        </w:rPr>
-      </w:pPr>
-      <w:r>
-        <w:rPr>
-          <w:rFonts w:ascii="Times New Roman" w:hAnsi="Times New Roman"/>
-          <w:sz w:val="24"/>
-          <w:szCs w:val="24"/>
-          <w:lang w:val="uk-UA"/>
-        </w:rPr>
-        <w:t>Нині і повсякчас,* і на віки віків. Амінь.</w:t>
+        <w:t>Прохальна єктенія</w:t>
+      </w:r>
+    </w:p>
+    <w:p>
+      <w:pPr>
+        <w:spacing w:after="120" w:line="20" w:lineRule="atLeast"/>
+        <w:jc w:val="both"/>
+        <w:rPr>
+          <w:rFonts w:ascii="Times New Roman" w:hAnsi="Times New Roman"/>
+          <w:sz w:val="24"/>
+          <w:szCs w:val="24"/>
+          <w:lang w:val="uk-UA"/>
+        </w:rPr>
+      </w:pPr>
+      <w:r>
+        <w:rPr>
+          <w:rFonts w:ascii="Times New Roman" w:hAnsi="Times New Roman"/>
+          <w:sz w:val="24"/>
+          <w:szCs w:val="24"/>
+          <w:lang w:val="uk-UA"/>
+        </w:rPr>
+        <w:t>Сповнім вечірню молитву нашу Господеві.</w:t>
+      </w:r>
+    </w:p>
+    <w:p>
+      <w:pPr>
+        <w:spacing w:after="120" w:line="20" w:lineRule="atLeast"/>
+        <w:jc w:val="both"/>
+        <w:rPr>
+          <w:rFonts w:ascii="Times New Roman" w:hAnsi="Times New Roman"/>
+          <w:sz w:val="24"/>
+          <w:szCs w:val="24"/>
+          <w:lang w:val="uk-UA"/>
+        </w:rPr>
+      </w:pPr>
+      <w:r>
+        <w:rPr>
+          <w:rFonts w:ascii="Times New Roman" w:hAnsi="Times New Roman"/>
+          <w:i/>
+          <w:color w:val="FF0000"/>
+          <w:sz w:val="24"/>
+          <w:szCs w:val="24"/>
+          <w:lang w:val="uk-UA"/>
+        </w:rPr>
+        <w:t>Вірні:</w:t>
+      </w:r>
+      <w:r>
+        <w:rPr>
+          <w:rFonts w:ascii="Times New Roman" w:hAnsi="Times New Roman"/>
+          <w:color w:val="FF0000"/>
+          <w:sz w:val="24"/>
+          <w:szCs w:val="24"/>
+          <w:lang w:val="uk-UA"/>
+        </w:rPr>
+        <w:t xml:space="preserve"> </w:t>
+      </w:r>
+      <w:r>
+        <w:rPr>
+          <w:rFonts w:ascii="Times New Roman" w:hAnsi="Times New Roman"/>
+          <w:sz w:val="24"/>
+          <w:szCs w:val="24"/>
+          <w:lang w:val="uk-UA"/>
+        </w:rPr>
+        <w:t>Господи, помилуй.</w:t>
+      </w:r>
+    </w:p>
+    <w:p>
+      <w:pPr>
+        <w:spacing w:after="120" w:line="20" w:lineRule="atLeast"/>
+        <w:jc w:val="both"/>
+        <w:rPr>
+          <w:rFonts w:ascii="Times New Roman" w:hAnsi="Times New Roman"/>
+          <w:sz w:val="24"/>
+          <w:szCs w:val="24"/>
+          <w:lang w:val="uk-UA"/>
+        </w:rPr>
+      </w:pPr>
+      <w:r>
+        <w:rPr>
+          <w:rFonts w:ascii="Times New Roman" w:hAnsi="Times New Roman"/>
+          <w:sz w:val="24"/>
+          <w:szCs w:val="24"/>
+          <w:lang w:val="uk-UA"/>
+        </w:rPr>
+        <w:t>Заступи, спаси, помилуй і охорони нас, Боже, твоєю благодаттю.</w:t>
+      </w:r>
+    </w:p>
+    <w:p>
+      <w:pPr>
+        <w:spacing w:after="120" w:line="20" w:lineRule="atLeast"/>
+        <w:jc w:val="both"/>
+        <w:rPr>
+          <w:rFonts w:ascii="Times New Roman" w:hAnsi="Times New Roman"/>
+          <w:sz w:val="24"/>
+          <w:szCs w:val="24"/>
+          <w:lang w:val="uk-UA"/>
+        </w:rPr>
+      </w:pPr>
+      <w:r>
+        <w:rPr>
+          <w:rFonts w:ascii="Times New Roman" w:hAnsi="Times New Roman"/>
+          <w:i/>
+          <w:color w:val="FF0000"/>
+          <w:sz w:val="24"/>
+          <w:szCs w:val="24"/>
+          <w:lang w:val="uk-UA"/>
+        </w:rPr>
+        <w:t>Вірні:</w:t>
+      </w:r>
+      <w:r>
+        <w:rPr>
+          <w:rFonts w:ascii="Times New Roman" w:hAnsi="Times New Roman"/>
+          <w:color w:val="FF0000"/>
+          <w:sz w:val="24"/>
+          <w:szCs w:val="24"/>
+          <w:lang w:val="uk-UA"/>
+        </w:rPr>
+        <w:t xml:space="preserve"> </w:t>
+      </w:r>
+      <w:r>
+        <w:rPr>
+          <w:rFonts w:ascii="Times New Roman" w:hAnsi="Times New Roman"/>
+          <w:sz w:val="24"/>
+          <w:szCs w:val="24"/>
+          <w:lang w:val="uk-UA"/>
+        </w:rPr>
+        <w:t>Господи, помилуй.</w:t>
+      </w:r>
+    </w:p>
+    <w:p>
+      <w:pPr>
+        <w:spacing w:after="120" w:line="20" w:lineRule="atLeast"/>
+        <w:jc w:val="both"/>
+        <w:rPr>
+          <w:rFonts w:ascii="Times New Roman" w:hAnsi="Times New Roman"/>
+          <w:sz w:val="24"/>
+          <w:szCs w:val="24"/>
+          <w:lang w:val="uk-UA"/>
+        </w:rPr>
+      </w:pPr>
+      <w:r>
+        <w:rPr>
+          <w:rFonts w:ascii="Times New Roman" w:hAnsi="Times New Roman"/>
+          <w:sz w:val="24"/>
+          <w:szCs w:val="24"/>
+          <w:lang w:val="uk-UA"/>
+        </w:rPr>
+        <w:t>Вечора всього досконалого, святого, мирного і безгрішного у Господа просім.</w:t>
+      </w:r>
+    </w:p>
+    <w:p>
+      <w:pPr>
+        <w:spacing w:after="120" w:line="20" w:lineRule="atLeast"/>
+        <w:jc w:val="both"/>
+        <w:rPr>
+          <w:rFonts w:ascii="Times New Roman" w:hAnsi="Times New Roman"/>
+          <w:i/>
+          <w:sz w:val="24"/>
+          <w:szCs w:val="24"/>
+          <w:lang w:val="uk-UA"/>
+        </w:rPr>
+      </w:pPr>
+      <w:r>
+        <w:rPr>
+          <w:rFonts w:ascii="Times New Roman" w:hAnsi="Times New Roman"/>
+          <w:i/>
+          <w:color w:val="FF0000"/>
+          <w:sz w:val="24"/>
+          <w:szCs w:val="24"/>
+          <w:lang w:val="uk-UA"/>
+        </w:rPr>
+        <w:t>Вірні:</w:t>
+      </w:r>
+      <w:r>
+        <w:rPr>
+          <w:rFonts w:ascii="Times New Roman" w:hAnsi="Times New Roman"/>
+          <w:sz w:val="24"/>
+          <w:szCs w:val="24"/>
+          <w:lang w:val="uk-UA"/>
+        </w:rPr>
+        <w:t xml:space="preserve"> Подай, Господи</w:t>
+      </w:r>
+      <w:r>
+        <w:rPr>
+          <w:rFonts w:ascii="Times New Roman" w:hAnsi="Times New Roman"/>
+          <w:i/>
+          <w:sz w:val="24"/>
+          <w:szCs w:val="24"/>
+          <w:lang w:val="uk-UA"/>
+        </w:rPr>
+        <w:t>.</w:t>
+      </w:r>
+    </w:p>
+    <w:p>
+      <w:pPr>
+        <w:spacing w:after="120" w:line="20" w:lineRule="atLeast"/>
+        <w:jc w:val="both"/>
+        <w:rPr>
+          <w:rFonts w:ascii="Times New Roman" w:hAnsi="Times New Roman"/>
+          <w:sz w:val="24"/>
+          <w:szCs w:val="24"/>
+          <w:lang w:val="uk-UA"/>
+        </w:rPr>
+      </w:pPr>
+      <w:r>
+        <w:rPr>
+          <w:rFonts w:ascii="Times New Roman" w:hAnsi="Times New Roman"/>
+          <w:sz w:val="24"/>
+          <w:szCs w:val="24"/>
+          <w:lang w:val="uk-UA"/>
+        </w:rPr>
+        <w:t>Ангела миру, вірного наставника, охоронця душ і тіл наших у Господа просім.</w:t>
+      </w:r>
+    </w:p>
+    <w:p>
+      <w:pPr>
+        <w:spacing w:after="120" w:line="20" w:lineRule="atLeast"/>
+        <w:jc w:val="both"/>
+        <w:rPr>
+          <w:rFonts w:ascii="Times New Roman" w:hAnsi="Times New Roman"/>
+          <w:i/>
+          <w:sz w:val="24"/>
+          <w:szCs w:val="24"/>
+          <w:lang w:val="uk-UA"/>
+        </w:rPr>
+      </w:pPr>
+      <w:r>
+        <w:rPr>
+          <w:rFonts w:ascii="Times New Roman" w:hAnsi="Times New Roman"/>
+          <w:i/>
+          <w:color w:val="FF0000"/>
+          <w:sz w:val="24"/>
+          <w:szCs w:val="24"/>
+          <w:lang w:val="uk-UA"/>
+        </w:rPr>
+        <w:t>Вірні:</w:t>
+      </w:r>
+      <w:r>
+        <w:rPr>
+          <w:rFonts w:ascii="Times New Roman" w:hAnsi="Times New Roman"/>
+          <w:sz w:val="24"/>
+          <w:szCs w:val="24"/>
+          <w:lang w:val="uk-UA"/>
+        </w:rPr>
+        <w:t xml:space="preserve"> Подай, Господи</w:t>
+      </w:r>
+      <w:r>
+        <w:rPr>
+          <w:rFonts w:ascii="Times New Roman" w:hAnsi="Times New Roman"/>
+          <w:i/>
+          <w:sz w:val="24"/>
+          <w:szCs w:val="24"/>
+          <w:lang w:val="uk-UA"/>
+        </w:rPr>
+        <w:t>.</w:t>
+      </w:r>
+    </w:p>
+    <w:p>
+      <w:pPr>
+        <w:spacing w:after="120" w:line="20" w:lineRule="atLeast"/>
+        <w:jc w:val="both"/>
+        <w:rPr>
+          <w:rFonts w:ascii="Times New Roman" w:hAnsi="Times New Roman"/>
+          <w:sz w:val="24"/>
+          <w:szCs w:val="24"/>
+          <w:lang w:val="uk-UA"/>
+        </w:rPr>
+      </w:pPr>
+      <w:r>
+        <w:rPr>
+          <w:rFonts w:ascii="Times New Roman" w:hAnsi="Times New Roman"/>
+          <w:sz w:val="24"/>
+          <w:szCs w:val="24"/>
+          <w:lang w:val="uk-UA"/>
+        </w:rPr>
+        <w:t>Прощення і відпущення гріхів, і прогрішень наших у Господа просім.</w:t>
+      </w:r>
+    </w:p>
+    <w:p>
+      <w:pPr>
+        <w:spacing w:after="120" w:line="20" w:lineRule="atLeast"/>
+        <w:jc w:val="both"/>
+        <w:rPr>
+          <w:rFonts w:ascii="Times New Roman" w:hAnsi="Times New Roman"/>
+          <w:i/>
+          <w:sz w:val="24"/>
+          <w:szCs w:val="24"/>
+          <w:lang w:val="uk-UA"/>
+        </w:rPr>
+      </w:pPr>
+      <w:r>
+        <w:rPr>
+          <w:rFonts w:ascii="Times New Roman" w:hAnsi="Times New Roman"/>
+          <w:i/>
+          <w:color w:val="FF0000"/>
+          <w:sz w:val="24"/>
+          <w:szCs w:val="24"/>
+          <w:lang w:val="uk-UA"/>
+        </w:rPr>
+        <w:t>Вірні:</w:t>
+      </w:r>
+      <w:r>
+        <w:rPr>
+          <w:rFonts w:ascii="Times New Roman" w:hAnsi="Times New Roman"/>
+          <w:sz w:val="24"/>
+          <w:szCs w:val="24"/>
+          <w:lang w:val="uk-UA"/>
+        </w:rPr>
+        <w:t xml:space="preserve"> Подай, Господи</w:t>
+      </w:r>
+      <w:r>
+        <w:rPr>
+          <w:rFonts w:ascii="Times New Roman" w:hAnsi="Times New Roman"/>
+          <w:i/>
+          <w:sz w:val="24"/>
+          <w:szCs w:val="24"/>
+          <w:lang w:val="uk-UA"/>
+        </w:rPr>
+        <w:t>.</w:t>
+      </w:r>
+    </w:p>
+    <w:p>
+      <w:pPr>
+        <w:spacing w:after="120" w:line="20" w:lineRule="atLeast"/>
+        <w:jc w:val="both"/>
+        <w:rPr>
+          <w:rFonts w:ascii="Times New Roman" w:hAnsi="Times New Roman"/>
+          <w:sz w:val="24"/>
+          <w:szCs w:val="24"/>
+          <w:lang w:val="uk-UA"/>
+        </w:rPr>
+      </w:pPr>
+      <w:r>
+        <w:rPr>
+          <w:rFonts w:ascii="Times New Roman" w:hAnsi="Times New Roman"/>
+          <w:sz w:val="24"/>
+          <w:szCs w:val="24"/>
+          <w:lang w:val="uk-UA"/>
+        </w:rPr>
+        <w:t>Доброго і пожиточного для душ наших і миру для світу у Господа просім.</w:t>
+      </w:r>
+    </w:p>
+    <w:p>
+      <w:pPr>
+        <w:spacing w:after="120" w:line="20" w:lineRule="atLeast"/>
+        <w:jc w:val="both"/>
+        <w:rPr>
+          <w:rFonts w:ascii="Times New Roman" w:hAnsi="Times New Roman"/>
+          <w:i/>
+          <w:sz w:val="24"/>
+          <w:szCs w:val="24"/>
+          <w:lang w:val="uk-UA"/>
+        </w:rPr>
+      </w:pPr>
+      <w:r>
+        <w:rPr>
+          <w:rFonts w:ascii="Times New Roman" w:hAnsi="Times New Roman"/>
+          <w:i/>
+          <w:color w:val="FF0000"/>
+          <w:sz w:val="24"/>
+          <w:szCs w:val="24"/>
+          <w:lang w:val="uk-UA"/>
+        </w:rPr>
+        <w:t>Вірні:</w:t>
+      </w:r>
+      <w:r>
+        <w:rPr>
+          <w:rFonts w:ascii="Times New Roman" w:hAnsi="Times New Roman"/>
+          <w:sz w:val="24"/>
+          <w:szCs w:val="24"/>
+          <w:lang w:val="uk-UA"/>
+        </w:rPr>
+        <w:t xml:space="preserve"> Подай, Господи</w:t>
+      </w:r>
+      <w:r>
+        <w:rPr>
+          <w:rFonts w:ascii="Times New Roman" w:hAnsi="Times New Roman"/>
+          <w:i/>
+          <w:sz w:val="24"/>
+          <w:szCs w:val="24"/>
+          <w:lang w:val="uk-UA"/>
+        </w:rPr>
+        <w:t>.</w:t>
+      </w:r>
+    </w:p>
+    <w:p>
+      <w:pPr>
+        <w:spacing w:after="120" w:line="20" w:lineRule="atLeast"/>
+        <w:jc w:val="both"/>
+        <w:rPr>
+          <w:rFonts w:ascii="Times New Roman" w:hAnsi="Times New Roman"/>
+          <w:sz w:val="24"/>
+          <w:szCs w:val="24"/>
+          <w:lang w:val="uk-UA"/>
+        </w:rPr>
+      </w:pPr>
+      <w:r>
+        <w:rPr>
+          <w:rFonts w:ascii="Times New Roman" w:hAnsi="Times New Roman"/>
+          <w:sz w:val="24"/>
+          <w:szCs w:val="24"/>
+          <w:lang w:val="uk-UA"/>
+        </w:rPr>
+        <w:t>Осталий час життя нашого в мирі й покаянні скінчити у Господа просім.</w:t>
+      </w:r>
+    </w:p>
+    <w:p>
+      <w:pPr>
+        <w:spacing w:after="120" w:line="20" w:lineRule="atLeast"/>
+        <w:jc w:val="both"/>
+        <w:rPr>
+          <w:rFonts w:ascii="Times New Roman" w:hAnsi="Times New Roman"/>
+          <w:i/>
+          <w:sz w:val="24"/>
+          <w:szCs w:val="24"/>
+          <w:lang w:val="uk-UA"/>
+        </w:rPr>
+      </w:pPr>
+      <w:r>
+        <w:rPr>
+          <w:rFonts w:ascii="Times New Roman" w:hAnsi="Times New Roman"/>
+          <w:i/>
+          <w:color w:val="FF0000"/>
+          <w:sz w:val="24"/>
+          <w:szCs w:val="24"/>
+          <w:lang w:val="uk-UA"/>
+        </w:rPr>
+        <w:t>Вірні:</w:t>
+      </w:r>
+      <w:r>
+        <w:rPr>
+          <w:rFonts w:ascii="Times New Roman" w:hAnsi="Times New Roman"/>
+          <w:sz w:val="24"/>
+          <w:szCs w:val="24"/>
+          <w:lang w:val="uk-UA"/>
+        </w:rPr>
+        <w:t xml:space="preserve"> Подай, Господи</w:t>
+      </w:r>
+      <w:r>
+        <w:rPr>
+          <w:rFonts w:ascii="Times New Roman" w:hAnsi="Times New Roman"/>
+          <w:i/>
+          <w:sz w:val="24"/>
+          <w:szCs w:val="24"/>
+          <w:lang w:val="uk-UA"/>
+        </w:rPr>
+        <w:t>.</w:t>
+      </w:r>
+    </w:p>
+    <w:p>
+      <w:pPr>
+        <w:spacing w:after="120" w:line="20" w:lineRule="atLeast"/>
+        <w:jc w:val="both"/>
+        <w:rPr>
+          <w:rFonts w:ascii="Times New Roman" w:hAnsi="Times New Roman"/>
+          <w:sz w:val="24"/>
+          <w:szCs w:val="24"/>
+          <w:lang w:val="uk-UA"/>
+        </w:rPr>
+      </w:pPr>
+      <w:r>
+        <w:rPr>
+          <w:rFonts w:ascii="Times New Roman" w:hAnsi="Times New Roman"/>
+          <w:sz w:val="24"/>
+          <w:szCs w:val="24"/>
+          <w:lang w:val="uk-UA"/>
+        </w:rPr>
+        <w:t>Християнської кончини життя нашого, безболісної, бездоганної, мирної, і доброго одвіту на страшному суді Христовому просім.</w:t>
+      </w:r>
+    </w:p>
+    <w:p>
+      <w:pPr>
+        <w:spacing w:after="120" w:line="20" w:lineRule="atLeast"/>
+        <w:jc w:val="both"/>
+        <w:rPr>
+          <w:rFonts w:ascii="Times New Roman" w:hAnsi="Times New Roman"/>
+          <w:i/>
+          <w:sz w:val="24"/>
+          <w:szCs w:val="24"/>
+          <w:lang w:val="uk-UA"/>
+        </w:rPr>
+      </w:pPr>
+      <w:r>
+        <w:rPr>
+          <w:rFonts w:ascii="Times New Roman" w:hAnsi="Times New Roman"/>
+          <w:i/>
+          <w:color w:val="FF0000"/>
+          <w:sz w:val="24"/>
+          <w:szCs w:val="24"/>
+          <w:lang w:val="uk-UA"/>
+        </w:rPr>
+        <w:t>Вірні:</w:t>
+      </w:r>
+      <w:r>
+        <w:rPr>
+          <w:rFonts w:ascii="Times New Roman" w:hAnsi="Times New Roman"/>
+          <w:sz w:val="24"/>
+          <w:szCs w:val="24"/>
+          <w:lang w:val="uk-UA"/>
+        </w:rPr>
+        <w:t xml:space="preserve"> Подай, Господи</w:t>
+      </w:r>
+      <w:r>
+        <w:rPr>
+          <w:rFonts w:ascii="Times New Roman" w:hAnsi="Times New Roman"/>
+          <w:i/>
+          <w:sz w:val="24"/>
+          <w:szCs w:val="24"/>
+          <w:lang w:val="uk-UA"/>
+        </w:rPr>
+        <w:t>.</w:t>
+      </w:r>
+    </w:p>
+    <w:p>
+      <w:pPr>
+        <w:spacing w:after="120" w:line="20" w:lineRule="atLeast"/>
+        <w:jc w:val="both"/>
+        <w:rPr>
+          <w:rFonts w:ascii="Times New Roman" w:hAnsi="Times New Roman"/>
+          <w:sz w:val="24"/>
+          <w:szCs w:val="24"/>
+          <w:lang w:val="uk-UA"/>
+        </w:rPr>
+      </w:pPr>
+      <w:r>
+        <w:rPr>
+          <w:rFonts w:ascii="Times New Roman" w:hAnsi="Times New Roman"/>
+          <w:sz w:val="24"/>
+          <w:szCs w:val="24"/>
+          <w:lang w:val="uk-UA"/>
+        </w:rPr>
+        <w:t>Пресвяту, пречисту, преблагословенну, славну Владичицю нашу Богородицю і приснодіву Марію, з усіма святими пом'янувши, самі себе, і один одного, і все життя наше Христу Богові віддаймо.</w:t>
+      </w:r>
+    </w:p>
+    <w:p>
+      <w:pPr>
+        <w:spacing w:after="120" w:line="20" w:lineRule="atLeast"/>
+        <w:jc w:val="both"/>
+        <w:rPr>
+          <w:rFonts w:ascii="Times New Roman" w:hAnsi="Times New Roman"/>
+          <w:sz w:val="24"/>
+          <w:szCs w:val="24"/>
+          <w:lang w:val="uk-UA"/>
+        </w:rPr>
+      </w:pPr>
+      <w:r>
+        <w:rPr>
+          <w:rFonts w:ascii="Times New Roman" w:hAnsi="Times New Roman"/>
+          <w:i/>
+          <w:color w:val="FF0000"/>
+          <w:sz w:val="24"/>
+          <w:szCs w:val="24"/>
+          <w:lang w:val="uk-UA"/>
+        </w:rPr>
+        <w:t>Вірні:</w:t>
+      </w:r>
+      <w:r>
+        <w:rPr>
+          <w:rFonts w:ascii="Times New Roman" w:hAnsi="Times New Roman"/>
+          <w:color w:val="FF0000"/>
+          <w:sz w:val="24"/>
+          <w:szCs w:val="24"/>
+          <w:lang w:val="uk-UA"/>
+        </w:rPr>
+        <w:t xml:space="preserve"> </w:t>
+      </w:r>
+      <w:r>
+        <w:rPr>
+          <w:rFonts w:ascii="Times New Roman" w:hAnsi="Times New Roman"/>
+          <w:sz w:val="24"/>
+          <w:szCs w:val="24"/>
+          <w:lang w:val="uk-UA"/>
+        </w:rPr>
+        <w:t>Тобі, Господи.</w:t>
+      </w:r>
+    </w:p>
+    <w:p>
+      <w:pPr>
+        <w:spacing w:after="120" w:line="20" w:lineRule="atLeast"/>
+        <w:jc w:val="both"/>
+        <w:rPr>
+          <w:rFonts w:ascii="Times New Roman" w:hAnsi="Times New Roman"/>
+          <w:sz w:val="24"/>
+          <w:szCs w:val="24"/>
+          <w:u w:val="single"/>
+          <w:lang w:val="uk-UA"/>
+        </w:rPr>
+      </w:pPr>
+      <w:r>
+        <w:rPr>
+          <w:rFonts w:ascii="Times New Roman" w:hAnsi="Times New Roman"/>
+          <w:sz w:val="24"/>
+          <w:szCs w:val="24"/>
+          <w:u w:val="single"/>
+          <w:lang w:val="uk-UA"/>
+        </w:rPr>
+        <w:t>[Боже великий і вишній, в тебе одного є безсмертність і в світлі живеш недоступнім. Ти все створіння мудро створив, відокремив світло від темряви і сонце поклав, щоб правити днем, а місяць і зорі, щоб володіли ніччю, нас же грішних вчинив достойними і в теперішню годину стати перед твоїм обличчям, щоб тебе визнавати і принести тобі вечірнє славослов'я. Направ, Чоловіколюбче, молитву нашу, немов кадило, перед тобою і прийми її, як благовонний запах. Дай нам мирний цей вечір і близьку вже ніч; зодягни нас у броню світла; визволь нас від нічного страху і всякої речі, що в темряві з'являється, і дай сон, що його ти дарував на відпочинок нашій немічності, вільний від усякого маріння диявольського. Владико, давче добра, хай і на нашій постелі, бувши тобі милими, згадуємо вночі твоє ім'я і, просвічувані навчанням твоїх заповідей, встанемо в душевній радості до звеличування твоєї доброти, приносячи твоєму милосердю молитви і моління, за наші і всіх твоїх людей провини. Відвідай їх задля молитов святої Богородиці.]</w:t>
+      </w:r>
+    </w:p>
+    <w:p>
+      <w:pPr>
+        <w:spacing w:after="120" w:line="20" w:lineRule="atLeast"/>
+        <w:jc w:val="both"/>
+        <w:rPr>
+          <w:rFonts w:ascii="Times New Roman" w:hAnsi="Times New Roman"/>
+          <w:sz w:val="24"/>
+          <w:szCs w:val="24"/>
+          <w:lang w:val="uk-UA"/>
+        </w:rPr>
+      </w:pPr>
+      <w:r>
+        <w:rPr>
+          <w:rFonts w:ascii="Times New Roman" w:hAnsi="Times New Roman"/>
+          <w:i/>
+          <w:color w:val="FF4400"/>
+          <w:sz w:val="24"/>
+        </w:rPr>
+        <w:t>Священик:</w:t>
+      </w:r>
+      <w:r>
+        <w:rPr>
+          <w:rFonts w:ascii="Times New Roman" w:hAnsi="Times New Roman"/>
+          <w:sz w:val="24"/>
+        </w:rPr>
+        <w:t xml:space="preserve"> Бо ти Бог милости, ласк і чоловіколюбности, і тобі славу віддаємо: Отцю, і Сину, і Святому Духові, нині і повсякчас, і на віки віків.</w:t>
+      </w:r>
+    </w:p>
+    <w:p>
+      <w:pPr>
+        <w:spacing w:after="120" w:line="20" w:lineRule="atLeast"/>
+        <w:jc w:val="both"/>
+        <w:rPr>
+          <w:rFonts w:ascii="Times New Roman" w:hAnsi="Times New Roman"/>
+          <w:sz w:val="24"/>
+          <w:szCs w:val="24"/>
+          <w:lang w:val="uk-UA"/>
+        </w:rPr>
+      </w:pPr>
+      <w:r>
+        <w:rPr>
+          <w:rFonts w:ascii="Times New Roman" w:hAnsi="Times New Roman"/>
+          <w:i/>
+          <w:color w:val="FF0000"/>
+          <w:sz w:val="24"/>
+          <w:szCs w:val="24"/>
+          <w:lang w:val="uk-UA"/>
+        </w:rPr>
+        <w:t>Вірні:</w:t>
+      </w:r>
+      <w:r>
+        <w:rPr>
+          <w:rFonts w:ascii="Times New Roman" w:hAnsi="Times New Roman"/>
+          <w:color w:val="FF0000"/>
+          <w:sz w:val="24"/>
+          <w:szCs w:val="24"/>
+          <w:lang w:val="uk-UA"/>
+        </w:rPr>
+        <w:t xml:space="preserve"> </w:t>
+      </w:r>
+      <w:r>
+        <w:rPr>
+          <w:rFonts w:ascii="Times New Roman" w:hAnsi="Times New Roman"/>
+          <w:sz w:val="24"/>
+          <w:szCs w:val="24"/>
+          <w:lang w:val="uk-UA"/>
+        </w:rPr>
+        <w:t>Амінь.</w:t>
+      </w:r>
+    </w:p>
+    <w:p>
+      <w:pPr>
+        <w:spacing w:after="120" w:line="20" w:lineRule="atLeast"/>
+        <w:jc w:val="both"/>
+        <w:rPr>
+          <w:rFonts w:ascii="Times New Roman" w:hAnsi="Times New Roman"/>
+          <w:sz w:val="24"/>
+          <w:szCs w:val="24"/>
+          <w:lang w:val="uk-UA"/>
+        </w:rPr>
+      </w:pPr>
+      <w:r>
+        <w:rPr>
+          <w:rFonts w:ascii="Times New Roman" w:hAnsi="Times New Roman"/>
+          <w:i/>
+          <w:color w:val="FF4400"/>
+          <w:sz w:val="24"/>
+        </w:rPr>
+        <w:t>Священик:</w:t>
+      </w:r>
+      <w:r>
+        <w:rPr>
+          <w:rFonts w:ascii="Times New Roman" w:hAnsi="Times New Roman"/>
+          <w:sz w:val="24"/>
+        </w:rPr>
+        <w:t xml:space="preserve"> Мир всім.</w:t>
+      </w:r>
+    </w:p>
+    <w:p>
+      <w:pPr>
+        <w:spacing w:after="120" w:line="20" w:lineRule="atLeast"/>
+        <w:jc w:val="both"/>
+        <w:rPr>
+          <w:rFonts w:ascii="Times New Roman" w:hAnsi="Times New Roman"/>
+          <w:sz w:val="24"/>
+          <w:szCs w:val="24"/>
+          <w:lang w:val="uk-UA"/>
+        </w:rPr>
+      </w:pPr>
+      <w:r>
+        <w:rPr>
+          <w:rFonts w:ascii="Times New Roman" w:hAnsi="Times New Roman"/>
+          <w:i/>
+          <w:color w:val="FF0000"/>
+          <w:sz w:val="24"/>
+          <w:szCs w:val="24"/>
+          <w:lang w:val="uk-UA"/>
+        </w:rPr>
+        <w:t>Вірні:</w:t>
+      </w:r>
+      <w:r>
+        <w:rPr>
+          <w:rFonts w:ascii="Times New Roman" w:hAnsi="Times New Roman"/>
+          <w:color w:val="FF0000"/>
+          <w:sz w:val="24"/>
+          <w:szCs w:val="24"/>
+          <w:lang w:val="uk-UA"/>
+        </w:rPr>
+        <w:t xml:space="preserve"> </w:t>
+      </w:r>
+      <w:r>
+        <w:rPr>
+          <w:rFonts w:ascii="Times New Roman" w:hAnsi="Times New Roman"/>
+          <w:sz w:val="24"/>
+          <w:szCs w:val="24"/>
+          <w:lang w:val="uk-UA"/>
+        </w:rPr>
+        <w:t>І духові твоєму.</w:t>
+      </w:r>
+    </w:p>
+    <w:p>
+      <w:pPr>
+        <w:spacing w:after="120" w:line="20" w:lineRule="atLeast"/>
+        <w:jc w:val="both"/>
+        <w:rPr>
+          <w:rFonts w:ascii="Times New Roman" w:hAnsi="Times New Roman"/>
+          <w:sz w:val="24"/>
+          <w:szCs w:val="24"/>
+          <w:lang w:val="uk-UA"/>
+        </w:rPr>
+      </w:pPr>
+      <w:r>
+        <w:rPr>
+          <w:rFonts w:ascii="Times New Roman" w:hAnsi="Times New Roman"/>
+          <w:sz w:val="24"/>
+          <w:szCs w:val="24"/>
+          <w:lang w:val="uk-UA"/>
+        </w:rPr>
+        <w:t>Голови ваші перед Господом схиліть.</w:t>
+      </w:r>
+    </w:p>
+    <w:p>
+      <w:pPr>
+        <w:spacing w:after="120" w:line="20" w:lineRule="atLeast"/>
+        <w:jc w:val="both"/>
+        <w:rPr>
+          <w:rFonts w:ascii="Times New Roman" w:hAnsi="Times New Roman"/>
+          <w:sz w:val="24"/>
+          <w:szCs w:val="24"/>
+          <w:lang w:val="uk-UA"/>
+        </w:rPr>
+      </w:pPr>
+      <w:r>
+        <w:rPr>
+          <w:rFonts w:ascii="Times New Roman" w:hAnsi="Times New Roman"/>
+          <w:i/>
+          <w:color w:val="FF0000"/>
+          <w:sz w:val="24"/>
+          <w:szCs w:val="24"/>
+          <w:lang w:val="uk-UA"/>
+        </w:rPr>
+        <w:t>Вірні:</w:t>
+      </w:r>
+      <w:r>
+        <w:rPr>
+          <w:rFonts w:ascii="Times New Roman" w:hAnsi="Times New Roman"/>
+          <w:color w:val="FF0000"/>
+          <w:sz w:val="24"/>
+          <w:szCs w:val="24"/>
+          <w:lang w:val="uk-UA"/>
+        </w:rPr>
+        <w:t xml:space="preserve"> </w:t>
+      </w:r>
+      <w:r>
+        <w:rPr>
+          <w:rFonts w:ascii="Times New Roman" w:hAnsi="Times New Roman"/>
+          <w:sz w:val="24"/>
+          <w:szCs w:val="24"/>
+          <w:lang w:val="uk-UA"/>
+        </w:rPr>
+        <w:t>Тобі, Господи.</w:t>
+      </w:r>
+    </w:p>
+    <w:p>
+      <w:pPr>
+        <w:spacing w:after="120" w:line="20" w:lineRule="atLeast"/>
+        <w:jc w:val="both"/>
+        <w:rPr>
+          <w:rFonts w:ascii="Times New Roman" w:hAnsi="Times New Roman"/>
+          <w:sz w:val="24"/>
+          <w:szCs w:val="24"/>
+          <w:lang w:val="uk-UA"/>
+        </w:rPr>
+      </w:pPr>
+      <w:r>
+        <w:rPr>
+          <w:rFonts w:ascii="Times New Roman" w:hAnsi="Times New Roman"/>
+          <w:i/>
+          <w:color w:val="FF0000"/>
+          <w:sz w:val="24"/>
+          <w:szCs w:val="24"/>
+          <w:lang w:val="uk-UA"/>
+        </w:rPr>
+        <w:t>Священик читає молитву:</w:t>
+      </w:r>
+      <w:r>
+        <w:rPr>
+          <w:rFonts w:ascii="Times New Roman" w:hAnsi="Times New Roman"/>
+          <w:sz w:val="24"/>
+          <w:szCs w:val="24"/>
+          <w:lang w:val="uk-UA"/>
+        </w:rPr>
+        <w:t xml:space="preserve"> Господи, Боже наш, що прихилив небо і зійшов на спасіння людського роду! Зглянься на слуг твоїх і на спадкоємство твоє, бо перед тобою, страшним і чоловіколюбним Суддею, слуги твої схилили свої голови і зігнули свої шиї, не від людей очікуючи допомоги, але на твою надіючись милість і твого очікуючи спасіння; тож оберігай їх повсякчасно, і в цей вечір, і в прийдешню ніч збережи від усякого ворога, і від будь-якого зазіхання диявольського, і від думок марних, і спогадів лукавих.</w:t>
+      </w:r>
+    </w:p>
+    <w:p>
+      <w:pPr>
+        <w:spacing w:after="120" w:line="20" w:lineRule="atLeast"/>
+        <w:jc w:val="both"/>
+        <w:rPr>
+          <w:rFonts w:ascii="Times New Roman" w:hAnsi="Times New Roman"/>
+          <w:sz w:val="24"/>
+          <w:szCs w:val="24"/>
+          <w:lang w:val="uk-UA"/>
+        </w:rPr>
+      </w:pPr>
+      <w:r>
+        <w:rPr>
+          <w:rFonts w:ascii="Times New Roman" w:hAnsi="Times New Roman"/>
+          <w:i/>
+          <w:color w:val="FF4400"/>
+          <w:sz w:val="24"/>
+        </w:rPr>
+        <w:t>Священик:</w:t>
+      </w:r>
+      <w:r>
+        <w:rPr>
+          <w:rFonts w:ascii="Times New Roman" w:hAnsi="Times New Roman"/>
+          <w:sz w:val="24"/>
+        </w:rPr>
+        <w:t xml:space="preserve"> Нехай буде влада царства твого благословенна і дуже прославлена: Отця, і Сина, і Святого Духа, нині і повсякчас, і на віки віків.</w:t>
+      </w:r>
+    </w:p>
+    <w:p>
+      <w:pPr>
+        <w:spacing w:after="120" w:line="20" w:lineRule="atLeast"/>
+        <w:jc w:val="both"/>
+        <w:rPr>
+          <w:rFonts w:ascii="Times New Roman" w:hAnsi="Times New Roman"/>
+          <w:sz w:val="24"/>
+          <w:szCs w:val="24"/>
+          <w:lang w:val="uk-UA"/>
+        </w:rPr>
+      </w:pPr>
+      <w:r>
+        <w:rPr>
+          <w:rFonts w:ascii="Times New Roman" w:hAnsi="Times New Roman"/>
+          <w:i/>
+          <w:color w:val="FF0000"/>
+          <w:sz w:val="24"/>
+          <w:szCs w:val="24"/>
+          <w:lang w:val="uk-UA"/>
+        </w:rPr>
+        <w:t>Вірні:</w:t>
+      </w:r>
+      <w:r>
+        <w:rPr>
+          <w:rFonts w:ascii="Times New Roman" w:hAnsi="Times New Roman"/>
+          <w:sz w:val="24"/>
+          <w:szCs w:val="24"/>
+          <w:lang w:val="uk-UA"/>
+        </w:rPr>
+        <w:t xml:space="preserve"> Амінь.</w:t>
+      </w:r>
+    </w:p>
+    <w:p>
+      <w:pPr>
+        <w:spacing w:after="120" w:line="20" w:lineRule="atLeast"/>
+        <w:jc w:val="both"/>
+        <w:rPr>
+          <w:rFonts w:ascii="Times New Roman" w:hAnsi="Times New Roman"/>
+          <w:i/>
+          <w:color w:val="FF0000"/>
+          <w:sz w:val="24"/>
+          <w:szCs w:val="24"/>
+          <w:lang w:val="uk-UA"/>
+        </w:rPr>
+      </w:pPr>
+    </w:p>
+    <w:p>
+      <w:pPr>
+        <w:pStyle w:val="Heading2"/>
+        <w:spacing w:before="0" w:after="120" w:line="20" w:lineRule="atLeast"/>
+        <w:jc w:val="center"/>
+        <w:rPr>
+          <w:rFonts w:ascii="Times New Roman" w:hAnsi="Times New Roman"/>
+          <w:b/>
+          <w:i/>
+          <w:color w:val="FF0000"/>
+          <w:sz w:val="24"/>
+          <w:szCs w:val="24"/>
+          <w:lang w:val="uk-UA"/>
+        </w:rPr>
+      </w:pPr>
+      <w:r>
+        <w:rPr>
+          <w:rFonts w:ascii="Times New Roman" w:hAnsi="Times New Roman"/>
+          <w:b/>
+          <w:i/>
+          <w:color w:val="FF0000"/>
+          <w:sz w:val="24"/>
+          <w:szCs w:val="24"/>
+          <w:lang w:val="uk-UA"/>
+        </w:rPr>
+        <w:t>Стихири на стиховні</w:t>
+      </w:r>
+    </w:p>
+    <w:p>
+      <w:pPr>
+        <w:spacing w:after="120" w:line="20" w:lineRule="atLeast"/>
+        <w:jc w:val="both"/>
+        <w:rPr>
+          <w:rFonts w:ascii="Times New Roman" w:hAnsi="Times New Roman"/>
+          <w:sz w:val="24"/>
+          <w:szCs w:val="24"/>
+          <w:lang w:val="uk-UA"/>
+        </w:rPr>
+      </w:pPr>
+      <w:r>
+        <w:rPr>
+          <w:rFonts w:ascii="Times New Roman" w:hAnsi="Times New Roman"/>
+          <w:i/>
+          <w:color w:val="FF0000"/>
+          <w:sz w:val="24"/>
+          <w:szCs w:val="24"/>
+          <w:lang w:val="uk-UA"/>
+        </w:rPr>
+        <w:t>(г. 6, подібний: Третього дня):</w:t>
+      </w:r>
+      <w:r>
+        <w:rPr>
+          <w:rFonts w:ascii="Times New Roman" w:hAnsi="Times New Roman"/>
+          <w:sz w:val="24"/>
+          <w:szCs w:val="24"/>
+          <w:lang w:val="uk-UA"/>
+        </w:rPr>
+        <w:t xml:space="preserve"> «Обійми́, – гово́рить, – Симео́не,* Зверши́теля все́світу рука́ми.* О ста́рче! Візьми́ Христа́,* </w:t>
+      </w:r>
+      <w:r>
+        <w:rPr>
+          <w:rFonts w:ascii="Times New Roman" w:hAnsi="Times New Roman"/>
+          <w:sz w:val="24"/>
+          <w:szCs w:val="24"/>
+          <w:lang w:val="uk-UA"/>
+        </w:rPr>
+        <w:t>я</w:t>
+      </w:r>
+      <w:r>
+        <w:rPr>
+          <w:rFonts w:ascii="Times New Roman" w:hAnsi="Times New Roman"/>
+          <w:sz w:val="24"/>
+          <w:szCs w:val="24"/>
+          <w:lang w:val="uk-UA"/>
+        </w:rPr>
+        <w:t>ко́го Діва Отрокови́ця зроди́ла без сімені* на ра́дість ро́ду на́шого!»</w:t>
+      </w:r>
+    </w:p>
+    <w:p>
+      <w:pPr>
+        <w:spacing w:after="120" w:line="20" w:lineRule="atLeast"/>
+        <w:jc w:val="both"/>
+        <w:rPr>
+          <w:rFonts w:ascii="Times New Roman" w:hAnsi="Times New Roman"/>
+          <w:iCs/>
+          <w:sz w:val="24"/>
+          <w:szCs w:val="24"/>
+          <w:u w:val="single"/>
+          <w:lang w:val="uk-UA"/>
+        </w:rPr>
+      </w:pPr>
+      <w:r>
+        <w:rPr>
+          <w:rFonts w:ascii="Times New Roman" w:hAnsi="Times New Roman"/>
+          <w:i/>
+          <w:iCs/>
+          <w:sz w:val="24"/>
+          <w:szCs w:val="24"/>
+          <w:lang w:val="uk-UA"/>
+        </w:rPr>
+        <w:t>Стих:</w:t>
+      </w:r>
+      <w:r>
+        <w:rPr>
+          <w:rFonts w:ascii="Times New Roman" w:hAnsi="Times New Roman"/>
+          <w:sz w:val="24"/>
+          <w:szCs w:val="24"/>
+          <w:lang w:val="uk-UA"/>
+        </w:rPr>
+        <w:t xml:space="preserve"> </w:t>
+      </w:r>
+      <w:r>
+        <w:rPr>
+          <w:rFonts w:ascii="Times New Roman" w:hAnsi="Times New Roman"/>
+          <w:sz w:val="24"/>
+          <w:szCs w:val="24"/>
+          <w:u w:val="single"/>
+          <w:lang w:val="uk-UA"/>
+        </w:rPr>
+        <w:t>Нині відпуска́єш раба́ Твого́, Влади́ко,* за сло́вом Твоїм, у ми́рі.</w:t>
+      </w:r>
+    </w:p>
+    <w:p>
+      <w:pPr>
+        <w:spacing w:after="120" w:line="20" w:lineRule="atLeast"/>
+        <w:jc w:val="both"/>
+        <w:rPr>
+          <w:rFonts w:ascii="Times New Roman" w:hAnsi="Times New Roman"/>
+          <w:sz w:val="24"/>
+          <w:szCs w:val="24"/>
+          <w:lang w:val="uk-UA"/>
+        </w:rPr>
+      </w:pPr>
+      <w:r>
+        <w:rPr>
+          <w:rFonts w:ascii="Times New Roman" w:hAnsi="Times New Roman"/>
+          <w:sz w:val="24"/>
+          <w:szCs w:val="24"/>
+          <w:lang w:val="uk-UA"/>
+        </w:rPr>
+        <w:t xml:space="preserve">Зако́ну Творця́ і Бо́га,* пе́ред </w:t>
+      </w:r>
+      <w:r>
+        <w:rPr>
+          <w:rFonts w:ascii="Times New Roman" w:hAnsi="Times New Roman"/>
+          <w:sz w:val="24"/>
+          <w:szCs w:val="24"/>
+          <w:lang w:val="uk-UA"/>
+        </w:rPr>
+        <w:t>я</w:t>
+      </w:r>
+      <w:r>
+        <w:rPr>
+          <w:rFonts w:ascii="Times New Roman" w:hAnsi="Times New Roman"/>
+          <w:sz w:val="24"/>
+          <w:szCs w:val="24"/>
+          <w:lang w:val="uk-UA"/>
+        </w:rPr>
+        <w:t>ки́м тремтя́ть Ангелів мно́жества,* зійшо́вшись, оспіва́ймо, лю́ди,* єди́ного Доброчи́нця і Законода́вця за́повідей* на спасіння душ на́ших.</w:t>
+      </w:r>
+    </w:p>
+    <w:p>
+      <w:pPr>
+        <w:spacing w:after="120" w:line="20" w:lineRule="atLeast"/>
+        <w:jc w:val="both"/>
+        <w:rPr>
+          <w:rFonts w:ascii="Times New Roman" w:hAnsi="Times New Roman"/>
+          <w:iCs/>
+          <w:sz w:val="24"/>
+          <w:szCs w:val="24"/>
+          <w:u w:val="single"/>
+          <w:lang w:val="uk-UA"/>
+        </w:rPr>
+      </w:pPr>
+      <w:r>
+        <w:rPr>
+          <w:rFonts w:ascii="Times New Roman" w:hAnsi="Times New Roman"/>
+          <w:i/>
+          <w:iCs/>
+          <w:sz w:val="24"/>
+          <w:szCs w:val="24"/>
+          <w:lang w:val="uk-UA"/>
+        </w:rPr>
+        <w:t>Стих:</w:t>
+      </w:r>
+      <w:r>
+        <w:rPr>
+          <w:rFonts w:ascii="Times New Roman" w:hAnsi="Times New Roman"/>
+          <w:sz w:val="24"/>
+          <w:szCs w:val="24"/>
+          <w:lang w:val="uk-UA"/>
+        </w:rPr>
+        <w:t xml:space="preserve"> </w:t>
+      </w:r>
+      <w:r>
+        <w:rPr>
+          <w:rFonts w:ascii="Times New Roman" w:hAnsi="Times New Roman"/>
+          <w:sz w:val="24"/>
+          <w:szCs w:val="24"/>
+          <w:u w:val="single"/>
+          <w:lang w:val="uk-UA"/>
+        </w:rPr>
+        <w:t>Світло на одкрове́ння наро́дам* і сла́ву лю́ду Твого́, Ізра́їля.</w:t>
+      </w:r>
+    </w:p>
+    <w:p>
+      <w:pPr>
+        <w:widowControl w:val="0"/>
+        <w:adjustRightInd w:val="0"/>
+        <w:spacing w:after="120" w:line="20" w:lineRule="atLeast"/>
+        <w:jc w:val="both"/>
+        <w:rPr>
+          <w:rFonts w:ascii="Times New Roman" w:hAnsi="Times New Roman"/>
+          <w:noProof/>
+          <w:kern w:val="2"/>
+          <w:sz w:val="24"/>
+          <w:szCs w:val="24"/>
+          <w:lang w:val="uk-UA"/>
+        </w:rPr>
+      </w:pPr>
+      <w:r>
+        <w:rPr>
+          <w:rFonts w:ascii="Times New Roman" w:hAnsi="Times New Roman"/>
+          <w:sz w:val="24"/>
+          <w:szCs w:val="24"/>
+          <w:lang w:val="uk-UA"/>
+        </w:rPr>
+        <w:t>«Ни́ні відпуска́єш, Влади́ко, раба́ Твого́* – мене́ з уз пло́тських, як мо́вив єси́, в ми́рі,* бо узрів я Тебе́, Хри́сте,* Первовічне Світло* на одкрове́ння наро́дам і Ізра́їлю».</w:t>
+      </w:r>
+    </w:p>
+    <w:p>
+      <w:pPr>
+        <w:widowControl w:val="0"/>
+        <w:adjustRightInd w:val="0"/>
+        <w:spacing w:after="120" w:line="20" w:lineRule="atLeast"/>
+        <w:jc w:val="both"/>
+        <w:rPr>
+          <w:rFonts w:ascii="Times New Roman" w:hAnsi="Times New Roman"/>
+          <w:sz w:val="24"/>
+          <w:szCs w:val="24"/>
+          <w:lang w:val="uk-UA"/>
+        </w:rPr>
+      </w:pPr>
+      <w:r>
+        <w:rPr>
+          <w:rFonts w:ascii="Times New Roman" w:hAnsi="Times New Roman"/>
+          <w:b/>
+          <w:bCs/>
+          <w:sz w:val="24"/>
+          <w:szCs w:val="24"/>
+          <w:lang w:val="uk-UA"/>
+        </w:rPr>
+        <w:t>Слава, і нині:</w:t>
+      </w:r>
+      <w:r>
+        <w:rPr>
+          <w:rFonts w:ascii="Times New Roman" w:hAnsi="Times New Roman"/>
+          <w:sz w:val="24"/>
+          <w:szCs w:val="24"/>
+          <w:lang w:val="uk-UA"/>
+        </w:rPr>
+        <w:t xml:space="preserve"> </w:t>
+      </w:r>
+      <w:r>
+        <w:rPr>
+          <w:rFonts w:ascii="Times New Roman" w:hAnsi="Times New Roman"/>
+          <w:i/>
+          <w:color w:val="FF0000"/>
+          <w:sz w:val="24"/>
+          <w:szCs w:val="24"/>
+          <w:lang w:val="uk-UA"/>
+        </w:rPr>
+        <w:t xml:space="preserve">(г. 2): </w:t>
+      </w:r>
+      <w:r>
+        <w:rPr>
+          <w:rFonts w:ascii="Times New Roman" w:hAnsi="Times New Roman"/>
+          <w:sz w:val="24"/>
+          <w:szCs w:val="24"/>
+          <w:lang w:val="uk-UA"/>
+        </w:rPr>
+        <w:t xml:space="preserve">Кому горні служителі з трепетом моляться,* </w:t>
+      </w:r>
+      <w:r>
+        <w:rPr>
+          <w:rFonts w:ascii="Times New Roman" w:hAnsi="Times New Roman"/>
+          <w:sz w:val="24"/>
+          <w:szCs w:val="24"/>
+          <w:lang w:val="uk-UA"/>
+        </w:rPr>
+        <w:t>т</w:t>
+      </w:r>
+      <w:r>
+        <w:rPr>
+          <w:rFonts w:ascii="Times New Roman" w:hAnsi="Times New Roman"/>
+          <w:sz w:val="24"/>
+          <w:szCs w:val="24"/>
+          <w:lang w:val="uk-UA"/>
+        </w:rPr>
+        <w:t>ого долі нині Симеон у земні обійми прийнявши,* з’єднання Бога з людьми проголошує</w:t>
+      </w:r>
+      <w:r>
+        <w:rPr>
+          <w:rFonts w:ascii="Times New Roman" w:hAnsi="Times New Roman"/>
+          <w:sz w:val="24"/>
+          <w:szCs w:val="24"/>
+          <w:lang w:val="uk-UA"/>
+        </w:rPr>
+        <w:t>,</w:t>
+      </w:r>
+      <w:r>
+        <w:rPr>
+          <w:rFonts w:ascii="Times New Roman" w:hAnsi="Times New Roman"/>
+          <w:sz w:val="24"/>
+          <w:szCs w:val="24"/>
+          <w:lang w:val="uk-UA"/>
+        </w:rPr>
+        <w:t>* і бачачи Небесного Бога як смертного,* розлучаючись із усіма, що на землі, радісно взивав:* «Ти, що сущим у пітьмі невечірнє світло одкриваєш,* Господи, слава Тобі!»</w:t>
       </w:r>
     </w:p>
     <w:p>
@@ -4444,28 +5914,288 @@
           <w:color w:val="FF0000"/>
           <w:lang w:val="uk-UA"/>
         </w:rPr>
-        <w:t>Прохальна єктенія</w:t>
-      </w:r>
-    </w:p>
-    <w:p>
-      <w:pPr>
-        <w:spacing w:after="120" w:line="20" w:lineRule="atLeast"/>
-        <w:jc w:val="both"/>
-        <w:rPr>
-          <w:rFonts w:ascii="Times New Roman" w:hAnsi="Times New Roman"/>
-          <w:sz w:val="24"/>
-          <w:szCs w:val="24"/>
-          <w:lang w:val="uk-UA"/>
-        </w:rPr>
-      </w:pPr>
-      <w:r>
-        <w:rPr>
-          <w:rFonts w:ascii="Times New Roman" w:hAnsi="Times New Roman"/>
-          <w:sz w:val="24"/>
-          <w:szCs w:val="24"/>
-          <w:lang w:val="uk-UA"/>
-        </w:rPr>
-        <w:t>Сповнім вечірню молитву нашу Господеві.</w:t>
+        <w:t>Пісня Симеона</w:t>
+      </w:r>
+    </w:p>
+    <w:p>
+      <w:pPr>
+        <w:spacing w:after="120" w:line="20" w:lineRule="atLeast"/>
+        <w:jc w:val="both"/>
+        <w:rPr>
+          <w:rFonts w:ascii="Times New Roman" w:hAnsi="Times New Roman"/>
+          <w:sz w:val="24"/>
+          <w:szCs w:val="24"/>
+          <w:lang w:val="uk-UA"/>
+        </w:rPr>
+      </w:pPr>
+      <w:r>
+        <w:rPr>
+          <w:rFonts w:ascii="Times New Roman" w:hAnsi="Times New Roman"/>
+          <w:sz w:val="24"/>
+          <w:szCs w:val="24"/>
+          <w:lang w:val="uk-UA"/>
+        </w:rPr>
+        <w:t>Нині відпускаєш слугу твого, Владико,* за твоїм словом у мирі.</w:t>
+      </w:r>
+    </w:p>
+    <w:p>
+      <w:pPr>
+        <w:spacing w:after="120" w:line="20" w:lineRule="atLeast"/>
+        <w:jc w:val="both"/>
+        <w:rPr>
+          <w:rFonts w:ascii="Times New Roman" w:hAnsi="Times New Roman"/>
+          <w:sz w:val="24"/>
+          <w:szCs w:val="24"/>
+          <w:lang w:val="uk-UA"/>
+        </w:rPr>
+      </w:pPr>
+      <w:r>
+        <w:rPr>
+          <w:rFonts w:ascii="Times New Roman" w:hAnsi="Times New Roman"/>
+          <w:sz w:val="24"/>
+          <w:szCs w:val="24"/>
+          <w:lang w:val="uk-UA"/>
+        </w:rPr>
+        <w:t>Бо побачили очі мої* спасіння твоє;</w:t>
+      </w:r>
+    </w:p>
+    <w:p>
+      <w:pPr>
+        <w:spacing w:after="120" w:line="20" w:lineRule="atLeast"/>
+        <w:jc w:val="both"/>
+        <w:rPr>
+          <w:rFonts w:ascii="Times New Roman" w:hAnsi="Times New Roman"/>
+          <w:sz w:val="24"/>
+          <w:szCs w:val="24"/>
+          <w:lang w:val="uk-UA"/>
+        </w:rPr>
+      </w:pPr>
+      <w:r>
+        <w:rPr>
+          <w:rFonts w:ascii="Times New Roman" w:hAnsi="Times New Roman"/>
+          <w:sz w:val="24"/>
+          <w:szCs w:val="24"/>
+          <w:lang w:val="uk-UA"/>
+        </w:rPr>
+        <w:t>Що приготував ти* перед усіма народами;</w:t>
+      </w:r>
+    </w:p>
+    <w:p>
+      <w:pPr>
+        <w:spacing w:after="120" w:line="20" w:lineRule="atLeast"/>
+        <w:jc w:val="both"/>
+        <w:rPr>
+          <w:rFonts w:ascii="Times New Roman" w:hAnsi="Times New Roman"/>
+          <w:sz w:val="24"/>
+          <w:szCs w:val="24"/>
+          <w:lang w:val="uk-UA"/>
+        </w:rPr>
+      </w:pPr>
+      <w:r>
+        <w:rPr>
+          <w:rFonts w:ascii="Times New Roman" w:hAnsi="Times New Roman"/>
+          <w:sz w:val="24"/>
+          <w:szCs w:val="24"/>
+          <w:lang w:val="uk-UA"/>
+        </w:rPr>
+        <w:t>Світло на просвіту поганам,* і славу люду твого, Ізраїля.</w:t>
+      </w:r>
+    </w:p>
+    <w:p>
+      <w:pPr>
+        <w:spacing w:after="120" w:line="20" w:lineRule="atLeast"/>
+        <w:jc w:val="both"/>
+        <w:rPr>
+          <w:rFonts w:ascii="Times New Roman" w:hAnsi="Times New Roman"/>
+          <w:sz w:val="24"/>
+          <w:szCs w:val="24"/>
+          <w:lang w:val="uk-UA"/>
+        </w:rPr>
+      </w:pPr>
+      <w:r>
+        <w:rPr>
+          <w:rFonts w:ascii="Times New Roman" w:hAnsi="Times New Roman"/>
+          <w:sz w:val="24"/>
+          <w:szCs w:val="24"/>
+          <w:lang w:val="uk-UA"/>
+        </w:rPr>
+        <w:t xml:space="preserve">Святий Боже, святий Кріпкий, святий Безсмертний, помилуй нас </w:t>
+      </w:r>
+      <w:r>
+        <w:rPr>
+          <w:rFonts w:ascii="Times New Roman" w:hAnsi="Times New Roman"/>
+          <w:i/>
+          <w:color w:val="FF0000"/>
+          <w:sz w:val="24"/>
+          <w:szCs w:val="24"/>
+          <w:lang w:val="uk-UA"/>
+        </w:rPr>
+        <w:t>(3 р.)</w:t>
+      </w:r>
+    </w:p>
+    <w:p>
+      <w:pPr>
+        <w:spacing w:after="120" w:line="20" w:lineRule="atLeast"/>
+        <w:jc w:val="both"/>
+        <w:rPr>
+          <w:rFonts w:ascii="Times New Roman" w:hAnsi="Times New Roman"/>
+          <w:sz w:val="24"/>
+          <w:szCs w:val="24"/>
+          <w:lang w:val="uk-UA"/>
+        </w:rPr>
+      </w:pPr>
+      <w:r>
+        <w:rPr>
+          <w:rFonts w:ascii="Times New Roman" w:hAnsi="Times New Roman"/>
+          <w:sz w:val="24"/>
+          <w:szCs w:val="24"/>
+          <w:lang w:val="uk-UA"/>
+        </w:rPr>
+        <w:t>Слава Отцю, і Сину, і Святому Духові,* і нині і повсякчас, і на віки віків. Амінь.</w:t>
+      </w:r>
+    </w:p>
+    <w:p>
+      <w:pPr>
+        <w:spacing w:after="120" w:line="20" w:lineRule="atLeast"/>
+        <w:jc w:val="both"/>
+        <w:rPr>
+          <w:rFonts w:ascii="Times New Roman" w:hAnsi="Times New Roman"/>
+          <w:sz w:val="24"/>
+          <w:szCs w:val="24"/>
+          <w:lang w:val="uk-UA"/>
+        </w:rPr>
+      </w:pPr>
+      <w:r>
+        <w:rPr>
+          <w:rFonts w:ascii="Times New Roman" w:hAnsi="Times New Roman"/>
+          <w:sz w:val="24"/>
+          <w:szCs w:val="24"/>
+          <w:lang w:val="uk-UA"/>
+        </w:rPr>
+        <w:t>Пресвята Тройце, помилуй нас;* Господи, очисти гріхи наші;* Владико, прости беззаконня наші;* Святий, завітай і зціли немочі наші імени твого ради.</w:t>
+      </w:r>
+    </w:p>
+    <w:p>
+      <w:pPr>
+        <w:spacing w:after="120" w:line="20" w:lineRule="atLeast"/>
+        <w:jc w:val="both"/>
+        <w:rPr>
+          <w:rFonts w:ascii="Times New Roman" w:hAnsi="Times New Roman"/>
+          <w:sz w:val="24"/>
+          <w:szCs w:val="24"/>
+          <w:lang w:val="uk-UA"/>
+        </w:rPr>
+      </w:pPr>
+      <w:r>
+        <w:rPr>
+          <w:rFonts w:ascii="Times New Roman" w:hAnsi="Times New Roman"/>
+          <w:sz w:val="24"/>
+          <w:szCs w:val="24"/>
+          <w:lang w:val="uk-UA"/>
+        </w:rPr>
+        <w:t xml:space="preserve">Господи, помилуй </w:t>
+      </w:r>
+      <w:r>
+        <w:rPr>
+          <w:rFonts w:ascii="Times New Roman" w:hAnsi="Times New Roman"/>
+          <w:i/>
+          <w:color w:val="FF0000"/>
+          <w:sz w:val="24"/>
+          <w:szCs w:val="24"/>
+          <w:lang w:val="uk-UA"/>
+        </w:rPr>
+        <w:t>(3 р.)</w:t>
+      </w:r>
+    </w:p>
+    <w:p>
+      <w:pPr>
+        <w:spacing w:after="120" w:line="20" w:lineRule="atLeast"/>
+        <w:jc w:val="both"/>
+        <w:rPr>
+          <w:rFonts w:ascii="Times New Roman" w:hAnsi="Times New Roman"/>
+          <w:sz w:val="24"/>
+          <w:szCs w:val="24"/>
+          <w:lang w:val="uk-UA"/>
+        </w:rPr>
+      </w:pPr>
+      <w:r>
+        <w:rPr>
+          <w:rFonts w:ascii="Times New Roman" w:hAnsi="Times New Roman"/>
+          <w:sz w:val="24"/>
+          <w:szCs w:val="24"/>
+          <w:lang w:val="uk-UA"/>
+        </w:rPr>
+        <w:t>Слава Отцю, і Сину, і Святому Духові.</w:t>
+      </w:r>
+    </w:p>
+    <w:p>
+      <w:pPr>
+        <w:spacing w:after="120" w:line="20" w:lineRule="atLeast"/>
+        <w:jc w:val="both"/>
+        <w:rPr>
+          <w:rFonts w:ascii="Times New Roman" w:hAnsi="Times New Roman"/>
+          <w:sz w:val="24"/>
+          <w:szCs w:val="24"/>
+          <w:lang w:val="uk-UA"/>
+        </w:rPr>
+      </w:pPr>
+      <w:r>
+        <w:rPr>
+          <w:rFonts w:ascii="Times New Roman" w:hAnsi="Times New Roman"/>
+          <w:sz w:val="24"/>
+          <w:szCs w:val="24"/>
+          <w:lang w:val="uk-UA"/>
+        </w:rPr>
+        <w:t>І нині і повсякчас, і на віки віків. Амінь.</w:t>
+      </w:r>
+    </w:p>
+    <w:p>
+      <w:pPr>
+        <w:spacing w:after="120" w:line="20" w:lineRule="atLeast"/>
+        <w:jc w:val="both"/>
+        <w:rPr>
+          <w:rFonts w:ascii="Times New Roman" w:hAnsi="Times New Roman"/>
+          <w:sz w:val="24"/>
+          <w:szCs w:val="24"/>
+          <w:lang w:val="uk-UA"/>
+        </w:rPr>
+      </w:pPr>
+      <w:r>
+        <w:rPr>
+          <w:rFonts w:ascii="Times New Roman" w:hAnsi="Times New Roman"/>
+          <w:sz w:val="24"/>
+          <w:szCs w:val="24"/>
+          <w:lang w:val="uk-UA"/>
+        </w:rPr>
+        <w:t>Отче наш, що єси на небесах,* нехай святиться ім’я твоє,* нехай прийде царство твоє,* нехай буде воля твоя, як на небі, так і на землі.* Хліб наш насущний дай нам сьогодні,* і прости нам провини наші,* як і ми прощаємо винуватцям нашим,* і не введи нас у спокусу,* але визволи нас від лукавого.</w:t>
+      </w:r>
+    </w:p>
+    <w:p>
+      <w:pPr>
+        <w:spacing w:after="120" w:line="20" w:lineRule="atLeast"/>
+        <w:jc w:val="both"/>
+        <w:rPr>
+          <w:rFonts w:ascii="Times New Roman" w:hAnsi="Times New Roman"/>
+          <w:sz w:val="24"/>
+          <w:szCs w:val="24"/>
+          <w:lang w:val="uk-UA"/>
+        </w:rPr>
+      </w:pPr>
+      <w:r>
+        <w:rPr>
+          <w:rFonts w:ascii="Times New Roman" w:hAnsi="Times New Roman"/>
+          <w:i/>
+          <w:color w:val="FF4400"/>
+          <w:sz w:val="24"/>
+        </w:rPr>
+        <w:t>Священик:</w:t>
+      </w:r>
+      <w:r>
+        <w:rPr>
+          <w:rFonts w:ascii="Times New Roman" w:hAnsi="Times New Roman"/>
+          <w:sz w:val="24"/>
+        </w:rPr>
+        <w:t xml:space="preserve"> Бо твоє є царство, і сила, і слава, Отця, і Сина, і Святого Духа, нині і повсякчас, і на віки віків.</w:t>
       </w:r>
     </w:p>
     <w:p>
@@ -4507,36 +6237,169 @@
           <w:szCs w:val="24"/>
           <w:lang w:val="uk-UA"/>
         </w:rPr>
-        <w:t>Господи, помилуй.</w:t>
-      </w:r>
-    </w:p>
-    <w:p>
-      <w:pPr>
-        <w:spacing w:after="120" w:line="20" w:lineRule="atLeast"/>
-        <w:jc w:val="both"/>
-        <w:rPr>
-          <w:rFonts w:ascii="Times New Roman" w:hAnsi="Times New Roman"/>
-          <w:sz w:val="24"/>
-          <w:szCs w:val="24"/>
-          <w:lang w:val="uk-UA"/>
-        </w:rPr>
-      </w:pPr>
-      <w:r>
-        <w:rPr>
-          <w:rFonts w:ascii="Times New Roman" w:hAnsi="Times New Roman"/>
-          <w:sz w:val="24"/>
-          <w:szCs w:val="24"/>
-          <w:lang w:val="uk-UA"/>
-        </w:rPr>
-        <w:t>Заступи, спаси, помилуй і охорони нас, Боже, твоєю благодаттю.</w:t>
-      </w:r>
-    </w:p>
-    <w:p>
-      <w:pPr>
-        <w:spacing w:after="120" w:line="20" w:lineRule="atLeast"/>
-        <w:jc w:val="both"/>
-        <w:rPr>
-          <w:rFonts w:ascii="Times New Roman" w:hAnsi="Times New Roman"/>
+        <w:t>Амінь.</w:t>
+      </w:r>
+    </w:p>
+    <w:p>
+      <w:pPr>
+        <w:spacing w:after="120" w:line="20" w:lineRule="atLeast"/>
+        <w:jc w:val="both"/>
+        <w:rPr>
+          <w:rFonts w:ascii="Times New Roman" w:hAnsi="Times New Roman"/>
+          <w:sz w:val="24"/>
+          <w:szCs w:val="24"/>
+          <w:lang w:val="uk-UA"/>
+        </w:rPr>
+      </w:pPr>
+    </w:p>
+    <w:p>
+      <w:pPr>
+        <w:pStyle w:val="Heading3"/>
+        <w:spacing w:before="0" w:after="120" w:line="20" w:lineRule="atLeast"/>
+        <w:jc w:val="center"/>
+        <w:rPr>
+          <w:rFonts w:ascii="Times New Roman" w:hAnsi="Times New Roman"/>
+          <w:b/>
+          <w:i/>
+          <w:color w:val="FF0000"/>
+          <w:lang w:val="uk-UA"/>
+        </w:rPr>
+      </w:pPr>
+      <w:r>
+        <w:rPr>
+          <w:rFonts w:ascii="Times New Roman" w:hAnsi="Times New Roman"/>
+          <w:b/>
+          <w:i/>
+          <w:color w:val="FF0000"/>
+          <w:lang w:val="uk-UA"/>
+        </w:rPr>
+        <w:t>Тропарі</w:t>
+      </w:r>
+    </w:p>
+    <w:p>
+      <w:pPr>
+        <w:pStyle w:val="NormalWeb"/>
+        <w:spacing w:before="0" w:beforeAutospacing="0" w:after="120" w:afterAutospacing="0" w:line="20" w:lineRule="atLeast"/>
+        <w:jc w:val="both"/>
+      </w:pPr>
+      <w:r>
+        <w:rPr>
+          <w:i/>
+          <w:color w:val="FF0000"/>
+        </w:rPr>
+        <w:t>(г. 4):</w:t>
+      </w:r>
+      <w:r>
+        <w:t xml:space="preserve"> Агниця Твоя, Ісусе, Агафія,* кличе великим голосом:* Тебе, жениху мій, люблю і, Тебе шукаючи, стра</w:t>
+      </w:r>
+      <w:r>
+        <w:t>ж</w:t>
+      </w:r>
+      <w:r>
+        <w:t>даю,* і разом з Тобою розпинаюся, і погреб</w:t>
+      </w:r>
+      <w:r>
+        <w:t>а</w:t>
+      </w:r>
+      <w:r>
+        <w:t>юся хрещенням Твоїм,* і терплю ради Тебе, щоб і царствувати в Тобі,* і вмираю за Тебе, щоб і жити з Тобою,* та як жертву непорочну прийми мене, що з любов’ю пожертвувалася Тобі.*</w:t>
+      </w:r>
+      <w:r>
+        <w:t xml:space="preserve"> Її</w:t>
+      </w:r>
+      <w:r>
+        <w:t xml:space="preserve"> молитвами як милостивий спаси душі наші.</w:t>
+      </w:r>
+    </w:p>
+    <w:p>
+      <w:pPr>
+        <w:pStyle w:val="NormalWeb"/>
+        <w:spacing w:before="0" w:beforeAutospacing="0" w:after="120" w:afterAutospacing="0" w:line="20" w:lineRule="atLeast"/>
+        <w:jc w:val="both"/>
+      </w:pPr>
+      <w:r>
+        <w:rPr>
+          <w:b/>
+        </w:rPr>
+        <w:t>Слава: і нині:</w:t>
+      </w:r>
+      <w:r>
+        <w:t xml:space="preserve"> </w:t>
+      </w:r>
+      <w:r>
+        <w:rPr>
+          <w:i/>
+          <w:color w:val="FF0000"/>
+        </w:rPr>
+        <w:t>(г. 1):</w:t>
+      </w:r>
+      <w:r>
+        <w:t xml:space="preserve"> Радуйся, благодатна Богородице Діво,* бо з Тебе засяло Сонце правди – Христос Бог наш,* що просвічує тих, що в темряві.* Веселися й Ти, старче праведний,* Ти прийняв в обійми визволителя душ наших, що дарує нам воскресіння.</w:t>
+      </w:r>
+    </w:p>
+    <w:p>
+      <w:pPr>
+        <w:spacing w:after="120" w:line="20" w:lineRule="atLeast"/>
+        <w:jc w:val="both"/>
+        <w:rPr>
+          <w:rFonts w:ascii="Times New Roman" w:hAnsi="Times New Roman"/>
+          <w:sz w:val="24"/>
+          <w:szCs w:val="24"/>
+          <w:lang w:val="uk-UA"/>
+        </w:rPr>
+      </w:pPr>
+    </w:p>
+    <w:p>
+      <w:pPr>
+        <w:pStyle w:val="Heading3"/>
+        <w:spacing w:before="0" w:after="120" w:line="20" w:lineRule="atLeast"/>
+        <w:jc w:val="center"/>
+        <w:rPr>
+          <w:rFonts w:ascii="Times New Roman" w:hAnsi="Times New Roman"/>
+          <w:i/>
+          <w:color w:val="FF0000"/>
+          <w:lang w:val="uk-UA"/>
+        </w:rPr>
+      </w:pPr>
+      <w:r>
+        <w:rPr>
+          <w:rFonts w:ascii="Times New Roman" w:hAnsi="Times New Roman"/>
+          <w:b/>
+          <w:i/>
+          <w:color w:val="FF0000"/>
+          <w:lang w:val="uk-UA"/>
+        </w:rPr>
+        <w:t>Єктенія усильного благання</w:t>
+      </w:r>
+    </w:p>
+    <w:p>
+      <w:pPr>
+        <w:spacing w:after="120" w:line="20" w:lineRule="atLeast"/>
+        <w:jc w:val="both"/>
+        <w:rPr>
+          <w:rFonts w:ascii="Times New Roman" w:hAnsi="Times New Roman"/>
+          <w:sz w:val="24"/>
+          <w:szCs w:val="24"/>
+          <w:lang w:val="uk-UA"/>
+        </w:rPr>
+      </w:pPr>
+      <w:r>
+        <w:rPr>
+          <w:rFonts w:ascii="Times New Roman" w:hAnsi="Times New Roman"/>
+          <w:sz w:val="24"/>
+          <w:szCs w:val="24"/>
+          <w:lang w:val="uk-UA"/>
+        </w:rPr>
+        <w:t>Помилуй нас, Боже, з великої милости твоєї, молимось тобі, вислухай і помилуй.</w:t>
+      </w:r>
+    </w:p>
+    <w:p>
+      <w:pPr>
+        <w:spacing w:after="120" w:line="20" w:lineRule="atLeast"/>
+        <w:jc w:val="both"/>
+        <w:rPr>
+          <w:rFonts w:ascii="Times New Roman" w:hAnsi="Times New Roman"/>
+          <w:i/>
           <w:sz w:val="24"/>
           <w:szCs w:val="24"/>
           <w:lang w:val="uk-UA"/>
@@ -4556,7 +6419,201 @@
       <w:r>
         <w:rPr>
           <w:rFonts w:ascii="Times New Roman" w:hAnsi="Times New Roman"/>
-          <w:color w:val="FF0000"/>
+          <w:sz w:val="24"/>
+          <w:szCs w:val="24"/>
+          <w:lang w:val="uk-UA"/>
+        </w:rPr>
+        <w:t xml:space="preserve"> Господи, помилуй </w:t>
+      </w:r>
+      <w:r>
+        <w:rPr>
+          <w:rFonts w:ascii="Times New Roman" w:hAnsi="Times New Roman"/>
+          <w:i/>
+          <w:color w:val="FF0000"/>
+          <w:sz w:val="24"/>
+          <w:szCs w:val="24"/>
+          <w:lang w:val="uk-UA"/>
+        </w:rPr>
+        <w:t>(3 р.)</w:t>
+      </w:r>
+    </w:p>
+    <w:p>
+      <w:pPr>
+        <w:spacing w:after="120" w:line="20" w:lineRule="atLeast"/>
+        <w:jc w:val="both"/>
+        <w:rPr>
+          <w:rFonts w:ascii="Times New Roman" w:hAnsi="Times New Roman"/>
+          <w:sz w:val="24"/>
+          <w:szCs w:val="24"/>
+          <w:lang w:val="uk-UA"/>
+        </w:rPr>
+      </w:pPr>
+      <w:r>
+        <w:rPr>
+          <w:rFonts w:ascii="Times New Roman" w:hAnsi="Times New Roman"/>
+          <w:sz w:val="24"/>
+          <w:szCs w:val="24"/>
+          <w:lang w:val="uk-UA"/>
+        </w:rPr>
+        <w:t xml:space="preserve">Ще молимось за святішого вселенського Архиєрея Франциска, Папу Римського, за блаженнішого Патріарха нашого Святослава, і за преосвященнішого Митрополита нашого Кир </w:t>
+      </w:r>
+      <w:r>
+        <w:rPr>
+          <w:rFonts w:ascii="Times New Roman" w:hAnsi="Times New Roman"/>
+          <w:i/>
+          <w:color w:val="FF0000"/>
+          <w:sz w:val="24"/>
+          <w:szCs w:val="24"/>
+          <w:lang w:val="uk-UA"/>
+        </w:rPr>
+        <w:t>(ім'я)</w:t>
+      </w:r>
+      <w:r>
+        <w:rPr>
+          <w:rFonts w:ascii="Times New Roman" w:hAnsi="Times New Roman"/>
+          <w:sz w:val="24"/>
+          <w:szCs w:val="24"/>
+          <w:lang w:val="uk-UA"/>
+        </w:rPr>
+        <w:t xml:space="preserve">, і за боголюбивого Єпископа нашого Кир </w:t>
+      </w:r>
+      <w:r>
+        <w:rPr>
+          <w:rFonts w:ascii="Times New Roman" w:hAnsi="Times New Roman"/>
+          <w:i/>
+          <w:color w:val="FF0000"/>
+          <w:sz w:val="24"/>
+          <w:szCs w:val="24"/>
+          <w:lang w:val="uk-UA"/>
+        </w:rPr>
+        <w:t>(ім'я)</w:t>
+      </w:r>
+      <w:r>
+        <w:rPr>
+          <w:rFonts w:ascii="Times New Roman" w:hAnsi="Times New Roman"/>
+          <w:sz w:val="24"/>
+          <w:szCs w:val="24"/>
+          <w:lang w:val="uk-UA"/>
+        </w:rPr>
+        <w:t xml:space="preserve">, [і за всечесніших отців наших Протоархимандрита </w:t>
+      </w:r>
+      <w:r>
+        <w:rPr>
+          <w:rFonts w:ascii="Times New Roman" w:hAnsi="Times New Roman"/>
+          <w:i/>
+          <w:color w:val="FF0000"/>
+          <w:sz w:val="24"/>
+          <w:szCs w:val="24"/>
+          <w:lang w:val="uk-UA"/>
+        </w:rPr>
+        <w:t>(ім'я)</w:t>
+      </w:r>
+      <w:r>
+        <w:rPr>
+          <w:rFonts w:ascii="Times New Roman" w:hAnsi="Times New Roman"/>
+          <w:sz w:val="24"/>
+          <w:szCs w:val="24"/>
+          <w:lang w:val="uk-UA"/>
+        </w:rPr>
+        <w:t xml:space="preserve">, Архимандрита </w:t>
+      </w:r>
+      <w:r>
+        <w:rPr>
+          <w:rFonts w:ascii="Times New Roman" w:hAnsi="Times New Roman"/>
+          <w:i/>
+          <w:color w:val="FF0000"/>
+          <w:sz w:val="24"/>
+          <w:szCs w:val="24"/>
+          <w:lang w:val="uk-UA"/>
+        </w:rPr>
+        <w:t>(ім'я)</w:t>
+      </w:r>
+      <w:r>
+        <w:rPr>
+          <w:rFonts w:ascii="Times New Roman" w:hAnsi="Times New Roman"/>
+          <w:sz w:val="24"/>
+          <w:szCs w:val="24"/>
+          <w:lang w:val="uk-UA"/>
+        </w:rPr>
+        <w:t xml:space="preserve">, Протоігумена </w:t>
+      </w:r>
+      <w:r>
+        <w:rPr>
+          <w:rFonts w:ascii="Times New Roman" w:hAnsi="Times New Roman"/>
+          <w:i/>
+          <w:color w:val="FF0000"/>
+          <w:sz w:val="24"/>
+          <w:szCs w:val="24"/>
+          <w:lang w:val="uk-UA"/>
+        </w:rPr>
+        <w:t>(ім'я)</w:t>
+      </w:r>
+      <w:r>
+        <w:rPr>
+          <w:rFonts w:ascii="Times New Roman" w:hAnsi="Times New Roman"/>
+          <w:sz w:val="24"/>
+          <w:szCs w:val="24"/>
+          <w:lang w:val="uk-UA"/>
+        </w:rPr>
+        <w:t xml:space="preserve"> й Ігумена </w:t>
+      </w:r>
+      <w:r>
+        <w:rPr>
+          <w:rFonts w:ascii="Times New Roman" w:hAnsi="Times New Roman"/>
+          <w:i/>
+          <w:color w:val="FF0000"/>
+          <w:sz w:val="24"/>
+          <w:szCs w:val="24"/>
+          <w:lang w:val="uk-UA"/>
+        </w:rPr>
+        <w:t>(ім'я)</w:t>
+      </w:r>
+      <w:r>
+        <w:rPr>
+          <w:rFonts w:ascii="Times New Roman" w:hAnsi="Times New Roman"/>
+          <w:sz w:val="24"/>
+          <w:szCs w:val="24"/>
+          <w:lang w:val="uk-UA"/>
+        </w:rPr>
+        <w:t>], за тих, що служать і послужили у святому храмі цьому [і в святій обителі цій], і за отців наших духовних, і всіх у Христі братів наших.</w:t>
+      </w:r>
+    </w:p>
+    <w:p>
+      <w:pPr>
+        <w:spacing w:after="120" w:line="20" w:lineRule="atLeast"/>
+        <w:jc w:val="both"/>
+        <w:rPr>
+          <w:rFonts w:ascii="Times New Roman" w:hAnsi="Times New Roman"/>
+          <w:i/>
+          <w:sz w:val="24"/>
+          <w:szCs w:val="24"/>
+          <w:lang w:val="uk-UA"/>
+        </w:rPr>
+      </w:pPr>
+      <w:r>
+        <w:rPr>
+          <w:rFonts w:ascii="Times New Roman" w:hAnsi="Times New Roman"/>
+          <w:i/>
+          <w:color w:val="FF0000"/>
+          <w:sz w:val="24"/>
+          <w:szCs w:val="24"/>
+          <w:lang w:val="uk-UA"/>
+        </w:rPr>
+        <w:t>Вірні:</w:t>
+      </w:r>
+      <w:r>
+        <w:rPr>
+          <w:rFonts w:ascii="Times New Roman" w:hAnsi="Times New Roman"/>
+          <w:sz w:val="24"/>
+          <w:szCs w:val="24"/>
+          <w:lang w:val="uk-UA"/>
+        </w:rPr>
+        <w:t xml:space="preserve"> Господи, помилуй</w:t>
+      </w:r>
+      <w:r>
+        <w:rPr>
+          <w:rFonts w:ascii="Times New Roman" w:hAnsi="Times New Roman"/>
+          <w:i/>
           <w:sz w:val="24"/>
           <w:szCs w:val="24"/>
           <w:lang w:val="uk-UA"/>
@@ -4566,32 +6623,34 @@
       <w:r>
         <w:rPr>
           <w:rFonts w:ascii="Times New Roman" w:hAnsi="Times New Roman"/>
-          <w:sz w:val="24"/>
-          <w:szCs w:val="24"/>
-          <w:lang w:val="uk-UA"/>
-        </w:rPr>
-        <w:t>Господи, помилуй.</w:t>
-      </w:r>
-    </w:p>
-    <w:p>
-      <w:pPr>
-        <w:spacing w:after="120" w:line="20" w:lineRule="atLeast"/>
-        <w:jc w:val="both"/>
-        <w:rPr>
-          <w:rFonts w:ascii="Times New Roman" w:hAnsi="Times New Roman"/>
-          <w:sz w:val="24"/>
-          <w:szCs w:val="24"/>
-          <w:lang w:val="uk-UA"/>
-        </w:rPr>
-      </w:pPr>
-      <w:r>
-        <w:rPr>
-          <w:rFonts w:ascii="Times New Roman" w:hAnsi="Times New Roman"/>
-          <w:sz w:val="24"/>
-          <w:szCs w:val="24"/>
-          <w:lang w:val="uk-UA"/>
-        </w:rPr>
-        <w:t>Вечора всього досконалого, святого, мирного і безгрішного у Господа просім.</w:t>
+          <w:i/>
+          <w:color w:val="FF0000"/>
+          <w:sz w:val="24"/>
+          <w:szCs w:val="24"/>
+          <w:lang w:val="uk-UA"/>
+        </w:rPr>
+        <w:t>(3 р.)</w:t>
+      </w:r>
+    </w:p>
+    <w:p>
+      <w:pPr>
+        <w:spacing w:after="120" w:line="20" w:lineRule="atLeast"/>
+        <w:jc w:val="both"/>
+        <w:rPr>
+          <w:rFonts w:ascii="Times New Roman" w:hAnsi="Times New Roman"/>
+          <w:sz w:val="24"/>
+          <w:szCs w:val="24"/>
+          <w:lang w:val="uk-UA"/>
+        </w:rPr>
+      </w:pPr>
+      <w:r>
+        <w:rPr>
+          <w:rFonts w:ascii="Times New Roman" w:hAnsi="Times New Roman"/>
+          <w:sz w:val="24"/>
+          <w:szCs w:val="24"/>
+          <w:lang w:val="uk-UA"/>
+        </w:rPr>
+        <w:t>Ще молимось за Богом бережений народ наш, за правління і за все військо.</w:t>
       </w:r>
     </w:p>
     <w:p>
@@ -4624,38 +6683,49 @@
           <w:szCs w:val="24"/>
           <w:lang w:val="uk-UA"/>
         </w:rPr>
-        <w:t xml:space="preserve"> Подай, Господи</w:t>
-      </w:r>
-      <w:r>
-        <w:rPr>
-          <w:rFonts w:ascii="Times New Roman" w:hAnsi="Times New Roman"/>
-          <w:i/>
-          <w:sz w:val="24"/>
-          <w:szCs w:val="24"/>
-          <w:lang w:val="uk-UA"/>
-        </w:rPr>
-        <w:t>.</w:t>
-      </w:r>
-    </w:p>
-    <w:p>
-      <w:pPr>
-        <w:spacing w:after="120" w:line="20" w:lineRule="atLeast"/>
-        <w:jc w:val="both"/>
-        <w:rPr>
-          <w:rFonts w:ascii="Times New Roman" w:hAnsi="Times New Roman"/>
-          <w:sz w:val="24"/>
-          <w:szCs w:val="24"/>
-          <w:lang w:val="uk-UA"/>
-        </w:rPr>
-      </w:pPr>
-      <w:r>
-        <w:rPr>
-          <w:rFonts w:ascii="Times New Roman" w:hAnsi="Times New Roman"/>
-          <w:sz w:val="24"/>
-          <w:szCs w:val="24"/>
-          <w:lang w:val="uk-UA"/>
-        </w:rPr>
-        <w:t>Ангела миру, вірного наставника, охоронця душ і тіл наших у Господа просім.</w:t>
+        <w:t xml:space="preserve"> Господи, помилуй</w:t>
+      </w:r>
+      <w:r>
+        <w:rPr>
+          <w:rFonts w:ascii="Times New Roman" w:hAnsi="Times New Roman"/>
+          <w:i/>
+          <w:sz w:val="24"/>
+          <w:szCs w:val="24"/>
+          <w:lang w:val="uk-UA"/>
+        </w:rPr>
+        <w:t xml:space="preserve"> </w:t>
+      </w:r>
+      <w:r>
+        <w:rPr>
+          <w:rFonts w:ascii="Times New Roman" w:hAnsi="Times New Roman"/>
+          <w:i/>
+          <w:color w:val="FF0000"/>
+          <w:sz w:val="24"/>
+          <w:szCs w:val="24"/>
+          <w:lang w:val="uk-UA"/>
+        </w:rPr>
+        <w:t>(3 р.)</w:t>
+      </w:r>
+    </w:p>
+    <w:p>
+      <w:pPr>
+        <w:spacing w:after="120" w:line="20" w:lineRule="atLeast"/>
+        <w:jc w:val="both"/>
+        <w:rPr>
+          <w:rFonts w:ascii="Times New Roman" w:hAnsi="Times New Roman"/>
+          <w:sz w:val="24"/>
+          <w:szCs w:val="24"/>
+          <w:lang w:val="uk-UA"/>
+        </w:rPr>
+      </w:pPr>
+      <w:r>
+        <w:rPr>
+          <w:rFonts w:ascii="Times New Roman" w:hAnsi="Times New Roman"/>
+          <w:sz w:val="24"/>
+          <w:szCs w:val="24"/>
+          <w:lang w:val="uk-UA"/>
+        </w:rPr>
+        <w:t>Ще молимось за тут присутніх людей, що очікують від тебе великої і багатої милости, за тих, що творять нам милостиню, і за всіх православних християн.</w:t>
       </w:r>
     </w:p>
     <w:p>
@@ -4688,47 +6758,110 @@
           <w:szCs w:val="24"/>
           <w:lang w:val="uk-UA"/>
         </w:rPr>
-        <w:t xml:space="preserve"> Подай, Господи</w:t>
-      </w:r>
-      <w:r>
-        <w:rPr>
-          <w:rFonts w:ascii="Times New Roman" w:hAnsi="Times New Roman"/>
-          <w:i/>
-          <w:sz w:val="24"/>
-          <w:szCs w:val="24"/>
-          <w:lang w:val="uk-UA"/>
-        </w:rPr>
-        <w:t>.</w:t>
-      </w:r>
-    </w:p>
-    <w:p>
-      <w:pPr>
-        <w:spacing w:after="120" w:line="20" w:lineRule="atLeast"/>
-        <w:jc w:val="both"/>
-        <w:rPr>
-          <w:rFonts w:ascii="Times New Roman" w:hAnsi="Times New Roman"/>
-          <w:sz w:val="24"/>
-          <w:szCs w:val="24"/>
-          <w:lang w:val="uk-UA"/>
-        </w:rPr>
-      </w:pPr>
-      <w:r>
-        <w:rPr>
-          <w:rFonts w:ascii="Times New Roman" w:hAnsi="Times New Roman"/>
-          <w:sz w:val="24"/>
-          <w:szCs w:val="24"/>
-          <w:lang w:val="uk-UA"/>
-        </w:rPr>
-        <w:t>Прощення і відпущення гріхів, і прогрішень наших у Господа просім.</w:t>
-      </w:r>
-    </w:p>
-    <w:p>
-      <w:pPr>
-        <w:spacing w:after="120" w:line="20" w:lineRule="atLeast"/>
-        <w:jc w:val="both"/>
-        <w:rPr>
-          <w:rFonts w:ascii="Times New Roman" w:hAnsi="Times New Roman"/>
-          <w:i/>
+        <w:t xml:space="preserve"> Господи, помилуй</w:t>
+      </w:r>
+      <w:r>
+        <w:rPr>
+          <w:rFonts w:ascii="Times New Roman" w:hAnsi="Times New Roman"/>
+          <w:i/>
+          <w:sz w:val="24"/>
+          <w:szCs w:val="24"/>
+          <w:lang w:val="uk-UA"/>
+        </w:rPr>
+        <w:t xml:space="preserve"> </w:t>
+      </w:r>
+      <w:r>
+        <w:rPr>
+          <w:rFonts w:ascii="Times New Roman" w:hAnsi="Times New Roman"/>
+          <w:i/>
+          <w:color w:val="FF0000"/>
+          <w:sz w:val="24"/>
+          <w:szCs w:val="24"/>
+          <w:lang w:val="uk-UA"/>
+        </w:rPr>
+        <w:t>(3 р.)</w:t>
+      </w:r>
+    </w:p>
+    <w:p>
+      <w:pPr>
+        <w:spacing w:after="120" w:line="20" w:lineRule="atLeast"/>
+        <w:jc w:val="both"/>
+        <w:rPr>
+          <w:rFonts w:ascii="Times New Roman" w:hAnsi="Times New Roman"/>
+          <w:iCs/>
+          <w:sz w:val="24"/>
+          <w:szCs w:val="24"/>
+          <w:u w:val="single"/>
+          <w:lang w:val="uk-UA"/>
+        </w:rPr>
+      </w:pPr>
+      <w:r>
+        <w:rPr>
+          <w:rFonts w:ascii="Times New Roman" w:hAnsi="Times New Roman"/>
+          <w:iCs/>
+          <w:sz w:val="24"/>
+          <w:szCs w:val="24"/>
+          <w:u w:val="single"/>
+          <w:lang w:val="uk-UA"/>
+        </w:rPr>
+        <w:t>[</w:t>
+      </w:r>
+      <w:r>
+        <w:rPr>
+          <w:rFonts w:ascii="Times New Roman" w:hAnsi="Times New Roman"/>
+          <w:sz w:val="24"/>
+          <w:szCs w:val="24"/>
+          <w:u w:val="single"/>
+          <w:lang w:val="uk-UA"/>
+        </w:rPr>
+        <w:t>Господи, Боже наш! Згадай нас грішних і недостойних слуг твоїх, коли призиваємо святе ім'я твоє, і не осороми нас, коли очікуємо милости твоєї, але вислухай, Господи, усі наші спасенні прохання, і вчини нас достойними любити і боятися тебе від усього серця нашого і творити в усьому волю твою.</w:t>
+      </w:r>
+      <w:r>
+        <w:rPr>
+          <w:rFonts w:ascii="Times New Roman" w:hAnsi="Times New Roman"/>
+          <w:iCs/>
+          <w:sz w:val="24"/>
+          <w:szCs w:val="24"/>
+          <w:u w:val="single"/>
+          <w:lang w:val="uk-UA"/>
+        </w:rPr>
+        <w:t>]</w:t>
+      </w:r>
+    </w:p>
+    <w:p>
+      <w:pPr>
+        <w:spacing w:after="120" w:line="20" w:lineRule="atLeast"/>
+        <w:jc w:val="both"/>
+        <w:rPr>
+          <w:rFonts w:ascii="Times New Roman" w:hAnsi="Times New Roman"/>
+          <w:sz w:val="24"/>
+          <w:szCs w:val="24"/>
+          <w:lang w:val="uk-UA"/>
+        </w:rPr>
+      </w:pPr>
+      <w:r>
+        <w:rPr>
+          <w:rFonts w:ascii="Times New Roman" w:hAnsi="Times New Roman"/>
+          <w:i/>
+          <w:color w:val="FF4400"/>
+          <w:sz w:val="24"/>
+        </w:rPr>
+        <w:t>Священик:</w:t>
+      </w:r>
+      <w:r>
+        <w:rPr>
+          <w:rFonts w:ascii="Times New Roman" w:hAnsi="Times New Roman"/>
+          <w:sz w:val="24"/>
+        </w:rPr>
+        <w:t xml:space="preserve"> Бо милостивий і чоловіколюбець Бог єси, і тобі славу возсилаємо: Отцю, і Сину, і Святому Духові, нині і повсякчас, і на віки віків.</w:t>
+      </w:r>
+    </w:p>
+    <w:p>
+      <w:pPr>
+        <w:spacing w:after="120" w:line="20" w:lineRule="atLeast"/>
+        <w:jc w:val="both"/>
+        <w:rPr>
+          <w:rFonts w:ascii="Times New Roman" w:hAnsi="Times New Roman"/>
           <w:sz w:val="24"/>
           <w:szCs w:val="24"/>
           <w:lang w:val="uk-UA"/>
@@ -4752,631 +6885,6 @@
           <w:szCs w:val="24"/>
           <w:lang w:val="uk-UA"/>
         </w:rPr>
-        <w:t xml:space="preserve"> Подай, Господи</w:t>
-      </w:r>
-      <w:r>
-        <w:rPr>
-          <w:rFonts w:ascii="Times New Roman" w:hAnsi="Times New Roman"/>
-          <w:i/>
-          <w:sz w:val="24"/>
-          <w:szCs w:val="24"/>
-          <w:lang w:val="uk-UA"/>
-        </w:rPr>
-        <w:t>.</w:t>
-      </w:r>
-    </w:p>
-    <w:p>
-      <w:pPr>
-        <w:spacing w:after="120" w:line="20" w:lineRule="atLeast"/>
-        <w:jc w:val="both"/>
-        <w:rPr>
-          <w:rFonts w:ascii="Times New Roman" w:hAnsi="Times New Roman"/>
-          <w:sz w:val="24"/>
-          <w:szCs w:val="24"/>
-          <w:lang w:val="uk-UA"/>
-        </w:rPr>
-      </w:pPr>
-      <w:r>
-        <w:rPr>
-          <w:rFonts w:ascii="Times New Roman" w:hAnsi="Times New Roman"/>
-          <w:sz w:val="24"/>
-          <w:szCs w:val="24"/>
-          <w:lang w:val="uk-UA"/>
-        </w:rPr>
-        <w:t>Доброго і пожиточного для душ наших і миру для світу у Господа просім.</w:t>
-      </w:r>
-    </w:p>
-    <w:p>
-      <w:pPr>
-        <w:spacing w:after="120" w:line="20" w:lineRule="atLeast"/>
-        <w:jc w:val="both"/>
-        <w:rPr>
-          <w:rFonts w:ascii="Times New Roman" w:hAnsi="Times New Roman"/>
-          <w:i/>
-          <w:sz w:val="24"/>
-          <w:szCs w:val="24"/>
-          <w:lang w:val="uk-UA"/>
-        </w:rPr>
-      </w:pPr>
-      <w:r>
-        <w:rPr>
-          <w:rFonts w:ascii="Times New Roman" w:hAnsi="Times New Roman"/>
-          <w:i/>
-          <w:color w:val="FF0000"/>
-          <w:sz w:val="24"/>
-          <w:szCs w:val="24"/>
-          <w:lang w:val="uk-UA"/>
-        </w:rPr>
-        <w:t>Вірні:</w:t>
-      </w:r>
-      <w:r>
-        <w:rPr>
-          <w:rFonts w:ascii="Times New Roman" w:hAnsi="Times New Roman"/>
-          <w:sz w:val="24"/>
-          <w:szCs w:val="24"/>
-          <w:lang w:val="uk-UA"/>
-        </w:rPr>
-        <w:t xml:space="preserve"> Подай, Господи</w:t>
-      </w:r>
-      <w:r>
-        <w:rPr>
-          <w:rFonts w:ascii="Times New Roman" w:hAnsi="Times New Roman"/>
-          <w:i/>
-          <w:sz w:val="24"/>
-          <w:szCs w:val="24"/>
-          <w:lang w:val="uk-UA"/>
-        </w:rPr>
-        <w:t>.</w:t>
-      </w:r>
-    </w:p>
-    <w:p>
-      <w:pPr>
-        <w:spacing w:after="120" w:line="20" w:lineRule="atLeast"/>
-        <w:jc w:val="both"/>
-        <w:rPr>
-          <w:rFonts w:ascii="Times New Roman" w:hAnsi="Times New Roman"/>
-          <w:sz w:val="24"/>
-          <w:szCs w:val="24"/>
-          <w:lang w:val="uk-UA"/>
-        </w:rPr>
-      </w:pPr>
-      <w:r>
-        <w:rPr>
-          <w:rFonts w:ascii="Times New Roman" w:hAnsi="Times New Roman"/>
-          <w:sz w:val="24"/>
-          <w:szCs w:val="24"/>
-          <w:lang w:val="uk-UA"/>
-        </w:rPr>
-        <w:t>Осталий час життя нашого в мирі й покаянні скінчити у Господа просім.</w:t>
-      </w:r>
-    </w:p>
-    <w:p>
-      <w:pPr>
-        <w:spacing w:after="120" w:line="20" w:lineRule="atLeast"/>
-        <w:jc w:val="both"/>
-        <w:rPr>
-          <w:rFonts w:ascii="Times New Roman" w:hAnsi="Times New Roman"/>
-          <w:i/>
-          <w:sz w:val="24"/>
-          <w:szCs w:val="24"/>
-          <w:lang w:val="uk-UA"/>
-        </w:rPr>
-      </w:pPr>
-      <w:r>
-        <w:rPr>
-          <w:rFonts w:ascii="Times New Roman" w:hAnsi="Times New Roman"/>
-          <w:i/>
-          <w:color w:val="FF0000"/>
-          <w:sz w:val="24"/>
-          <w:szCs w:val="24"/>
-          <w:lang w:val="uk-UA"/>
-        </w:rPr>
-        <w:t>Вірні:</w:t>
-      </w:r>
-      <w:r>
-        <w:rPr>
-          <w:rFonts w:ascii="Times New Roman" w:hAnsi="Times New Roman"/>
-          <w:sz w:val="24"/>
-          <w:szCs w:val="24"/>
-          <w:lang w:val="uk-UA"/>
-        </w:rPr>
-        <w:t xml:space="preserve"> Подай, Господи</w:t>
-      </w:r>
-      <w:r>
-        <w:rPr>
-          <w:rFonts w:ascii="Times New Roman" w:hAnsi="Times New Roman"/>
-          <w:i/>
-          <w:sz w:val="24"/>
-          <w:szCs w:val="24"/>
-          <w:lang w:val="uk-UA"/>
-        </w:rPr>
-        <w:t>.</w:t>
-      </w:r>
-    </w:p>
-    <w:p>
-      <w:pPr>
-        <w:spacing w:after="120" w:line="20" w:lineRule="atLeast"/>
-        <w:jc w:val="both"/>
-        <w:rPr>
-          <w:rFonts w:ascii="Times New Roman" w:hAnsi="Times New Roman"/>
-          <w:sz w:val="24"/>
-          <w:szCs w:val="24"/>
-          <w:lang w:val="uk-UA"/>
-        </w:rPr>
-      </w:pPr>
-      <w:r>
-        <w:rPr>
-          <w:rFonts w:ascii="Times New Roman" w:hAnsi="Times New Roman"/>
-          <w:sz w:val="24"/>
-          <w:szCs w:val="24"/>
-          <w:lang w:val="uk-UA"/>
-        </w:rPr>
-        <w:t>Християнської кончини життя нашого, безболісної, бездоганної, мирної, і доброго одвіту на страшному суді Христовому просім.</w:t>
-      </w:r>
-    </w:p>
-    <w:p>
-      <w:pPr>
-        <w:spacing w:after="120" w:line="20" w:lineRule="atLeast"/>
-        <w:jc w:val="both"/>
-        <w:rPr>
-          <w:rFonts w:ascii="Times New Roman" w:hAnsi="Times New Roman"/>
-          <w:i/>
-          <w:sz w:val="24"/>
-          <w:szCs w:val="24"/>
-          <w:lang w:val="uk-UA"/>
-        </w:rPr>
-      </w:pPr>
-      <w:r>
-        <w:rPr>
-          <w:rFonts w:ascii="Times New Roman" w:hAnsi="Times New Roman"/>
-          <w:i/>
-          <w:color w:val="FF0000"/>
-          <w:sz w:val="24"/>
-          <w:szCs w:val="24"/>
-          <w:lang w:val="uk-UA"/>
-        </w:rPr>
-        <w:t>Вірні:</w:t>
-      </w:r>
-      <w:r>
-        <w:rPr>
-          <w:rFonts w:ascii="Times New Roman" w:hAnsi="Times New Roman"/>
-          <w:sz w:val="24"/>
-          <w:szCs w:val="24"/>
-          <w:lang w:val="uk-UA"/>
-        </w:rPr>
-        <w:t xml:space="preserve"> Подай, Господи</w:t>
-      </w:r>
-      <w:r>
-        <w:rPr>
-          <w:rFonts w:ascii="Times New Roman" w:hAnsi="Times New Roman"/>
-          <w:i/>
-          <w:sz w:val="24"/>
-          <w:szCs w:val="24"/>
-          <w:lang w:val="uk-UA"/>
-        </w:rPr>
-        <w:t>.</w:t>
-      </w:r>
-    </w:p>
-    <w:p>
-      <w:pPr>
-        <w:spacing w:after="120" w:line="20" w:lineRule="atLeast"/>
-        <w:jc w:val="both"/>
-        <w:rPr>
-          <w:rFonts w:ascii="Times New Roman" w:hAnsi="Times New Roman"/>
-          <w:sz w:val="24"/>
-          <w:szCs w:val="24"/>
-          <w:lang w:val="uk-UA"/>
-        </w:rPr>
-      </w:pPr>
-      <w:r>
-        <w:rPr>
-          <w:rFonts w:ascii="Times New Roman" w:hAnsi="Times New Roman"/>
-          <w:sz w:val="24"/>
-          <w:szCs w:val="24"/>
-          <w:lang w:val="uk-UA"/>
-        </w:rPr>
-        <w:t>Пресвяту, пречисту, преблагословенну, славну Владичицю нашу Богородицю і приснодіву Марію, з усіма святими пом'янувши, самі себе, і один одного, і все життя наше Христу Богові віддаймо.</w:t>
-      </w:r>
-    </w:p>
-    <w:p>
-      <w:pPr>
-        <w:spacing w:after="120" w:line="20" w:lineRule="atLeast"/>
-        <w:jc w:val="both"/>
-        <w:rPr>
-          <w:rFonts w:ascii="Times New Roman" w:hAnsi="Times New Roman"/>
-          <w:sz w:val="24"/>
-          <w:szCs w:val="24"/>
-          <w:lang w:val="uk-UA"/>
-        </w:rPr>
-      </w:pPr>
-      <w:r>
-        <w:rPr>
-          <w:rFonts w:ascii="Times New Roman" w:hAnsi="Times New Roman"/>
-          <w:i/>
-          <w:color w:val="FF0000"/>
-          <w:sz w:val="24"/>
-          <w:szCs w:val="24"/>
-          <w:lang w:val="uk-UA"/>
-        </w:rPr>
-        <w:t>Вірні:</w:t>
-      </w:r>
-      <w:r>
-        <w:rPr>
-          <w:rFonts w:ascii="Times New Roman" w:hAnsi="Times New Roman"/>
-          <w:color w:val="FF0000"/>
-          <w:sz w:val="24"/>
-          <w:szCs w:val="24"/>
-          <w:lang w:val="uk-UA"/>
-        </w:rPr>
-        <w:t xml:space="preserve"> </w:t>
-      </w:r>
-      <w:r>
-        <w:rPr>
-          <w:rFonts w:ascii="Times New Roman" w:hAnsi="Times New Roman"/>
-          <w:sz w:val="24"/>
-          <w:szCs w:val="24"/>
-          <w:lang w:val="uk-UA"/>
-        </w:rPr>
-        <w:t>Тобі, Господи.</w:t>
-      </w:r>
-    </w:p>
-    <w:p>
-      <w:pPr>
-        <w:spacing w:after="120" w:line="20" w:lineRule="atLeast"/>
-        <w:jc w:val="both"/>
-        <w:rPr>
-          <w:rFonts w:ascii="Times New Roman" w:hAnsi="Times New Roman"/>
-          <w:sz w:val="24"/>
-          <w:szCs w:val="24"/>
-          <w:u w:val="single"/>
-          <w:lang w:val="uk-UA"/>
-        </w:rPr>
-      </w:pPr>
-      <w:r>
-        <w:rPr>
-          <w:rFonts w:ascii="Times New Roman" w:hAnsi="Times New Roman"/>
-          <w:sz w:val="24"/>
-          <w:szCs w:val="24"/>
-          <w:u w:val="single"/>
-          <w:lang w:val="uk-UA"/>
-        </w:rPr>
-        <w:t>[Боже великий і вишній, в тебе одного є безсмертність і в світлі живеш недоступнім. Ти все створіння мудро створив, відокремив світло від темряви і сонце поклав, щоб правити днем, а місяць і зорі, щоб володіли ніччю, нас же грішних вчинив достойними і в теперішню годину стати перед твоїм обличчям, щоб тебе визнавати і принести тобі вечірнє славослов'я. Направ, Чоловіколюбче, молитву нашу, немов кадило, перед тобою і прийми її, як благовонний запах. Дай нам мирний цей вечір і близьку вже ніч; зодягни нас у броню світла; визволь нас від нічного страху і всякої речі, що в темряві з'являється, і дай сон, що його ти дарував на відпочинок нашій немічності, вільний від усякого маріння диявольського. Владико, давче добра, хай і на нашій постелі, бувши тобі милими, згадуємо вночі твоє ім'я і, просвічувані навчанням твоїх заповідей, встанемо в душевній радості до звеличування твоєї доброти, приносячи твоєму милосердю молитви і моління, за наші і всіх твоїх людей провини. Відвідай їх задля молитов святої Богородиці.]</w:t>
-      </w:r>
-    </w:p>
-    <w:p>
-      <w:pPr>
-        <w:spacing w:after="120" w:line="20" w:lineRule="atLeast"/>
-        <w:jc w:val="both"/>
-        <w:rPr>
-          <w:rFonts w:ascii="Times New Roman" w:hAnsi="Times New Roman"/>
-          <w:sz w:val="24"/>
-          <w:szCs w:val="24"/>
-          <w:lang w:val="uk-UA"/>
-        </w:rPr>
-      </w:pPr>
-      <w:r>
-        <w:rPr>
-          <w:rFonts w:ascii="Times New Roman" w:hAnsi="Times New Roman"/>
-          <w:i/>
-          <w:color w:val="FF0000"/>
-          <w:sz w:val="24"/>
-          <w:szCs w:val="24"/>
-          <w:lang w:val="uk-UA"/>
-        </w:rPr>
-        <w:t>Священик:</w:t>
-      </w:r>
-      <w:r>
-        <w:rPr>
-          <w:rFonts w:ascii="Times New Roman" w:hAnsi="Times New Roman"/>
-          <w:color w:val="FF0000"/>
-          <w:sz w:val="24"/>
-          <w:szCs w:val="24"/>
-          <w:lang w:val="uk-UA"/>
-        </w:rPr>
-        <w:t xml:space="preserve"> </w:t>
-      </w:r>
-      <w:r>
-        <w:rPr>
-          <w:rFonts w:ascii="Times New Roman" w:hAnsi="Times New Roman"/>
-          <w:sz w:val="24"/>
-          <w:szCs w:val="24"/>
-          <w:lang w:val="uk-UA"/>
-        </w:rPr>
-        <w:t>Бо ти Бог милости, ласк і чоловіколюбности, і тобі славу віддаємо: Отцю, і Сину, і Святому Духові, нині і повсякчас, і на віки віків.</w:t>
-      </w:r>
-    </w:p>
-    <w:p>
-      <w:pPr>
-        <w:spacing w:after="120" w:line="20" w:lineRule="atLeast"/>
-        <w:jc w:val="both"/>
-        <w:rPr>
-          <w:rFonts w:ascii="Times New Roman" w:hAnsi="Times New Roman"/>
-          <w:sz w:val="24"/>
-          <w:szCs w:val="24"/>
-          <w:lang w:val="uk-UA"/>
-        </w:rPr>
-      </w:pPr>
-      <w:r>
-        <w:rPr>
-          <w:rFonts w:ascii="Times New Roman" w:hAnsi="Times New Roman"/>
-          <w:i/>
-          <w:color w:val="FF0000"/>
-          <w:sz w:val="24"/>
-          <w:szCs w:val="24"/>
-          <w:lang w:val="uk-UA"/>
-        </w:rPr>
-        <w:t>Вірні:</w:t>
-      </w:r>
-      <w:r>
-        <w:rPr>
-          <w:rFonts w:ascii="Times New Roman" w:hAnsi="Times New Roman"/>
-          <w:color w:val="FF0000"/>
-          <w:sz w:val="24"/>
-          <w:szCs w:val="24"/>
-          <w:lang w:val="uk-UA"/>
-        </w:rPr>
-        <w:t xml:space="preserve"> </w:t>
-      </w:r>
-      <w:r>
-        <w:rPr>
-          <w:rFonts w:ascii="Times New Roman" w:hAnsi="Times New Roman"/>
-          <w:sz w:val="24"/>
-          <w:szCs w:val="24"/>
-          <w:lang w:val="uk-UA"/>
-        </w:rPr>
-        <w:t>Амінь.</w:t>
-      </w:r>
-    </w:p>
-    <w:p>
-      <w:pPr>
-        <w:spacing w:after="120" w:line="20" w:lineRule="atLeast"/>
-        <w:jc w:val="both"/>
-        <w:rPr>
-          <w:rFonts w:ascii="Times New Roman" w:hAnsi="Times New Roman"/>
-          <w:sz w:val="24"/>
-          <w:szCs w:val="24"/>
-          <w:lang w:val="uk-UA"/>
-        </w:rPr>
-      </w:pPr>
-      <w:r>
-        <w:rPr>
-          <w:rFonts w:ascii="Times New Roman" w:hAnsi="Times New Roman"/>
-          <w:i/>
-          <w:color w:val="FF0000"/>
-          <w:sz w:val="24"/>
-          <w:szCs w:val="24"/>
-          <w:lang w:val="uk-UA"/>
-        </w:rPr>
-        <w:t>Священик:</w:t>
-      </w:r>
-      <w:r>
-        <w:rPr>
-          <w:rFonts w:ascii="Times New Roman" w:hAnsi="Times New Roman"/>
-          <w:color w:val="FF0000"/>
-          <w:sz w:val="24"/>
-          <w:szCs w:val="24"/>
-          <w:lang w:val="uk-UA"/>
-        </w:rPr>
-        <w:t xml:space="preserve"> </w:t>
-      </w:r>
-      <w:r>
-        <w:rPr>
-          <w:rFonts w:ascii="Times New Roman" w:hAnsi="Times New Roman"/>
-          <w:sz w:val="24"/>
-          <w:szCs w:val="24"/>
-          <w:lang w:val="uk-UA"/>
-        </w:rPr>
-        <w:t>Мир всім.</w:t>
-      </w:r>
-    </w:p>
-    <w:p>
-      <w:pPr>
-        <w:spacing w:after="120" w:line="20" w:lineRule="atLeast"/>
-        <w:jc w:val="both"/>
-        <w:rPr>
-          <w:rFonts w:ascii="Times New Roman" w:hAnsi="Times New Roman"/>
-          <w:sz w:val="24"/>
-          <w:szCs w:val="24"/>
-          <w:lang w:val="uk-UA"/>
-        </w:rPr>
-      </w:pPr>
-      <w:r>
-        <w:rPr>
-          <w:rFonts w:ascii="Times New Roman" w:hAnsi="Times New Roman"/>
-          <w:i/>
-          <w:color w:val="FF0000"/>
-          <w:sz w:val="24"/>
-          <w:szCs w:val="24"/>
-          <w:lang w:val="uk-UA"/>
-        </w:rPr>
-        <w:t>Вірні:</w:t>
-      </w:r>
-      <w:r>
-        <w:rPr>
-          <w:rFonts w:ascii="Times New Roman" w:hAnsi="Times New Roman"/>
-          <w:color w:val="FF0000"/>
-          <w:sz w:val="24"/>
-          <w:szCs w:val="24"/>
-          <w:lang w:val="uk-UA"/>
-        </w:rPr>
-        <w:t xml:space="preserve"> </w:t>
-      </w:r>
-      <w:r>
-        <w:rPr>
-          <w:rFonts w:ascii="Times New Roman" w:hAnsi="Times New Roman"/>
-          <w:sz w:val="24"/>
-          <w:szCs w:val="24"/>
-          <w:lang w:val="uk-UA"/>
-        </w:rPr>
-        <w:t>І духові твоєму.</w:t>
-      </w:r>
-    </w:p>
-    <w:p>
-      <w:pPr>
-        <w:spacing w:after="120" w:line="20" w:lineRule="atLeast"/>
-        <w:jc w:val="both"/>
-        <w:rPr>
-          <w:rFonts w:ascii="Times New Roman" w:hAnsi="Times New Roman"/>
-          <w:sz w:val="24"/>
-          <w:szCs w:val="24"/>
-          <w:lang w:val="uk-UA"/>
-        </w:rPr>
-      </w:pPr>
-      <w:r>
-        <w:rPr>
-          <w:rFonts w:ascii="Times New Roman" w:hAnsi="Times New Roman"/>
-          <w:sz w:val="24"/>
-          <w:szCs w:val="24"/>
-          <w:lang w:val="uk-UA"/>
-        </w:rPr>
-        <w:t>Голови ваші перед Господом схиліть.</w:t>
-      </w:r>
-    </w:p>
-    <w:p>
-      <w:pPr>
-        <w:spacing w:after="120" w:line="20" w:lineRule="atLeast"/>
-        <w:jc w:val="both"/>
-        <w:rPr>
-          <w:rFonts w:ascii="Times New Roman" w:hAnsi="Times New Roman"/>
-          <w:sz w:val="24"/>
-          <w:szCs w:val="24"/>
-          <w:lang w:val="uk-UA"/>
-        </w:rPr>
-      </w:pPr>
-      <w:r>
-        <w:rPr>
-          <w:rFonts w:ascii="Times New Roman" w:hAnsi="Times New Roman"/>
-          <w:i/>
-          <w:color w:val="FF0000"/>
-          <w:sz w:val="24"/>
-          <w:szCs w:val="24"/>
-          <w:lang w:val="uk-UA"/>
-        </w:rPr>
-        <w:t>Вірні:</w:t>
-      </w:r>
-      <w:r>
-        <w:rPr>
-          <w:rFonts w:ascii="Times New Roman" w:hAnsi="Times New Roman"/>
-          <w:color w:val="FF0000"/>
-          <w:sz w:val="24"/>
-          <w:szCs w:val="24"/>
-          <w:lang w:val="uk-UA"/>
-        </w:rPr>
-        <w:t xml:space="preserve"> </w:t>
-      </w:r>
-      <w:r>
-        <w:rPr>
-          <w:rFonts w:ascii="Times New Roman" w:hAnsi="Times New Roman"/>
-          <w:sz w:val="24"/>
-          <w:szCs w:val="24"/>
-          <w:lang w:val="uk-UA"/>
-        </w:rPr>
-        <w:t>Тобі, Господи.</w:t>
-      </w:r>
-    </w:p>
-    <w:p>
-      <w:pPr>
-        <w:spacing w:after="120" w:line="20" w:lineRule="atLeast"/>
-        <w:jc w:val="both"/>
-        <w:rPr>
-          <w:rFonts w:ascii="Times New Roman" w:hAnsi="Times New Roman"/>
-          <w:sz w:val="24"/>
-          <w:szCs w:val="24"/>
-          <w:lang w:val="uk-UA"/>
-        </w:rPr>
-      </w:pPr>
-      <w:r>
-        <w:rPr>
-          <w:rFonts w:ascii="Times New Roman" w:hAnsi="Times New Roman"/>
-          <w:i/>
-          <w:color w:val="FF0000"/>
-          <w:sz w:val="24"/>
-          <w:szCs w:val="24"/>
-          <w:lang w:val="uk-UA"/>
-        </w:rPr>
-        <w:t>Священик читає молитву:</w:t>
-      </w:r>
-      <w:r>
-        <w:rPr>
-          <w:rFonts w:ascii="Times New Roman" w:hAnsi="Times New Roman"/>
-          <w:sz w:val="24"/>
-          <w:szCs w:val="24"/>
-          <w:lang w:val="uk-UA"/>
-        </w:rPr>
-        <w:t xml:space="preserve"> Господи, Боже наш, що прихилив небо і зійшов на спасіння людського роду! Зглянься на слуг твоїх і на спадкоємство твоє, бо перед тобою, страшним і чоловіколюбним Суддею, слуги твої схилили свої голови і зігнули свої шиї, не від людей очікуючи допомоги, але на твою надіючись милість і твого очікуючи спасіння; тож оберігай їх повсякчасно, і в цей вечір, і в прийдешню ніч збережи від усякого ворога, і від будь-якого зазіхання диявольського, і від думок марних, і спогадів лукавих.</w:t>
-      </w:r>
-    </w:p>
-    <w:p>
-      <w:pPr>
-        <w:spacing w:after="120" w:line="20" w:lineRule="atLeast"/>
-        <w:jc w:val="both"/>
-        <w:rPr>
-          <w:rFonts w:ascii="Times New Roman" w:hAnsi="Times New Roman"/>
-          <w:sz w:val="24"/>
-          <w:szCs w:val="24"/>
-          <w:lang w:val="uk-UA"/>
-        </w:rPr>
-      </w:pPr>
-      <w:r>
-        <w:rPr>
-          <w:rFonts w:ascii="Times New Roman" w:hAnsi="Times New Roman"/>
-          <w:i/>
-          <w:color w:val="FF0000"/>
-          <w:sz w:val="24"/>
-          <w:szCs w:val="24"/>
-          <w:lang w:val="uk-UA"/>
-        </w:rPr>
-        <w:t>Священик:</w:t>
-      </w:r>
-      <w:r>
-        <w:rPr>
-          <w:rFonts w:ascii="Times New Roman" w:hAnsi="Times New Roman"/>
-          <w:color w:val="FF0000"/>
-          <w:sz w:val="24"/>
-          <w:szCs w:val="24"/>
-          <w:lang w:val="uk-UA"/>
-        </w:rPr>
-        <w:t xml:space="preserve"> </w:t>
-      </w:r>
-      <w:r>
-        <w:rPr>
-          <w:rFonts w:ascii="Times New Roman" w:hAnsi="Times New Roman"/>
-          <w:sz w:val="24"/>
-          <w:szCs w:val="24"/>
-          <w:lang w:val="uk-UA"/>
-        </w:rPr>
-        <w:t>Нехай буде влада царства твого благословенна і дуже прославлена: Отця, і Сина, і Святого Духа, нині і повсякчас, і на віки віків.</w:t>
-      </w:r>
-    </w:p>
-    <w:p>
-      <w:pPr>
-        <w:spacing w:after="120" w:line="20" w:lineRule="atLeast"/>
-        <w:jc w:val="both"/>
-        <w:rPr>
-          <w:rFonts w:ascii="Times New Roman" w:hAnsi="Times New Roman"/>
-          <w:sz w:val="24"/>
-          <w:szCs w:val="24"/>
-          <w:lang w:val="uk-UA"/>
-        </w:rPr>
-      </w:pPr>
-      <w:r>
-        <w:rPr>
-          <w:rFonts w:ascii="Times New Roman" w:hAnsi="Times New Roman"/>
-          <w:i/>
-          <w:color w:val="FF0000"/>
-          <w:sz w:val="24"/>
-          <w:szCs w:val="24"/>
-          <w:lang w:val="uk-UA"/>
-        </w:rPr>
-        <w:t>Вірні:</w:t>
-      </w:r>
-      <w:r>
-        <w:rPr>
-          <w:rFonts w:ascii="Times New Roman" w:hAnsi="Times New Roman"/>
-          <w:sz w:val="24"/>
-          <w:szCs w:val="24"/>
-          <w:lang w:val="uk-UA"/>
-        </w:rPr>
         <w:t xml:space="preserve"> Амінь.</w:t>
       </w:r>
     </w:p>
@@ -5386,8 +6894,6 @@
         <w:jc w:val="both"/>
         <w:rPr>
           <w:rFonts w:ascii="Times New Roman" w:hAnsi="Times New Roman"/>
-          <w:i/>
-          <w:color w:val="FF0000"/>
           <w:sz w:val="24"/>
           <w:szCs w:val="24"/>
           <w:lang w:val="uk-UA"/>
@@ -5419,86 +6925,116 @@
           <w:szCs w:val="24"/>
           <w:lang w:val="uk-UA"/>
         </w:rPr>
-        <w:t>Стихири на стиховні</w:t>
-      </w:r>
-    </w:p>
-    <w:p>
-      <w:pPr>
-        <w:spacing w:after="120" w:line="20" w:lineRule="atLeast"/>
-        <w:jc w:val="both"/>
-        <w:rPr>
-          <w:rFonts w:ascii="Times New Roman" w:hAnsi="Times New Roman"/>
-          <w:sz w:val="24"/>
-          <w:szCs w:val="24"/>
-          <w:lang w:val="uk-UA"/>
-        </w:rPr>
-      </w:pPr>
-      <w:r>
-        <w:rPr>
-          <w:rFonts w:ascii="Times New Roman" w:hAnsi="Times New Roman"/>
-          <w:i/>
-          <w:color w:val="FF0000"/>
-          <w:sz w:val="24"/>
-          <w:szCs w:val="24"/>
-          <w:lang w:val="uk-UA"/>
-        </w:rPr>
-        <w:t>(г. 6, подібний: Третього дня):</w:t>
-      </w:r>
-      <w:r>
-        <w:rPr>
-          <w:rFonts w:ascii="Times New Roman" w:hAnsi="Times New Roman"/>
-          <w:sz w:val="24"/>
-          <w:szCs w:val="24"/>
-          <w:lang w:val="uk-UA"/>
-        </w:rPr>
-        <w:t xml:space="preserve"> «Обійми́, – гово́рить, – Симео́не,* Зверши́теля все́світу рука́ми.* О ста́рче! Візьми́ Христа́,* </w:t>
-      </w:r>
-      <w:r>
-        <w:rPr>
-          <w:rFonts w:ascii="Times New Roman" w:hAnsi="Times New Roman"/>
-          <w:sz w:val="24"/>
-          <w:szCs w:val="24"/>
-          <w:lang w:val="uk-UA"/>
-        </w:rPr>
-        <w:t>я</w:t>
-      </w:r>
-      <w:r>
-        <w:rPr>
-          <w:rFonts w:ascii="Times New Roman" w:hAnsi="Times New Roman"/>
-          <w:sz w:val="24"/>
-          <w:szCs w:val="24"/>
-          <w:lang w:val="uk-UA"/>
-        </w:rPr>
-        <w:t>ко́го Діва Отрокови́ця зроди́ла без сімені* на ра́дість ро́ду на́шого!»</w:t>
-      </w:r>
-    </w:p>
-    <w:p>
-      <w:pPr>
-        <w:spacing w:after="120" w:line="20" w:lineRule="atLeast"/>
-        <w:jc w:val="both"/>
-        <w:rPr>
-          <w:rFonts w:ascii="Times New Roman" w:hAnsi="Times New Roman"/>
-          <w:iCs/>
-          <w:sz w:val="24"/>
-          <w:szCs w:val="24"/>
-          <w:u w:val="single"/>
-          <w:lang w:val="uk-UA"/>
-        </w:rPr>
-      </w:pPr>
-      <w:r>
-        <w:rPr>
-          <w:rFonts w:ascii="Times New Roman" w:hAnsi="Times New Roman"/>
-          <w:i/>
-          <w:iCs/>
-          <w:sz w:val="24"/>
-          <w:szCs w:val="24"/>
-          <w:lang w:val="uk-UA"/>
-        </w:rPr>
-        <w:t>Стих:</w:t>
-      </w:r>
-      <w:r>
-        <w:rPr>
-          <w:rFonts w:ascii="Times New Roman" w:hAnsi="Times New Roman"/>
+        <w:t>Середній відпуст</w:t>
+      </w:r>
+    </w:p>
+    <w:p>
+      <w:pPr>
+        <w:spacing w:after="120" w:line="20" w:lineRule="atLeast"/>
+        <w:jc w:val="both"/>
+        <w:rPr>
+          <w:rFonts w:ascii="Times New Roman" w:hAnsi="Times New Roman"/>
+          <w:sz w:val="24"/>
+          <w:szCs w:val="24"/>
+          <w:lang w:val="uk-UA"/>
+        </w:rPr>
+      </w:pPr>
+      <w:r>
+        <w:rPr>
+          <w:rFonts w:ascii="Times New Roman" w:hAnsi="Times New Roman"/>
+          <w:sz w:val="24"/>
+          <w:szCs w:val="24"/>
+          <w:lang w:val="uk-UA"/>
+        </w:rPr>
+        <w:t>Премудрість.</w:t>
+      </w:r>
+    </w:p>
+    <w:p>
+      <w:pPr>
+        <w:spacing w:after="120" w:line="20" w:lineRule="atLeast"/>
+        <w:jc w:val="both"/>
+        <w:rPr>
+          <w:rFonts w:ascii="Times New Roman" w:hAnsi="Times New Roman"/>
+          <w:sz w:val="24"/>
+          <w:szCs w:val="24"/>
+          <w:lang w:val="uk-UA"/>
+        </w:rPr>
+      </w:pPr>
+      <w:r>
+        <w:rPr>
+          <w:rFonts w:ascii="Times New Roman" w:hAnsi="Times New Roman"/>
+          <w:i/>
+          <w:color w:val="FF0000"/>
+          <w:sz w:val="24"/>
+          <w:szCs w:val="24"/>
+          <w:lang w:val="uk-UA"/>
+        </w:rPr>
+        <w:t>Вірні:</w:t>
+      </w:r>
+      <w:r>
+        <w:rPr>
+          <w:rFonts w:ascii="Times New Roman" w:hAnsi="Times New Roman"/>
+          <w:sz w:val="24"/>
+          <w:szCs w:val="24"/>
+          <w:lang w:val="uk-UA"/>
+        </w:rPr>
+        <w:t xml:space="preserve"> Чеснішу від херувимів і незрівнянно славнішу від серафимів, що без зотління Бога Слово породила, сущу Богородицю, тебе величаємо.</w:t>
+      </w:r>
+    </w:p>
+    <w:p>
+      <w:pPr>
+        <w:spacing w:after="120" w:line="20" w:lineRule="atLeast"/>
+        <w:jc w:val="both"/>
+        <w:rPr>
+          <w:rFonts w:ascii="Times New Roman" w:hAnsi="Times New Roman"/>
+          <w:sz w:val="24"/>
+          <w:szCs w:val="24"/>
+          <w:lang w:val="uk-UA"/>
+        </w:rPr>
+      </w:pPr>
+      <w:r>
+        <w:rPr>
+          <w:rFonts w:ascii="Times New Roman" w:hAnsi="Times New Roman"/>
+          <w:i/>
+          <w:color w:val="FF4400"/>
+          <w:sz w:val="24"/>
+        </w:rPr>
+        <w:t>Священик:</w:t>
+      </w:r>
+      <w:r>
+        <w:rPr>
+          <w:rFonts w:ascii="Times New Roman" w:hAnsi="Times New Roman"/>
+          <w:sz w:val="24"/>
+        </w:rPr>
+        <w:t xml:space="preserve"> Слава тобі, Христе Боже, надіє наша, слава тобі!</w:t>
+      </w:r>
+    </w:p>
+    <w:p>
+      <w:pPr>
+        <w:spacing w:after="120" w:line="20" w:lineRule="atLeast"/>
+        <w:jc w:val="both"/>
+        <w:rPr>
+          <w:rFonts w:ascii="Times New Roman" w:hAnsi="Times New Roman"/>
+          <w:sz w:val="24"/>
+          <w:szCs w:val="24"/>
+          <w:lang w:val="uk-UA"/>
+        </w:rPr>
+      </w:pPr>
+      <w:r>
+        <w:rPr>
+          <w:rFonts w:ascii="Times New Roman" w:hAnsi="Times New Roman"/>
+          <w:i/>
+          <w:color w:val="FF0000"/>
+          <w:sz w:val="24"/>
+          <w:szCs w:val="24"/>
+          <w:lang w:val="uk-UA"/>
+        </w:rPr>
+        <w:t>Вірні:</w:t>
+      </w:r>
+      <w:r>
+        <w:rPr>
+          <w:rFonts w:ascii="Times New Roman" w:hAnsi="Times New Roman"/>
+          <w:color w:val="FF0000"/>
           <w:sz w:val="24"/>
           <w:szCs w:val="24"/>
           <w:lang w:val="uk-UA"/>
@@ -5510,78 +7046,101 @@
           <w:rFonts w:ascii="Times New Roman" w:hAnsi="Times New Roman"/>
           <w:sz w:val="24"/>
           <w:szCs w:val="24"/>
-          <w:u w:val="single"/>
-          <w:lang w:val="uk-UA"/>
-        </w:rPr>
-        <w:t>Нині відпуска́єш раба́ Твого́, Влади́ко,* за сло́вом Твоїм, у ми́рі.</w:t>
-      </w:r>
-    </w:p>
-    <w:p>
-      <w:pPr>
-        <w:spacing w:after="120" w:line="20" w:lineRule="atLeast"/>
-        <w:jc w:val="both"/>
-        <w:rPr>
-          <w:rFonts w:ascii="Times New Roman" w:hAnsi="Times New Roman"/>
-          <w:sz w:val="24"/>
-          <w:szCs w:val="24"/>
-          <w:lang w:val="uk-UA"/>
-        </w:rPr>
-      </w:pPr>
-      <w:r>
-        <w:rPr>
-          <w:rFonts w:ascii="Times New Roman" w:hAnsi="Times New Roman"/>
-          <w:sz w:val="24"/>
-          <w:szCs w:val="24"/>
-          <w:lang w:val="uk-UA"/>
-        </w:rPr>
-        <w:t xml:space="preserve">Зако́ну Творця́ і Бо́га,* пе́ред </w:t>
-      </w:r>
-      <w:r>
-        <w:rPr>
-          <w:rFonts w:ascii="Times New Roman" w:hAnsi="Times New Roman"/>
-          <w:sz w:val="24"/>
-          <w:szCs w:val="24"/>
-          <w:lang w:val="uk-UA"/>
-        </w:rPr>
-        <w:t>я</w:t>
-      </w:r>
-      <w:r>
-        <w:rPr>
-          <w:rFonts w:ascii="Times New Roman" w:hAnsi="Times New Roman"/>
-          <w:sz w:val="24"/>
-          <w:szCs w:val="24"/>
-          <w:lang w:val="uk-UA"/>
-        </w:rPr>
-        <w:t>ки́м тремтя́ть Ангелів мно́жества,* зійшо́вшись, оспіва́ймо, лю́ди,* єди́ного Доброчи́нця і Законода́вця за́повідей* на спасіння душ на́ших.</w:t>
-      </w:r>
-    </w:p>
-    <w:p>
-      <w:pPr>
-        <w:spacing w:after="120" w:line="20" w:lineRule="atLeast"/>
-        <w:jc w:val="both"/>
-        <w:rPr>
-          <w:rFonts w:ascii="Times New Roman" w:hAnsi="Times New Roman"/>
-          <w:iCs/>
-          <w:sz w:val="24"/>
-          <w:szCs w:val="24"/>
-          <w:u w:val="single"/>
-          <w:lang w:val="uk-UA"/>
-        </w:rPr>
-      </w:pPr>
-      <w:r>
-        <w:rPr>
-          <w:rFonts w:ascii="Times New Roman" w:hAnsi="Times New Roman"/>
-          <w:i/>
-          <w:iCs/>
-          <w:sz w:val="24"/>
-          <w:szCs w:val="24"/>
-          <w:lang w:val="uk-UA"/>
-        </w:rPr>
-        <w:t>Стих:</w:t>
-      </w:r>
-      <w:r>
-        <w:rPr>
-          <w:rFonts w:ascii="Times New Roman" w:hAnsi="Times New Roman"/>
+          <w:lang w:val="uk-UA"/>
+        </w:rPr>
+        <w:t xml:space="preserve">Слава Отцю і Сину, і Святому Духові, і нині і повсякчас, і на віки віків. Амінь. Господи, помилуй </w:t>
+      </w:r>
+      <w:r>
+        <w:rPr>
+          <w:rFonts w:ascii="Times New Roman" w:hAnsi="Times New Roman"/>
+          <w:i/>
+          <w:color w:val="FF0000"/>
+          <w:sz w:val="24"/>
+          <w:szCs w:val="24"/>
+          <w:lang w:val="uk-UA"/>
+        </w:rPr>
+        <w:t>(3 р.)</w:t>
+      </w:r>
+      <w:r>
+        <w:rPr>
+          <w:rFonts w:ascii="Times New Roman" w:hAnsi="Times New Roman"/>
+          <w:i/>
+          <w:sz w:val="24"/>
+          <w:szCs w:val="24"/>
+          <w:lang w:val="uk-UA"/>
+        </w:rPr>
+        <w:t>.</w:t>
+      </w:r>
+      <w:r>
+        <w:rPr>
+          <w:rFonts w:ascii="Times New Roman" w:hAnsi="Times New Roman"/>
+          <w:sz w:val="24"/>
+          <w:szCs w:val="24"/>
+          <w:lang w:val="uk-UA"/>
+        </w:rPr>
+        <w:t xml:space="preserve"> Благослови.</w:t>
+      </w:r>
+    </w:p>
+    <w:p>
+      <w:r>
+        <w:rPr>
+          <w:rFonts w:ascii="Times New Roman" w:hAnsi="Times New Roman"/>
+          <w:i/>
+          <w:color w:val="FF4400"/>
+          <w:sz w:val="24"/>
+        </w:rPr>
+        <w:t>Священик:</w:t>
+      </w:r>
+      <w:r>
+        <w:rPr>
+          <w:rFonts w:ascii="Times New Roman" w:hAnsi="Times New Roman"/>
+          <w:sz w:val="24"/>
+        </w:rPr>
+        <w:t xml:space="preserve"> Христос, істинний Бог наш, що зволив спочити в обіймах праведного Симеона спасіння нашого ради, молитвами пречистої своєї Матері, заступництвом чесних небесних сил безтілесних, святих, славних і всехвальних апостолів, святого, </w:t>
+      </w:r>
+      <w:r>
+        <w:rPr>
+          <w:rFonts w:ascii="Times New Roman" w:hAnsi="Times New Roman"/>
+          <w:i/>
+          <w:color w:val="FF4400"/>
+          <w:sz w:val="24"/>
+        </w:rPr>
+        <w:t>якого є храм</w:t>
+      </w:r>
+      <w:r>
+        <w:rPr>
+          <w:rFonts w:ascii="Times New Roman" w:hAnsi="Times New Roman"/>
+          <w:sz w:val="24"/>
+        </w:rPr>
+        <w:t>, святої мучениці Агафії і всіх святих, помилує і спасе нас, як благий і чоловіколюбець.</w:t>
+      </w:r>
+    </w:p>
+    <w:p>
+      <w:pPr>
+        <w:spacing w:after="120" w:line="20" w:lineRule="atLeast"/>
+        <w:jc w:val="both"/>
+        <w:rPr>
+          <w:rFonts w:ascii="Times New Roman" w:hAnsi="Times New Roman"/>
+          <w:sz w:val="24"/>
+          <w:szCs w:val="24"/>
+          <w:lang w:val="uk-UA"/>
+        </w:rPr>
+      </w:pPr>
+      <w:r>
+        <w:rPr>
+          <w:rFonts w:ascii="Times New Roman" w:hAnsi="Times New Roman"/>
+          <w:i/>
+          <w:color w:val="FF0000"/>
+          <w:sz w:val="24"/>
+          <w:szCs w:val="24"/>
+          <w:lang w:val="uk-UA"/>
+        </w:rPr>
+        <w:t>Вірні:</w:t>
+      </w:r>
+      <w:r>
+        <w:rPr>
+          <w:rFonts w:ascii="Times New Roman" w:hAnsi="Times New Roman"/>
+          <w:color w:val="FF0000"/>
           <w:sz w:val="24"/>
           <w:szCs w:val="24"/>
           <w:lang w:val="uk-UA"/>
@@ -5593,125 +7152,9 @@
           <w:rFonts w:ascii="Times New Roman" w:hAnsi="Times New Roman"/>
           <w:sz w:val="24"/>
           <w:szCs w:val="24"/>
-          <w:u w:val="single"/>
-          <w:lang w:val="uk-UA"/>
-        </w:rPr>
-        <w:t>Світло на одкрове́ння наро́дам* і сла́ву лю́ду Твого́, Ізра́їля.</w:t>
-      </w:r>
-    </w:p>
-    <w:p>
-      <w:pPr>
-        <w:widowControl w:val="0"/>
-        <w:adjustRightInd w:val="0"/>
-        <w:spacing w:after="120" w:line="20" w:lineRule="atLeast"/>
-        <w:jc w:val="both"/>
-        <w:rPr>
-          <w:rFonts w:ascii="Times New Roman" w:hAnsi="Times New Roman"/>
-          <w:noProof/>
-          <w:kern w:val="2"/>
-          <w:sz w:val="24"/>
-          <w:szCs w:val="24"/>
-          <w:lang w:val="uk-UA"/>
-        </w:rPr>
-      </w:pPr>
-      <w:r>
-        <w:rPr>
-          <w:rFonts w:ascii="Times New Roman" w:hAnsi="Times New Roman"/>
-          <w:sz w:val="24"/>
-          <w:szCs w:val="24"/>
-          <w:lang w:val="uk-UA"/>
-        </w:rPr>
-        <w:t>«Ни́ні відпуска́єш, Влади́ко, раба́ Твого́* – мене́ з уз пло́тських, як мо́вив єси́, в ми́рі,* бо узрів я Тебе́, Хри́сте,* Первовічне Світло* на одкрове́ння наро́дам і Ізра́їлю».</w:t>
-      </w:r>
-    </w:p>
-    <w:p>
-      <w:pPr>
-        <w:widowControl w:val="0"/>
-        <w:adjustRightInd w:val="0"/>
-        <w:spacing w:after="120" w:line="20" w:lineRule="atLeast"/>
-        <w:jc w:val="both"/>
-        <w:rPr>
-          <w:rFonts w:ascii="Times New Roman" w:hAnsi="Times New Roman"/>
-          <w:sz w:val="24"/>
-          <w:szCs w:val="24"/>
-          <w:lang w:val="uk-UA"/>
-        </w:rPr>
-      </w:pPr>
-      <w:r>
-        <w:rPr>
-          <w:rFonts w:ascii="Times New Roman" w:hAnsi="Times New Roman"/>
-          <w:b/>
-          <w:bCs/>
-          <w:sz w:val="24"/>
-          <w:szCs w:val="24"/>
-          <w:lang w:val="uk-UA"/>
-        </w:rPr>
-        <w:t>Слава, і нині:</w:t>
-      </w:r>
-      <w:r>
-        <w:rPr>
-          <w:rFonts w:ascii="Times New Roman" w:hAnsi="Times New Roman"/>
-          <w:sz w:val="24"/>
-          <w:szCs w:val="24"/>
-          <w:lang w:val="uk-UA"/>
-        </w:rPr>
-        <w:t xml:space="preserve"> </w:t>
-      </w:r>
-      <w:r>
-        <w:rPr>
-          <w:rFonts w:ascii="Times New Roman" w:hAnsi="Times New Roman"/>
-          <w:i/>
-          <w:color w:val="FF0000"/>
-          <w:sz w:val="24"/>
-          <w:szCs w:val="24"/>
-          <w:lang w:val="uk-UA"/>
-        </w:rPr>
-        <w:t xml:space="preserve">(г. 2): </w:t>
-      </w:r>
-      <w:r>
-        <w:rPr>
-          <w:rFonts w:ascii="Times New Roman" w:hAnsi="Times New Roman"/>
-          <w:sz w:val="24"/>
-          <w:szCs w:val="24"/>
-          <w:lang w:val="uk-UA"/>
-        </w:rPr>
-        <w:t xml:space="preserve">Кому горні служителі з трепетом моляться,* </w:t>
-      </w:r>
-      <w:r>
-        <w:rPr>
-          <w:rFonts w:ascii="Times New Roman" w:hAnsi="Times New Roman"/>
-          <w:sz w:val="24"/>
-          <w:szCs w:val="24"/>
-          <w:lang w:val="uk-UA"/>
-        </w:rPr>
-        <w:t>т</w:t>
-      </w:r>
-      <w:r>
-        <w:rPr>
-          <w:rFonts w:ascii="Times New Roman" w:hAnsi="Times New Roman"/>
-          <w:sz w:val="24"/>
-          <w:szCs w:val="24"/>
-          <w:lang w:val="uk-UA"/>
-        </w:rPr>
-        <w:t>ого долі нині Симеон у земні обійми прийнявши,* з’єднання Бога з людьми проголошує</w:t>
-      </w:r>
-      <w:r>
-        <w:rPr>
-          <w:rFonts w:ascii="Times New Roman" w:hAnsi="Times New Roman"/>
-          <w:sz w:val="24"/>
-          <w:szCs w:val="24"/>
-          <w:lang w:val="uk-UA"/>
-        </w:rPr>
-        <w:t>,</w:t>
-      </w:r>
-      <w:r>
-        <w:rPr>
-          <w:rFonts w:ascii="Times New Roman" w:hAnsi="Times New Roman"/>
-          <w:sz w:val="24"/>
-          <w:szCs w:val="24"/>
-          <w:lang w:val="uk-UA"/>
-        </w:rPr>
-        <w:t>* і бачачи Небесного Бога як смертного,* розлучаючись із усіма, що на землі, радісно взивав:* «Ти, що сущим у пітьмі невечірнє світло одкриваєш,* Господи, слава Тобі!»</w:t>
+          <w:lang w:val="uk-UA"/>
+        </w:rPr>
+        <w:t>Амінь.</w:t>
       </w:r>
     </w:p>
     <w:p>
@@ -5747,1361 +7190,6 @@
           <w:color w:val="FF0000"/>
           <w:lang w:val="uk-UA"/>
         </w:rPr>
-        <w:t>Пісня Симеона</w:t>
-      </w:r>
-    </w:p>
-    <w:p>
-      <w:pPr>
-        <w:spacing w:after="120" w:line="20" w:lineRule="atLeast"/>
-        <w:jc w:val="both"/>
-        <w:rPr>
-          <w:rFonts w:ascii="Times New Roman" w:hAnsi="Times New Roman"/>
-          <w:sz w:val="24"/>
-          <w:szCs w:val="24"/>
-          <w:lang w:val="uk-UA"/>
-        </w:rPr>
-      </w:pPr>
-      <w:r>
-        <w:rPr>
-          <w:rFonts w:ascii="Times New Roman" w:hAnsi="Times New Roman"/>
-          <w:sz w:val="24"/>
-          <w:szCs w:val="24"/>
-          <w:lang w:val="uk-UA"/>
-        </w:rPr>
-        <w:t>Нині відпускаєш слугу твого, Владико,* за твоїм словом у мирі.</w:t>
-      </w:r>
-    </w:p>
-    <w:p>
-      <w:pPr>
-        <w:spacing w:after="120" w:line="20" w:lineRule="atLeast"/>
-        <w:jc w:val="both"/>
-        <w:rPr>
-          <w:rFonts w:ascii="Times New Roman" w:hAnsi="Times New Roman"/>
-          <w:sz w:val="24"/>
-          <w:szCs w:val="24"/>
-          <w:lang w:val="uk-UA"/>
-        </w:rPr>
-      </w:pPr>
-      <w:r>
-        <w:rPr>
-          <w:rFonts w:ascii="Times New Roman" w:hAnsi="Times New Roman"/>
-          <w:sz w:val="24"/>
-          <w:szCs w:val="24"/>
-          <w:lang w:val="uk-UA"/>
-        </w:rPr>
-        <w:t>Бо побачили очі мої* спасіння твоє;</w:t>
-      </w:r>
-    </w:p>
-    <w:p>
-      <w:pPr>
-        <w:spacing w:after="120" w:line="20" w:lineRule="atLeast"/>
-        <w:jc w:val="both"/>
-        <w:rPr>
-          <w:rFonts w:ascii="Times New Roman" w:hAnsi="Times New Roman"/>
-          <w:sz w:val="24"/>
-          <w:szCs w:val="24"/>
-          <w:lang w:val="uk-UA"/>
-        </w:rPr>
-      </w:pPr>
-      <w:r>
-        <w:rPr>
-          <w:rFonts w:ascii="Times New Roman" w:hAnsi="Times New Roman"/>
-          <w:sz w:val="24"/>
-          <w:szCs w:val="24"/>
-          <w:lang w:val="uk-UA"/>
-        </w:rPr>
-        <w:t>Що приготував ти* перед усіма народами;</w:t>
-      </w:r>
-    </w:p>
-    <w:p>
-      <w:pPr>
-        <w:spacing w:after="120" w:line="20" w:lineRule="atLeast"/>
-        <w:jc w:val="both"/>
-        <w:rPr>
-          <w:rFonts w:ascii="Times New Roman" w:hAnsi="Times New Roman"/>
-          <w:sz w:val="24"/>
-          <w:szCs w:val="24"/>
-          <w:lang w:val="uk-UA"/>
-        </w:rPr>
-      </w:pPr>
-      <w:r>
-        <w:rPr>
-          <w:rFonts w:ascii="Times New Roman" w:hAnsi="Times New Roman"/>
-          <w:sz w:val="24"/>
-          <w:szCs w:val="24"/>
-          <w:lang w:val="uk-UA"/>
-        </w:rPr>
-        <w:t>Світло на просвіту поганам,* і славу люду твого, Ізраїля.</w:t>
-      </w:r>
-    </w:p>
-    <w:p>
-      <w:pPr>
-        <w:spacing w:after="120" w:line="20" w:lineRule="atLeast"/>
-        <w:jc w:val="both"/>
-        <w:rPr>
-          <w:rFonts w:ascii="Times New Roman" w:hAnsi="Times New Roman"/>
-          <w:sz w:val="24"/>
-          <w:szCs w:val="24"/>
-          <w:lang w:val="uk-UA"/>
-        </w:rPr>
-      </w:pPr>
-      <w:r>
-        <w:rPr>
-          <w:rFonts w:ascii="Times New Roman" w:hAnsi="Times New Roman"/>
-          <w:sz w:val="24"/>
-          <w:szCs w:val="24"/>
-          <w:lang w:val="uk-UA"/>
-        </w:rPr>
-        <w:t xml:space="preserve">Святий Боже, святий Кріпкий, святий Безсмертний, помилуй нас </w:t>
-      </w:r>
-      <w:r>
-        <w:rPr>
-          <w:rFonts w:ascii="Times New Roman" w:hAnsi="Times New Roman"/>
-          <w:i/>
-          <w:color w:val="FF0000"/>
-          <w:sz w:val="24"/>
-          <w:szCs w:val="24"/>
-          <w:lang w:val="uk-UA"/>
-        </w:rPr>
-        <w:t>(3 р.)</w:t>
-      </w:r>
-    </w:p>
-    <w:p>
-      <w:pPr>
-        <w:spacing w:after="120" w:line="20" w:lineRule="atLeast"/>
-        <w:jc w:val="both"/>
-        <w:rPr>
-          <w:rFonts w:ascii="Times New Roman" w:hAnsi="Times New Roman"/>
-          <w:sz w:val="24"/>
-          <w:szCs w:val="24"/>
-          <w:lang w:val="uk-UA"/>
-        </w:rPr>
-      </w:pPr>
-      <w:r>
-        <w:rPr>
-          <w:rFonts w:ascii="Times New Roman" w:hAnsi="Times New Roman"/>
-          <w:sz w:val="24"/>
-          <w:szCs w:val="24"/>
-          <w:lang w:val="uk-UA"/>
-        </w:rPr>
-        <w:t>Слава Отцю, і Сину, і Святому Духові,* і нині і повсякчас, і на віки віків. Амінь.</w:t>
-      </w:r>
-    </w:p>
-    <w:p>
-      <w:pPr>
-        <w:spacing w:after="120" w:line="20" w:lineRule="atLeast"/>
-        <w:jc w:val="both"/>
-        <w:rPr>
-          <w:rFonts w:ascii="Times New Roman" w:hAnsi="Times New Roman"/>
-          <w:sz w:val="24"/>
-          <w:szCs w:val="24"/>
-          <w:lang w:val="uk-UA"/>
-        </w:rPr>
-      </w:pPr>
-      <w:r>
-        <w:rPr>
-          <w:rFonts w:ascii="Times New Roman" w:hAnsi="Times New Roman"/>
-          <w:sz w:val="24"/>
-          <w:szCs w:val="24"/>
-          <w:lang w:val="uk-UA"/>
-        </w:rPr>
-        <w:t>Пресвята Тройце, помилуй нас;* Господи, очисти гріхи наші;* Владико, прости беззаконня наші;* Святий, завітай і зціли немочі наші імени твого ради.</w:t>
-      </w:r>
-    </w:p>
-    <w:p>
-      <w:pPr>
-        <w:spacing w:after="120" w:line="20" w:lineRule="atLeast"/>
-        <w:jc w:val="both"/>
-        <w:rPr>
-          <w:rFonts w:ascii="Times New Roman" w:hAnsi="Times New Roman"/>
-          <w:sz w:val="24"/>
-          <w:szCs w:val="24"/>
-          <w:lang w:val="uk-UA"/>
-        </w:rPr>
-      </w:pPr>
-      <w:r>
-        <w:rPr>
-          <w:rFonts w:ascii="Times New Roman" w:hAnsi="Times New Roman"/>
-          <w:sz w:val="24"/>
-          <w:szCs w:val="24"/>
-          <w:lang w:val="uk-UA"/>
-        </w:rPr>
-        <w:t xml:space="preserve">Господи, помилуй </w:t>
-      </w:r>
-      <w:r>
-        <w:rPr>
-          <w:rFonts w:ascii="Times New Roman" w:hAnsi="Times New Roman"/>
-          <w:i/>
-          <w:color w:val="FF0000"/>
-          <w:sz w:val="24"/>
-          <w:szCs w:val="24"/>
-          <w:lang w:val="uk-UA"/>
-        </w:rPr>
-        <w:t>(3 р.)</w:t>
-      </w:r>
-    </w:p>
-    <w:p>
-      <w:pPr>
-        <w:spacing w:after="120" w:line="20" w:lineRule="atLeast"/>
-        <w:jc w:val="both"/>
-        <w:rPr>
-          <w:rFonts w:ascii="Times New Roman" w:hAnsi="Times New Roman"/>
-          <w:sz w:val="24"/>
-          <w:szCs w:val="24"/>
-          <w:lang w:val="uk-UA"/>
-        </w:rPr>
-      </w:pPr>
-      <w:r>
-        <w:rPr>
-          <w:rFonts w:ascii="Times New Roman" w:hAnsi="Times New Roman"/>
-          <w:sz w:val="24"/>
-          <w:szCs w:val="24"/>
-          <w:lang w:val="uk-UA"/>
-        </w:rPr>
-        <w:t>Слава Отцю, і Сину, і Святому Духові.</w:t>
-      </w:r>
-    </w:p>
-    <w:p>
-      <w:pPr>
-        <w:spacing w:after="120" w:line="20" w:lineRule="atLeast"/>
-        <w:jc w:val="both"/>
-        <w:rPr>
-          <w:rFonts w:ascii="Times New Roman" w:hAnsi="Times New Roman"/>
-          <w:sz w:val="24"/>
-          <w:szCs w:val="24"/>
-          <w:lang w:val="uk-UA"/>
-        </w:rPr>
-      </w:pPr>
-      <w:r>
-        <w:rPr>
-          <w:rFonts w:ascii="Times New Roman" w:hAnsi="Times New Roman"/>
-          <w:sz w:val="24"/>
-          <w:szCs w:val="24"/>
-          <w:lang w:val="uk-UA"/>
-        </w:rPr>
-        <w:t>І нині і повсякчас, і на віки віків. Амінь.</w:t>
-      </w:r>
-    </w:p>
-    <w:p>
-      <w:pPr>
-        <w:spacing w:after="120" w:line="20" w:lineRule="atLeast"/>
-        <w:jc w:val="both"/>
-        <w:rPr>
-          <w:rFonts w:ascii="Times New Roman" w:hAnsi="Times New Roman"/>
-          <w:sz w:val="24"/>
-          <w:szCs w:val="24"/>
-          <w:lang w:val="uk-UA"/>
-        </w:rPr>
-      </w:pPr>
-      <w:r>
-        <w:rPr>
-          <w:rFonts w:ascii="Times New Roman" w:hAnsi="Times New Roman"/>
-          <w:sz w:val="24"/>
-          <w:szCs w:val="24"/>
-          <w:lang w:val="uk-UA"/>
-        </w:rPr>
-        <w:t>Отче наш, що єси на небесах,* нехай святиться ім’я твоє,* нехай прийде царство твоє,* нехай буде воля твоя, як на небі, так і на землі.* Хліб наш насущний дай нам сьогодні,* і прости нам провини наші,* як і ми прощаємо винуватцям нашим,* і не введи нас у спокусу,* але визволи нас від лукавого.</w:t>
-      </w:r>
-    </w:p>
-    <w:p>
-      <w:pPr>
-        <w:spacing w:after="120" w:line="20" w:lineRule="atLeast"/>
-        <w:jc w:val="both"/>
-        <w:rPr>
-          <w:rFonts w:ascii="Times New Roman" w:hAnsi="Times New Roman"/>
-          <w:sz w:val="24"/>
-          <w:szCs w:val="24"/>
-          <w:lang w:val="uk-UA"/>
-        </w:rPr>
-      </w:pPr>
-      <w:r>
-        <w:rPr>
-          <w:rFonts w:ascii="Times New Roman" w:hAnsi="Times New Roman"/>
-          <w:i/>
-          <w:color w:val="FF0000"/>
-          <w:sz w:val="24"/>
-          <w:szCs w:val="24"/>
-          <w:lang w:val="uk-UA"/>
-        </w:rPr>
-        <w:t>Священик:</w:t>
-      </w:r>
-      <w:r>
-        <w:rPr>
-          <w:rFonts w:ascii="Times New Roman" w:hAnsi="Times New Roman"/>
-          <w:sz w:val="24"/>
-          <w:szCs w:val="24"/>
-          <w:lang w:val="uk-UA"/>
-        </w:rPr>
-        <w:t xml:space="preserve"> Бо твоє є царство, і сила, і слава, Отця, і Сина, і Святого Духа, нині і повсякчас, і на віки віків.</w:t>
-      </w:r>
-    </w:p>
-    <w:p>
-      <w:pPr>
-        <w:spacing w:after="120" w:line="20" w:lineRule="atLeast"/>
-        <w:jc w:val="both"/>
-        <w:rPr>
-          <w:rFonts w:ascii="Times New Roman" w:hAnsi="Times New Roman"/>
-          <w:sz w:val="24"/>
-          <w:szCs w:val="24"/>
-          <w:lang w:val="uk-UA"/>
-        </w:rPr>
-      </w:pPr>
-      <w:r>
-        <w:rPr>
-          <w:rFonts w:ascii="Times New Roman" w:hAnsi="Times New Roman"/>
-          <w:i/>
-          <w:color w:val="FF0000"/>
-          <w:sz w:val="24"/>
-          <w:szCs w:val="24"/>
-          <w:lang w:val="uk-UA"/>
-        </w:rPr>
-        <w:t>Вірні:</w:t>
-      </w:r>
-      <w:r>
-        <w:rPr>
-          <w:rFonts w:ascii="Times New Roman" w:hAnsi="Times New Roman"/>
-          <w:color w:val="FF0000"/>
-          <w:sz w:val="24"/>
-          <w:szCs w:val="24"/>
-          <w:lang w:val="uk-UA"/>
-        </w:rPr>
-        <w:t xml:space="preserve"> </w:t>
-      </w:r>
-      <w:r>
-        <w:rPr>
-          <w:rFonts w:ascii="Times New Roman" w:hAnsi="Times New Roman"/>
-          <w:sz w:val="24"/>
-          <w:szCs w:val="24"/>
-          <w:lang w:val="uk-UA"/>
-        </w:rPr>
-        <w:t>Амінь.</w:t>
-      </w:r>
-    </w:p>
-    <w:p>
-      <w:pPr>
-        <w:spacing w:after="120" w:line="20" w:lineRule="atLeast"/>
-        <w:jc w:val="both"/>
-        <w:rPr>
-          <w:rFonts w:ascii="Times New Roman" w:hAnsi="Times New Roman"/>
-          <w:sz w:val="24"/>
-          <w:szCs w:val="24"/>
-          <w:lang w:val="uk-UA"/>
-        </w:rPr>
-      </w:pPr>
-    </w:p>
-    <w:p>
-      <w:pPr>
-        <w:pStyle w:val="Heading3"/>
-        <w:spacing w:before="0" w:after="120" w:line="20" w:lineRule="atLeast"/>
-        <w:jc w:val="center"/>
-        <w:rPr>
-          <w:rFonts w:ascii="Times New Roman" w:hAnsi="Times New Roman"/>
-          <w:b/>
-          <w:i/>
-          <w:color w:val="FF0000"/>
-          <w:lang w:val="uk-UA"/>
-        </w:rPr>
-      </w:pPr>
-      <w:r>
-        <w:rPr>
-          <w:rFonts w:ascii="Times New Roman" w:hAnsi="Times New Roman"/>
-          <w:b/>
-          <w:i/>
-          <w:color w:val="FF0000"/>
-          <w:lang w:val="uk-UA"/>
-        </w:rPr>
-        <w:t>Тропарі</w:t>
-      </w:r>
-    </w:p>
-    <w:p>
-      <w:pPr>
-        <w:pStyle w:val="NormalWeb"/>
-        <w:spacing w:before="0" w:beforeAutospacing="0" w:after="120" w:afterAutospacing="0" w:line="20" w:lineRule="atLeast"/>
-        <w:jc w:val="both"/>
-      </w:pPr>
-      <w:r>
-        <w:rPr>
-          <w:i/>
-          <w:color w:val="FF0000"/>
-        </w:rPr>
-        <w:t>(г. 4):</w:t>
-      </w:r>
-      <w:r>
-        <w:t xml:space="preserve"> Агниця Твоя, Ісусе, Агафія,* кличе великим голосом:* Тебе, жениху мій, люблю і, Тебе шукаючи, стра</w:t>
-      </w:r>
-      <w:r>
-        <w:t>ж</w:t>
-      </w:r>
-      <w:r>
-        <w:t>даю,* і разом з Тобою розпинаюся, і погреб</w:t>
-      </w:r>
-      <w:r>
-        <w:t>а</w:t>
-      </w:r>
-      <w:r>
-        <w:t>юся хрещенням Твоїм,* і терплю ради Тебе, щоб і царствувати в Тобі,* і вмираю за Тебе, щоб і жити з Тобою,* та як жертву непорочну прийми мене, що з любов’ю пожертвувалася Тобі.*</w:t>
-      </w:r>
-      <w:r>
-        <w:t xml:space="preserve"> Її</w:t>
-      </w:r>
-      <w:r>
-        <w:t xml:space="preserve"> молитвами як милостивий спаси душі наші.</w:t>
-      </w:r>
-    </w:p>
-    <w:p>
-      <w:pPr>
-        <w:pStyle w:val="NormalWeb"/>
-        <w:spacing w:before="0" w:beforeAutospacing="0" w:after="120" w:afterAutospacing="0" w:line="20" w:lineRule="atLeast"/>
-        <w:jc w:val="both"/>
-      </w:pPr>
-      <w:r>
-        <w:rPr>
-          <w:b/>
-        </w:rPr>
-        <w:t>Слава: і нині:</w:t>
-      </w:r>
-      <w:r>
-        <w:t xml:space="preserve"> </w:t>
-      </w:r>
-      <w:r>
-        <w:rPr>
-          <w:i/>
-          <w:color w:val="FF0000"/>
-        </w:rPr>
-        <w:t>(г. 1):</w:t>
-      </w:r>
-      <w:r>
-        <w:t xml:space="preserve"> Радуйся, благодатна Богородице Діво,* бо з Тебе засяло Сонце правди – Христос Бог наш,* що просвічує тих, що в темряві.* Веселися й Ти, старче праведний,* Ти прийняв в обійми визволителя душ наших, що дарує нам воскресіння.</w:t>
-      </w:r>
-    </w:p>
-    <w:p>
-      <w:pPr>
-        <w:spacing w:after="120" w:line="20" w:lineRule="atLeast"/>
-        <w:jc w:val="both"/>
-        <w:rPr>
-          <w:rFonts w:ascii="Times New Roman" w:hAnsi="Times New Roman"/>
-          <w:sz w:val="24"/>
-          <w:szCs w:val="24"/>
-          <w:lang w:val="uk-UA"/>
-        </w:rPr>
-      </w:pPr>
-    </w:p>
-    <w:p>
-      <w:pPr>
-        <w:pStyle w:val="Heading3"/>
-        <w:spacing w:before="0" w:after="120" w:line="20" w:lineRule="atLeast"/>
-        <w:jc w:val="center"/>
-        <w:rPr>
-          <w:rFonts w:ascii="Times New Roman" w:hAnsi="Times New Roman"/>
-          <w:i/>
-          <w:color w:val="FF0000"/>
-          <w:lang w:val="uk-UA"/>
-        </w:rPr>
-      </w:pPr>
-      <w:r>
-        <w:rPr>
-          <w:rFonts w:ascii="Times New Roman" w:hAnsi="Times New Roman"/>
-          <w:b/>
-          <w:i/>
-          <w:color w:val="FF0000"/>
-          <w:lang w:val="uk-UA"/>
-        </w:rPr>
-        <w:t>Єктенія усильного благання</w:t>
-      </w:r>
-    </w:p>
-    <w:p>
-      <w:pPr>
-        <w:spacing w:after="120" w:line="20" w:lineRule="atLeast"/>
-        <w:jc w:val="both"/>
-        <w:rPr>
-          <w:rFonts w:ascii="Times New Roman" w:hAnsi="Times New Roman"/>
-          <w:sz w:val="24"/>
-          <w:szCs w:val="24"/>
-          <w:lang w:val="uk-UA"/>
-        </w:rPr>
-      </w:pPr>
-      <w:r>
-        <w:rPr>
-          <w:rFonts w:ascii="Times New Roman" w:hAnsi="Times New Roman"/>
-          <w:sz w:val="24"/>
-          <w:szCs w:val="24"/>
-          <w:lang w:val="uk-UA"/>
-        </w:rPr>
-        <w:t>Помилуй нас, Боже, з великої милости твоєї, молимось тобі, вислухай і помилуй.</w:t>
-      </w:r>
-    </w:p>
-    <w:p>
-      <w:pPr>
-        <w:spacing w:after="120" w:line="20" w:lineRule="atLeast"/>
-        <w:jc w:val="both"/>
-        <w:rPr>
-          <w:rFonts w:ascii="Times New Roman" w:hAnsi="Times New Roman"/>
-          <w:i/>
-          <w:sz w:val="24"/>
-          <w:szCs w:val="24"/>
-          <w:lang w:val="uk-UA"/>
-        </w:rPr>
-      </w:pPr>
-      <w:r>
-        <w:rPr>
-          <w:rFonts w:ascii="Times New Roman" w:hAnsi="Times New Roman"/>
-          <w:i/>
-          <w:color w:val="FF0000"/>
-          <w:sz w:val="24"/>
-          <w:szCs w:val="24"/>
-          <w:lang w:val="uk-UA"/>
-        </w:rPr>
-        <w:t>Вірні:</w:t>
-      </w:r>
-      <w:r>
-        <w:rPr>
-          <w:rFonts w:ascii="Times New Roman" w:hAnsi="Times New Roman"/>
-          <w:sz w:val="24"/>
-          <w:szCs w:val="24"/>
-          <w:lang w:val="uk-UA"/>
-        </w:rPr>
-        <w:t xml:space="preserve"> Господи, помилуй </w:t>
-      </w:r>
-      <w:r>
-        <w:rPr>
-          <w:rFonts w:ascii="Times New Roman" w:hAnsi="Times New Roman"/>
-          <w:i/>
-          <w:color w:val="FF0000"/>
-          <w:sz w:val="24"/>
-          <w:szCs w:val="24"/>
-          <w:lang w:val="uk-UA"/>
-        </w:rPr>
-        <w:t>(3 р.)</w:t>
-      </w:r>
-    </w:p>
-    <w:p>
-      <w:pPr>
-        <w:spacing w:after="120" w:line="20" w:lineRule="atLeast"/>
-        <w:jc w:val="both"/>
-        <w:rPr>
-          <w:rFonts w:ascii="Times New Roman" w:hAnsi="Times New Roman"/>
-          <w:sz w:val="24"/>
-          <w:szCs w:val="24"/>
-          <w:lang w:val="uk-UA"/>
-        </w:rPr>
-      </w:pPr>
-      <w:r>
-        <w:rPr>
-          <w:rFonts w:ascii="Times New Roman" w:hAnsi="Times New Roman"/>
-          <w:sz w:val="24"/>
-          <w:szCs w:val="24"/>
-          <w:lang w:val="uk-UA"/>
-        </w:rPr>
-        <w:t xml:space="preserve">Ще молимось за святішого вселенського Архиєрея Франциска, Папу Римського, за блаженнішого Патріарха нашого Святослава, і за преосвященнішого Митрополита нашого Кир </w:t>
-      </w:r>
-      <w:r>
-        <w:rPr>
-          <w:rFonts w:ascii="Times New Roman" w:hAnsi="Times New Roman"/>
-          <w:i/>
-          <w:color w:val="FF0000"/>
-          <w:sz w:val="24"/>
-          <w:szCs w:val="24"/>
-          <w:lang w:val="uk-UA"/>
-        </w:rPr>
-        <w:t>(ім'я)</w:t>
-      </w:r>
-      <w:r>
-        <w:rPr>
-          <w:rFonts w:ascii="Times New Roman" w:hAnsi="Times New Roman"/>
-          <w:sz w:val="24"/>
-          <w:szCs w:val="24"/>
-          <w:lang w:val="uk-UA"/>
-        </w:rPr>
-        <w:t xml:space="preserve">, і за боголюбивого Єпископа нашого Кир </w:t>
-      </w:r>
-      <w:r>
-        <w:rPr>
-          <w:rFonts w:ascii="Times New Roman" w:hAnsi="Times New Roman"/>
-          <w:i/>
-          <w:color w:val="FF0000"/>
-          <w:sz w:val="24"/>
-          <w:szCs w:val="24"/>
-          <w:lang w:val="uk-UA"/>
-        </w:rPr>
-        <w:t>(ім'я)</w:t>
-      </w:r>
-      <w:r>
-        <w:rPr>
-          <w:rFonts w:ascii="Times New Roman" w:hAnsi="Times New Roman"/>
-          <w:sz w:val="24"/>
-          <w:szCs w:val="24"/>
-          <w:lang w:val="uk-UA"/>
-        </w:rPr>
-        <w:t xml:space="preserve">, [і за всечесніших отців наших Протоархимандрита </w:t>
-      </w:r>
-      <w:r>
-        <w:rPr>
-          <w:rFonts w:ascii="Times New Roman" w:hAnsi="Times New Roman"/>
-          <w:i/>
-          <w:color w:val="FF0000"/>
-          <w:sz w:val="24"/>
-          <w:szCs w:val="24"/>
-          <w:lang w:val="uk-UA"/>
-        </w:rPr>
-        <w:t>(ім'я)</w:t>
-      </w:r>
-      <w:r>
-        <w:rPr>
-          <w:rFonts w:ascii="Times New Roman" w:hAnsi="Times New Roman"/>
-          <w:sz w:val="24"/>
-          <w:szCs w:val="24"/>
-          <w:lang w:val="uk-UA"/>
-        </w:rPr>
-        <w:t xml:space="preserve">, Архимандрита </w:t>
-      </w:r>
-      <w:r>
-        <w:rPr>
-          <w:rFonts w:ascii="Times New Roman" w:hAnsi="Times New Roman"/>
-          <w:i/>
-          <w:color w:val="FF0000"/>
-          <w:sz w:val="24"/>
-          <w:szCs w:val="24"/>
-          <w:lang w:val="uk-UA"/>
-        </w:rPr>
-        <w:t>(ім'я)</w:t>
-      </w:r>
-      <w:r>
-        <w:rPr>
-          <w:rFonts w:ascii="Times New Roman" w:hAnsi="Times New Roman"/>
-          <w:sz w:val="24"/>
-          <w:szCs w:val="24"/>
-          <w:lang w:val="uk-UA"/>
-        </w:rPr>
-        <w:t xml:space="preserve">, Протоігумена </w:t>
-      </w:r>
-      <w:r>
-        <w:rPr>
-          <w:rFonts w:ascii="Times New Roman" w:hAnsi="Times New Roman"/>
-          <w:i/>
-          <w:color w:val="FF0000"/>
-          <w:sz w:val="24"/>
-          <w:szCs w:val="24"/>
-          <w:lang w:val="uk-UA"/>
-        </w:rPr>
-        <w:t>(ім'я)</w:t>
-      </w:r>
-      <w:r>
-        <w:rPr>
-          <w:rFonts w:ascii="Times New Roman" w:hAnsi="Times New Roman"/>
-          <w:sz w:val="24"/>
-          <w:szCs w:val="24"/>
-          <w:lang w:val="uk-UA"/>
-        </w:rPr>
-        <w:t xml:space="preserve"> й Ігумена </w:t>
-      </w:r>
-      <w:r>
-        <w:rPr>
-          <w:rFonts w:ascii="Times New Roman" w:hAnsi="Times New Roman"/>
-          <w:i/>
-          <w:color w:val="FF0000"/>
-          <w:sz w:val="24"/>
-          <w:szCs w:val="24"/>
-          <w:lang w:val="uk-UA"/>
-        </w:rPr>
-        <w:t>(ім'я)</w:t>
-      </w:r>
-      <w:r>
-        <w:rPr>
-          <w:rFonts w:ascii="Times New Roman" w:hAnsi="Times New Roman"/>
-          <w:sz w:val="24"/>
-          <w:szCs w:val="24"/>
-          <w:lang w:val="uk-UA"/>
-        </w:rPr>
-        <w:t>], за тих, що служать і послужили у святому храмі цьому [і в святій обителі цій], і за отців наших духовних, і всіх у Христі братів наших.</w:t>
-      </w:r>
-    </w:p>
-    <w:p>
-      <w:pPr>
-        <w:spacing w:after="120" w:line="20" w:lineRule="atLeast"/>
-        <w:jc w:val="both"/>
-        <w:rPr>
-          <w:rFonts w:ascii="Times New Roman" w:hAnsi="Times New Roman"/>
-          <w:i/>
-          <w:sz w:val="24"/>
-          <w:szCs w:val="24"/>
-          <w:lang w:val="uk-UA"/>
-        </w:rPr>
-      </w:pPr>
-      <w:r>
-        <w:rPr>
-          <w:rFonts w:ascii="Times New Roman" w:hAnsi="Times New Roman"/>
-          <w:i/>
-          <w:color w:val="FF0000"/>
-          <w:sz w:val="24"/>
-          <w:szCs w:val="24"/>
-          <w:lang w:val="uk-UA"/>
-        </w:rPr>
-        <w:t>Вірні:</w:t>
-      </w:r>
-      <w:r>
-        <w:rPr>
-          <w:rFonts w:ascii="Times New Roman" w:hAnsi="Times New Roman"/>
-          <w:sz w:val="24"/>
-          <w:szCs w:val="24"/>
-          <w:lang w:val="uk-UA"/>
-        </w:rPr>
-        <w:t xml:space="preserve"> Господи, помилуй</w:t>
-      </w:r>
-      <w:r>
-        <w:rPr>
-          <w:rFonts w:ascii="Times New Roman" w:hAnsi="Times New Roman"/>
-          <w:i/>
-          <w:sz w:val="24"/>
-          <w:szCs w:val="24"/>
-          <w:lang w:val="uk-UA"/>
-        </w:rPr>
-        <w:t xml:space="preserve"> </w:t>
-      </w:r>
-      <w:r>
-        <w:rPr>
-          <w:rFonts w:ascii="Times New Roman" w:hAnsi="Times New Roman"/>
-          <w:i/>
-          <w:color w:val="FF0000"/>
-          <w:sz w:val="24"/>
-          <w:szCs w:val="24"/>
-          <w:lang w:val="uk-UA"/>
-        </w:rPr>
-        <w:t>(3 р.)</w:t>
-      </w:r>
-    </w:p>
-    <w:p>
-      <w:pPr>
-        <w:spacing w:after="120" w:line="20" w:lineRule="atLeast"/>
-        <w:jc w:val="both"/>
-        <w:rPr>
-          <w:rFonts w:ascii="Times New Roman" w:hAnsi="Times New Roman"/>
-          <w:sz w:val="24"/>
-          <w:szCs w:val="24"/>
-          <w:lang w:val="uk-UA"/>
-        </w:rPr>
-      </w:pPr>
-      <w:r>
-        <w:rPr>
-          <w:rFonts w:ascii="Times New Roman" w:hAnsi="Times New Roman"/>
-          <w:sz w:val="24"/>
-          <w:szCs w:val="24"/>
-          <w:lang w:val="uk-UA"/>
-        </w:rPr>
-        <w:t>Ще молимось за Богом бережений народ наш, за правління і за все військо.</w:t>
-      </w:r>
-    </w:p>
-    <w:p>
-      <w:pPr>
-        <w:spacing w:after="120" w:line="20" w:lineRule="atLeast"/>
-        <w:jc w:val="both"/>
-        <w:rPr>
-          <w:rFonts w:ascii="Times New Roman" w:hAnsi="Times New Roman"/>
-          <w:i/>
-          <w:sz w:val="24"/>
-          <w:szCs w:val="24"/>
-          <w:lang w:val="uk-UA"/>
-        </w:rPr>
-      </w:pPr>
-      <w:r>
-        <w:rPr>
-          <w:rFonts w:ascii="Times New Roman" w:hAnsi="Times New Roman"/>
-          <w:i/>
-          <w:color w:val="FF0000"/>
-          <w:sz w:val="24"/>
-          <w:szCs w:val="24"/>
-          <w:lang w:val="uk-UA"/>
-        </w:rPr>
-        <w:t>Вірні:</w:t>
-      </w:r>
-      <w:r>
-        <w:rPr>
-          <w:rFonts w:ascii="Times New Roman" w:hAnsi="Times New Roman"/>
-          <w:sz w:val="24"/>
-          <w:szCs w:val="24"/>
-          <w:lang w:val="uk-UA"/>
-        </w:rPr>
-        <w:t xml:space="preserve"> Господи, помилуй</w:t>
-      </w:r>
-      <w:r>
-        <w:rPr>
-          <w:rFonts w:ascii="Times New Roman" w:hAnsi="Times New Roman"/>
-          <w:i/>
-          <w:sz w:val="24"/>
-          <w:szCs w:val="24"/>
-          <w:lang w:val="uk-UA"/>
-        </w:rPr>
-        <w:t xml:space="preserve"> </w:t>
-      </w:r>
-      <w:r>
-        <w:rPr>
-          <w:rFonts w:ascii="Times New Roman" w:hAnsi="Times New Roman"/>
-          <w:i/>
-          <w:color w:val="FF0000"/>
-          <w:sz w:val="24"/>
-          <w:szCs w:val="24"/>
-          <w:lang w:val="uk-UA"/>
-        </w:rPr>
-        <w:t>(3 р.)</w:t>
-      </w:r>
-    </w:p>
-    <w:p>
-      <w:pPr>
-        <w:spacing w:after="120" w:line="20" w:lineRule="atLeast"/>
-        <w:jc w:val="both"/>
-        <w:rPr>
-          <w:rFonts w:ascii="Times New Roman" w:hAnsi="Times New Roman"/>
-          <w:sz w:val="24"/>
-          <w:szCs w:val="24"/>
-          <w:lang w:val="uk-UA"/>
-        </w:rPr>
-      </w:pPr>
-      <w:r>
-        <w:rPr>
-          <w:rFonts w:ascii="Times New Roman" w:hAnsi="Times New Roman"/>
-          <w:sz w:val="24"/>
-          <w:szCs w:val="24"/>
-          <w:lang w:val="uk-UA"/>
-        </w:rPr>
-        <w:t>Ще молимось за тут присутніх людей, що очікують від тебе великої і багатої милости, за тих, що творять нам милостиню, і за всіх православних християн.</w:t>
-      </w:r>
-    </w:p>
-    <w:p>
-      <w:pPr>
-        <w:spacing w:after="120" w:line="20" w:lineRule="atLeast"/>
-        <w:jc w:val="both"/>
-        <w:rPr>
-          <w:rFonts w:ascii="Times New Roman" w:hAnsi="Times New Roman"/>
-          <w:i/>
-          <w:sz w:val="24"/>
-          <w:szCs w:val="24"/>
-          <w:lang w:val="uk-UA"/>
-        </w:rPr>
-      </w:pPr>
-      <w:r>
-        <w:rPr>
-          <w:rFonts w:ascii="Times New Roman" w:hAnsi="Times New Roman"/>
-          <w:i/>
-          <w:color w:val="FF0000"/>
-          <w:sz w:val="24"/>
-          <w:szCs w:val="24"/>
-          <w:lang w:val="uk-UA"/>
-        </w:rPr>
-        <w:t>Вірні:</w:t>
-      </w:r>
-      <w:r>
-        <w:rPr>
-          <w:rFonts w:ascii="Times New Roman" w:hAnsi="Times New Roman"/>
-          <w:sz w:val="24"/>
-          <w:szCs w:val="24"/>
-          <w:lang w:val="uk-UA"/>
-        </w:rPr>
-        <w:t xml:space="preserve"> Господи, помилуй</w:t>
-      </w:r>
-      <w:r>
-        <w:rPr>
-          <w:rFonts w:ascii="Times New Roman" w:hAnsi="Times New Roman"/>
-          <w:i/>
-          <w:sz w:val="24"/>
-          <w:szCs w:val="24"/>
-          <w:lang w:val="uk-UA"/>
-        </w:rPr>
-        <w:t xml:space="preserve"> </w:t>
-      </w:r>
-      <w:r>
-        <w:rPr>
-          <w:rFonts w:ascii="Times New Roman" w:hAnsi="Times New Roman"/>
-          <w:i/>
-          <w:color w:val="FF0000"/>
-          <w:sz w:val="24"/>
-          <w:szCs w:val="24"/>
-          <w:lang w:val="uk-UA"/>
-        </w:rPr>
-        <w:t>(3 р.)</w:t>
-      </w:r>
-    </w:p>
-    <w:p>
-      <w:pPr>
-        <w:spacing w:after="120" w:line="20" w:lineRule="atLeast"/>
-        <w:jc w:val="both"/>
-        <w:rPr>
-          <w:rFonts w:ascii="Times New Roman" w:hAnsi="Times New Roman"/>
-          <w:iCs/>
-          <w:sz w:val="24"/>
-          <w:szCs w:val="24"/>
-          <w:u w:val="single"/>
-          <w:lang w:val="uk-UA"/>
-        </w:rPr>
-      </w:pPr>
-      <w:r>
-        <w:rPr>
-          <w:rFonts w:ascii="Times New Roman" w:hAnsi="Times New Roman"/>
-          <w:iCs/>
-          <w:sz w:val="24"/>
-          <w:szCs w:val="24"/>
-          <w:u w:val="single"/>
-          <w:lang w:val="uk-UA"/>
-        </w:rPr>
-        <w:t>[</w:t>
-      </w:r>
-      <w:r>
-        <w:rPr>
-          <w:rFonts w:ascii="Times New Roman" w:hAnsi="Times New Roman"/>
-          <w:sz w:val="24"/>
-          <w:szCs w:val="24"/>
-          <w:u w:val="single"/>
-          <w:lang w:val="uk-UA"/>
-        </w:rPr>
-        <w:t>Господи, Боже наш! Згадай нас грішних і недостойних слуг твоїх, коли призиваємо святе ім'я твоє, і не осороми нас, коли очікуємо милости твоєї, але вислухай, Господи, усі наші спасенні прохання, і вчини нас достойними любити і боятися тебе від усього серця нашого і творити в усьому волю твою.</w:t>
-      </w:r>
-      <w:r>
-        <w:rPr>
-          <w:rFonts w:ascii="Times New Roman" w:hAnsi="Times New Roman"/>
-          <w:iCs/>
-          <w:sz w:val="24"/>
-          <w:szCs w:val="24"/>
-          <w:u w:val="single"/>
-          <w:lang w:val="uk-UA"/>
-        </w:rPr>
-        <w:t>]</w:t>
-      </w:r>
-    </w:p>
-    <w:p>
-      <w:pPr>
-        <w:spacing w:after="120" w:line="20" w:lineRule="atLeast"/>
-        <w:jc w:val="both"/>
-        <w:rPr>
-          <w:rFonts w:ascii="Times New Roman" w:hAnsi="Times New Roman"/>
-          <w:sz w:val="24"/>
-          <w:szCs w:val="24"/>
-          <w:lang w:val="uk-UA"/>
-        </w:rPr>
-      </w:pPr>
-      <w:r>
-        <w:rPr>
-          <w:rFonts w:ascii="Times New Roman" w:hAnsi="Times New Roman"/>
-          <w:i/>
-          <w:color w:val="FF0000"/>
-          <w:sz w:val="24"/>
-          <w:szCs w:val="24"/>
-          <w:lang w:val="uk-UA"/>
-        </w:rPr>
-        <w:t>Священик:</w:t>
-      </w:r>
-      <w:r>
-        <w:rPr>
-          <w:rFonts w:ascii="Times New Roman" w:hAnsi="Times New Roman"/>
-          <w:sz w:val="24"/>
-          <w:szCs w:val="24"/>
-          <w:lang w:val="uk-UA"/>
-        </w:rPr>
-        <w:t xml:space="preserve"> Бо милостивий і чоловіколюбець Бог єси, і тобі славу возсилаємо: Отцю, і Сину, і Святому Духові, нині і повсякчас, і на віки віків.</w:t>
-      </w:r>
-    </w:p>
-    <w:p>
-      <w:pPr>
-        <w:spacing w:after="120" w:line="20" w:lineRule="atLeast"/>
-        <w:jc w:val="both"/>
-        <w:rPr>
-          <w:rFonts w:ascii="Times New Roman" w:hAnsi="Times New Roman"/>
-          <w:sz w:val="24"/>
-          <w:szCs w:val="24"/>
-          <w:lang w:val="uk-UA"/>
-        </w:rPr>
-      </w:pPr>
-      <w:r>
-        <w:rPr>
-          <w:rFonts w:ascii="Times New Roman" w:hAnsi="Times New Roman"/>
-          <w:i/>
-          <w:color w:val="FF0000"/>
-          <w:sz w:val="24"/>
-          <w:szCs w:val="24"/>
-          <w:lang w:val="uk-UA"/>
-        </w:rPr>
-        <w:t>Вірні:</w:t>
-      </w:r>
-      <w:r>
-        <w:rPr>
-          <w:rFonts w:ascii="Times New Roman" w:hAnsi="Times New Roman"/>
-          <w:sz w:val="24"/>
-          <w:szCs w:val="24"/>
-          <w:lang w:val="uk-UA"/>
-        </w:rPr>
-        <w:t xml:space="preserve"> Амінь.</w:t>
-      </w:r>
-    </w:p>
-    <w:p>
-      <w:pPr>
-        <w:spacing w:after="120" w:line="20" w:lineRule="atLeast"/>
-        <w:jc w:val="both"/>
-        <w:rPr>
-          <w:rFonts w:ascii="Times New Roman" w:hAnsi="Times New Roman"/>
-          <w:sz w:val="24"/>
-          <w:szCs w:val="24"/>
-          <w:lang w:val="uk-UA"/>
-        </w:rPr>
-      </w:pPr>
-    </w:p>
-    <w:p>
-      <w:pPr>
-        <w:pStyle w:val="Heading2"/>
-        <w:spacing w:before="0" w:after="120" w:line="20" w:lineRule="atLeast"/>
-        <w:jc w:val="center"/>
-        <w:rPr>
-          <w:rFonts w:ascii="Times New Roman" w:hAnsi="Times New Roman"/>
-          <w:b/>
-          <w:i/>
-          <w:color w:val="FF0000"/>
-          <w:sz w:val="24"/>
-          <w:szCs w:val="24"/>
-          <w:lang w:val="uk-UA"/>
-        </w:rPr>
-      </w:pPr>
-      <w:r>
-        <w:rPr>
-          <w:rFonts w:ascii="Times New Roman" w:hAnsi="Times New Roman"/>
-          <w:b/>
-          <w:i/>
-          <w:color w:val="FF0000"/>
-          <w:sz w:val="24"/>
-          <w:szCs w:val="24"/>
-          <w:lang w:val="uk-UA"/>
-        </w:rPr>
-        <w:t>Середній відпуст</w:t>
-      </w:r>
-    </w:p>
-    <w:p>
-      <w:pPr>
-        <w:spacing w:after="120" w:line="20" w:lineRule="atLeast"/>
-        <w:jc w:val="both"/>
-        <w:rPr>
-          <w:rFonts w:ascii="Times New Roman" w:hAnsi="Times New Roman"/>
-          <w:sz w:val="24"/>
-          <w:szCs w:val="24"/>
-          <w:lang w:val="uk-UA"/>
-        </w:rPr>
-      </w:pPr>
-      <w:r>
-        <w:rPr>
-          <w:rFonts w:ascii="Times New Roman" w:hAnsi="Times New Roman"/>
-          <w:sz w:val="24"/>
-          <w:szCs w:val="24"/>
-          <w:lang w:val="uk-UA"/>
-        </w:rPr>
-        <w:t>Премудрість.</w:t>
-      </w:r>
-    </w:p>
-    <w:p>
-      <w:pPr>
-        <w:spacing w:after="120" w:line="20" w:lineRule="atLeast"/>
-        <w:jc w:val="both"/>
-        <w:rPr>
-          <w:rFonts w:ascii="Times New Roman" w:hAnsi="Times New Roman"/>
-          <w:sz w:val="24"/>
-          <w:szCs w:val="24"/>
-          <w:lang w:val="uk-UA"/>
-        </w:rPr>
-      </w:pPr>
-      <w:r>
-        <w:rPr>
-          <w:rFonts w:ascii="Times New Roman" w:hAnsi="Times New Roman"/>
-          <w:i/>
-          <w:color w:val="FF0000"/>
-          <w:sz w:val="24"/>
-          <w:szCs w:val="24"/>
-          <w:lang w:val="uk-UA"/>
-        </w:rPr>
-        <w:t>Вірні:</w:t>
-      </w:r>
-      <w:r>
-        <w:rPr>
-          <w:rFonts w:ascii="Times New Roman" w:hAnsi="Times New Roman"/>
-          <w:sz w:val="24"/>
-          <w:szCs w:val="24"/>
-          <w:lang w:val="uk-UA"/>
-        </w:rPr>
-        <w:t xml:space="preserve"> Чеснішу від херувимів і незрівнянно славнішу від серафимів, що без зотління Бога Слово породила, сущу Богородицю, тебе величаємо.</w:t>
-      </w:r>
-    </w:p>
-    <w:p>
-      <w:pPr>
-        <w:spacing w:after="120" w:line="20" w:lineRule="atLeast"/>
-        <w:jc w:val="both"/>
-        <w:rPr>
-          <w:rFonts w:ascii="Times New Roman" w:hAnsi="Times New Roman"/>
-          <w:sz w:val="24"/>
-          <w:szCs w:val="24"/>
-          <w:lang w:val="uk-UA"/>
-        </w:rPr>
-      </w:pPr>
-      <w:r>
-        <w:rPr>
-          <w:rFonts w:ascii="Times New Roman" w:hAnsi="Times New Roman"/>
-          <w:i/>
-          <w:color w:val="FF0000"/>
-          <w:sz w:val="24"/>
-          <w:szCs w:val="24"/>
-          <w:lang w:val="uk-UA"/>
-        </w:rPr>
-        <w:t>Священик:</w:t>
-      </w:r>
-      <w:r>
-        <w:rPr>
-          <w:rFonts w:ascii="Times New Roman" w:hAnsi="Times New Roman"/>
-          <w:color w:val="FF0000"/>
-          <w:sz w:val="24"/>
-          <w:szCs w:val="24"/>
-          <w:lang w:val="uk-UA"/>
-        </w:rPr>
-        <w:t xml:space="preserve"> </w:t>
-      </w:r>
-      <w:r>
-        <w:rPr>
-          <w:rFonts w:ascii="Times New Roman" w:hAnsi="Times New Roman"/>
-          <w:sz w:val="24"/>
-          <w:szCs w:val="24"/>
-          <w:lang w:val="uk-UA"/>
-        </w:rPr>
-        <w:t>Слава тобі, Христе Боже, надіє наша, слава тобі!</w:t>
-      </w:r>
-    </w:p>
-    <w:p>
-      <w:pPr>
-        <w:spacing w:after="120" w:line="20" w:lineRule="atLeast"/>
-        <w:jc w:val="both"/>
-        <w:rPr>
-          <w:rFonts w:ascii="Times New Roman" w:hAnsi="Times New Roman"/>
-          <w:sz w:val="24"/>
-          <w:szCs w:val="24"/>
-          <w:lang w:val="uk-UA"/>
-        </w:rPr>
-      </w:pPr>
-      <w:r>
-        <w:rPr>
-          <w:rFonts w:ascii="Times New Roman" w:hAnsi="Times New Roman"/>
-          <w:i/>
-          <w:color w:val="FF0000"/>
-          <w:sz w:val="24"/>
-          <w:szCs w:val="24"/>
-          <w:lang w:val="uk-UA"/>
-        </w:rPr>
-        <w:t>Вірні:</w:t>
-      </w:r>
-      <w:r>
-        <w:rPr>
-          <w:rFonts w:ascii="Times New Roman" w:hAnsi="Times New Roman"/>
-          <w:color w:val="FF0000"/>
-          <w:sz w:val="24"/>
-          <w:szCs w:val="24"/>
-          <w:lang w:val="uk-UA"/>
-        </w:rPr>
-        <w:t xml:space="preserve"> </w:t>
-      </w:r>
-      <w:r>
-        <w:rPr>
-          <w:rFonts w:ascii="Times New Roman" w:hAnsi="Times New Roman"/>
-          <w:sz w:val="24"/>
-          <w:szCs w:val="24"/>
-          <w:lang w:val="uk-UA"/>
-        </w:rPr>
-        <w:t xml:space="preserve">Слава Отцю і Сину, і Святому Духові, і нині і повсякчас, і на віки віків. Амінь. Господи, помилуй </w:t>
-      </w:r>
-      <w:r>
-        <w:rPr>
-          <w:rFonts w:ascii="Times New Roman" w:hAnsi="Times New Roman"/>
-          <w:i/>
-          <w:color w:val="FF0000"/>
-          <w:sz w:val="24"/>
-          <w:szCs w:val="24"/>
-          <w:lang w:val="uk-UA"/>
-        </w:rPr>
-        <w:t>(3 р.)</w:t>
-      </w:r>
-      <w:r>
-        <w:rPr>
-          <w:rFonts w:ascii="Times New Roman" w:hAnsi="Times New Roman"/>
-          <w:i/>
-          <w:sz w:val="24"/>
-          <w:szCs w:val="24"/>
-          <w:lang w:val="uk-UA"/>
-        </w:rPr>
-        <w:t>.</w:t>
-      </w:r>
-      <w:r>
-        <w:rPr>
-          <w:rFonts w:ascii="Times New Roman" w:hAnsi="Times New Roman"/>
-          <w:sz w:val="24"/>
-          <w:szCs w:val="24"/>
-          <w:lang w:val="uk-UA"/>
-        </w:rPr>
-        <w:t xml:space="preserve"> Благослови.</w:t>
-      </w:r>
-    </w:p>
-    <w:p>
-      <w:pPr>
-        <w:spacing w:after="120" w:line="20" w:lineRule="atLeast"/>
-        <w:jc w:val="both"/>
-        <w:rPr>
-          <w:rFonts w:ascii="Times New Roman" w:hAnsi="Times New Roman"/>
-          <w:sz w:val="24"/>
-          <w:szCs w:val="24"/>
-          <w:lang w:val="uk-UA"/>
-        </w:rPr>
-      </w:pPr>
-      <w:r>
-        <w:rPr>
-          <w:rFonts w:ascii="Times New Roman" w:hAnsi="Times New Roman"/>
-          <w:i/>
-          <w:color w:val="FF0000"/>
-          <w:sz w:val="24"/>
-          <w:szCs w:val="24"/>
-          <w:lang w:val="uk-UA"/>
-        </w:rPr>
-        <w:t>Священик:</w:t>
-      </w:r>
-      <w:r>
-        <w:rPr>
-          <w:rFonts w:ascii="Times New Roman" w:hAnsi="Times New Roman"/>
-          <w:sz w:val="24"/>
-          <w:szCs w:val="24"/>
-          <w:lang w:val="uk-UA"/>
-        </w:rPr>
-        <w:t xml:space="preserve"> Христос, істинний Бог наш, що зволив спочити в обіймах праведного Симеона спасіння нашого ради, молитвами пречистої своєї Матері, святих славних і всехвальних апостолів, преподобних і богоносних отців наших, і </w:t>
-      </w:r>
-      <w:r>
-        <w:rPr>
-          <w:rFonts w:ascii="Times New Roman" w:hAnsi="Times New Roman"/>
-          <w:color w:val="000000"/>
-          <w:sz w:val="24"/>
-          <w:szCs w:val="24"/>
-          <w:lang w:val="uk-UA"/>
-        </w:rPr>
-        <w:t xml:space="preserve">святої мучениці </w:t>
-      </w:r>
-      <w:r>
-        <w:rPr>
-          <w:rFonts w:ascii="Times New Roman" w:hAnsi="Times New Roman"/>
-          <w:color w:val="000000"/>
-          <w:sz w:val="24"/>
-          <w:szCs w:val="24"/>
-          <w:lang w:val="uk-UA" w:eastAsia="ru-RU"/>
-        </w:rPr>
-        <w:t>Агафії</w:t>
-      </w:r>
-      <w:r>
-        <w:rPr>
-          <w:rFonts w:ascii="Times New Roman" w:hAnsi="Times New Roman"/>
-          <w:color w:val="000000"/>
-          <w:sz w:val="24"/>
-          <w:szCs w:val="24"/>
-          <w:lang w:val="uk-UA"/>
-        </w:rPr>
-        <w:t>,</w:t>
-      </w:r>
-      <w:r>
-        <w:rPr>
-          <w:rFonts w:ascii="Times New Roman" w:hAnsi="Times New Roman"/>
-          <w:sz w:val="24"/>
-          <w:szCs w:val="24"/>
-          <w:lang w:val="uk-UA"/>
-        </w:rPr>
-        <w:t xml:space="preserve"> і святого </w:t>
-      </w:r>
-      <w:r>
-        <w:rPr>
-          <w:rFonts w:ascii="Times New Roman" w:hAnsi="Times New Roman"/>
-          <w:i/>
-          <w:color w:val="FF0000"/>
-          <w:sz w:val="24"/>
-          <w:szCs w:val="24"/>
-          <w:lang w:val="uk-UA"/>
-        </w:rPr>
-        <w:t>(ім'я, якого є храм)</w:t>
-      </w:r>
-      <w:r>
-        <w:rPr>
-          <w:rFonts w:ascii="Times New Roman" w:hAnsi="Times New Roman"/>
-          <w:sz w:val="24"/>
-          <w:szCs w:val="24"/>
-          <w:lang w:val="uk-UA"/>
-        </w:rPr>
-        <w:t>, і всіх святих, помилує і спасе нас, як благий і чоловіколюбець.</w:t>
-      </w:r>
-    </w:p>
-    <w:p>
-      <w:pPr>
-        <w:spacing w:after="120" w:line="20" w:lineRule="atLeast"/>
-        <w:jc w:val="both"/>
-        <w:rPr>
-          <w:rFonts w:ascii="Times New Roman" w:hAnsi="Times New Roman"/>
-          <w:sz w:val="24"/>
-          <w:szCs w:val="24"/>
-          <w:lang w:val="uk-UA"/>
-        </w:rPr>
-      </w:pPr>
-      <w:r>
-        <w:rPr>
-          <w:rFonts w:ascii="Times New Roman" w:hAnsi="Times New Roman"/>
-          <w:i/>
-          <w:color w:val="FF0000"/>
-          <w:sz w:val="24"/>
-          <w:szCs w:val="24"/>
-          <w:lang w:val="uk-UA"/>
-        </w:rPr>
-        <w:t>Вірні:</w:t>
-      </w:r>
-      <w:r>
-        <w:rPr>
-          <w:rFonts w:ascii="Times New Roman" w:hAnsi="Times New Roman"/>
-          <w:color w:val="FF0000"/>
-          <w:sz w:val="24"/>
-          <w:szCs w:val="24"/>
-          <w:lang w:val="uk-UA"/>
-        </w:rPr>
-        <w:t xml:space="preserve"> </w:t>
-      </w:r>
-      <w:r>
-        <w:rPr>
-          <w:rFonts w:ascii="Times New Roman" w:hAnsi="Times New Roman"/>
-          <w:sz w:val="24"/>
-          <w:szCs w:val="24"/>
-          <w:lang w:val="uk-UA"/>
-        </w:rPr>
-        <w:t>Амінь.</w:t>
-      </w:r>
-    </w:p>
-    <w:p>
-      <w:pPr>
-        <w:spacing w:after="120" w:line="20" w:lineRule="atLeast"/>
-        <w:jc w:val="both"/>
-        <w:rPr>
-          <w:rFonts w:ascii="Times New Roman" w:hAnsi="Times New Roman"/>
-          <w:sz w:val="24"/>
-          <w:szCs w:val="24"/>
-          <w:lang w:val="uk-UA"/>
-        </w:rPr>
-      </w:pPr>
-    </w:p>
-    <w:p>
-      <w:pPr>
-        <w:pStyle w:val="Heading3"/>
-        <w:spacing w:before="0" w:after="120" w:line="20" w:lineRule="atLeast"/>
-        <w:jc w:val="center"/>
-        <w:rPr>
-          <w:rFonts w:ascii="Times New Roman" w:hAnsi="Times New Roman"/>
-          <w:b/>
-          <w:i/>
-          <w:color w:val="FF0000"/>
-          <w:lang w:val="uk-UA"/>
-        </w:rPr>
-      </w:pPr>
-      <w:r>
-        <w:rPr>
-          <w:rFonts w:ascii="Times New Roman" w:hAnsi="Times New Roman"/>
-          <w:b/>
-          <w:i/>
-          <w:color w:val="FF0000"/>
-          <w:lang w:val="uk-UA"/>
-        </w:rPr>
         <w:t>Після Вечірні</w:t>
       </w:r>
     </w:p>
@@ -7204,31 +7292,17 @@
         <w:rPr>
           <w:rFonts w:ascii="Times New Roman" w:hAnsi="Times New Roman"/>
           <w:i/>
-          <w:color w:val="FF0000"/>
-          <w:sz w:val="24"/>
-          <w:szCs w:val="24"/>
-          <w:lang w:val="uk-UA"/>
-        </w:rPr>
-        <w:t>Священик</w:t>
-      </w:r>
-      <w:r>
-        <w:rPr>
-          <w:rFonts w:ascii="Times New Roman" w:hAnsi="Times New Roman"/>
-          <w:color w:val="FF0000"/>
-          <w:sz w:val="24"/>
-          <w:szCs w:val="24"/>
-          <w:lang w:val="uk-UA"/>
-        </w:rPr>
-        <w:t xml:space="preserve">: </w:t>
-      </w:r>
-      <w:r>
-        <w:rPr>
-          <w:rFonts w:ascii="Times New Roman" w:hAnsi="Times New Roman"/>
-          <w:sz w:val="24"/>
-          <w:szCs w:val="24"/>
-          <w:lang w:val="uk-UA"/>
-        </w:rPr>
-        <w:t>Слава святій, одноістотній, животворящій і нероздільній Тройці, завжди, нині і повсякчас, і на віки віків.</w:t>
+          <w:color w:val="FF4400"/>
+          <w:sz w:val="24"/>
+        </w:rPr>
+        <w:t>Священик:</w:t>
+      </w:r>
+      <w:r>
+        <w:rPr>
+          <w:rFonts w:ascii="Times New Roman" w:hAnsi="Times New Roman"/>
+          <w:sz w:val="24"/>
+        </w:rPr>
+        <w:t xml:space="preserve"> Слава святій, одноістотній, животворящій і нероздільній Тройці, завжди, нині і повсякчас, і на віки віків.</w:t>
       </w:r>
     </w:p>
     <w:p>
@@ -11039,10 +11113,8 @@
         <w:rPr>
           <w:rFonts w:ascii="Times New Roman" w:hAnsi="Times New Roman"/>
           <w:i/>
-          <w:color w:val="FF0000"/>
-          <w:sz w:val="24"/>
-          <w:szCs w:val="24"/>
-          <w:lang w:val="uk-UA"/>
+          <w:color w:val="FF4400"/>
+          <w:sz w:val="24"/>
         </w:rPr>
         <w:t>Священик:</w:t>
       </w:r>
@@ -11050,8 +11122,6 @@
         <w:rPr>
           <w:rFonts w:ascii="Times New Roman" w:hAnsi="Times New Roman"/>
           <w:sz w:val="24"/>
-          <w:szCs w:val="24"/>
-          <w:lang w:val="uk-UA"/>
         </w:rPr>
         <w:t xml:space="preserve"> Бо тобі належить усяка слава, честь і поклоніння, Отцю, і Сину, і Святому Духові, нині і повсякчас, і на віки віків.</w:t>
       </w:r>
@@ -11792,32 +11862,17 @@
         <w:rPr>
           <w:rFonts w:ascii="Times New Roman" w:hAnsi="Times New Roman"/>
           <w:i/>
-          <w:iCs/>
-          <w:color w:val="FF0000"/>
-          <w:sz w:val="24"/>
-          <w:szCs w:val="24"/>
-          <w:lang w:val="uk-UA"/>
-        </w:rPr>
-        <w:t>Священик: </w:t>
-      </w:r>
-      <w:r>
-        <w:rPr>
-          <w:rFonts w:ascii="Times New Roman" w:hAnsi="Times New Roman"/>
-          <w:color w:val="000000"/>
-          <w:sz w:val="24"/>
-          <w:szCs w:val="24"/>
-          <w:lang w:val="uk-UA"/>
-        </w:rPr>
-        <w:t>Бо Твоя влада і Твоє єсть царство і сила, і слава Отця, і Сина, і Святого Духа</w:t>
-      </w:r>
-      <w:r>
-        <w:rPr>
-          <w:rFonts w:ascii="Times New Roman" w:hAnsi="Times New Roman"/>
-          <w:sz w:val="24"/>
-          <w:szCs w:val="24"/>
-          <w:lang w:val="uk-UA"/>
-        </w:rPr>
-        <w:t>, нині і повсякчас, і на віки віків.</w:t>
+          <w:color w:val="FF4400"/>
+          <w:sz w:val="24"/>
+        </w:rPr>
+        <w:t>Священик:</w:t>
+      </w:r>
+      <w:r>
+        <w:rPr>
+          <w:rFonts w:ascii="Times New Roman" w:hAnsi="Times New Roman"/>
+          <w:sz w:val="24"/>
+        </w:rPr>
+        <w:t xml:space="preserve"> Бо Твоя влада і Твоє єсть царство і сила, і слава Отця, і Сина, і Святого Духа, нині і повсякчас, і на віки віків.</w:t>
       </w:r>
     </w:p>
     <w:p>
@@ -12262,32 +12317,17 @@
         <w:rPr>
           <w:rFonts w:ascii="Times New Roman" w:hAnsi="Times New Roman"/>
           <w:i/>
-          <w:iCs/>
-          <w:color w:val="FF0000"/>
-          <w:sz w:val="24"/>
-          <w:szCs w:val="24"/>
-          <w:lang w:val="uk-UA"/>
-        </w:rPr>
-        <w:t>Священик: </w:t>
-      </w:r>
-      <w:r>
-        <w:rPr>
-          <w:rFonts w:ascii="Times New Roman" w:hAnsi="Times New Roman"/>
-          <w:color w:val="000000"/>
-          <w:sz w:val="24"/>
-          <w:szCs w:val="24"/>
-          <w:lang w:val="uk-UA"/>
-        </w:rPr>
-        <w:t>Бо Ти благий і Чоловіколюбець Бог єси і Тобі славу возсилаємо Отцю, і Сину, і Святому Духові</w:t>
-      </w:r>
-      <w:r>
-        <w:rPr>
-          <w:rFonts w:ascii="Times New Roman" w:hAnsi="Times New Roman"/>
-          <w:sz w:val="24"/>
-          <w:szCs w:val="24"/>
-          <w:lang w:val="uk-UA"/>
-        </w:rPr>
-        <w:t>, нині і повсякчас, і на віки віків.</w:t>
+          <w:color w:val="FF4400"/>
+          <w:sz w:val="24"/>
+        </w:rPr>
+        <w:t>Священик:</w:t>
+      </w:r>
+      <w:r>
+        <w:rPr>
+          <w:rFonts w:ascii="Times New Roman" w:hAnsi="Times New Roman"/>
+          <w:sz w:val="24"/>
+        </w:rPr>
+        <w:t xml:space="preserve"> Бо Ти благий і Чоловіколюбець Бог єси і Тобі славу возсилаємо Отцю, і Сину, і Святому Духові, нині і повсякчас, і на віки віків.</w:t>
       </w:r>
     </w:p>
     <w:p>
@@ -13926,32 +13966,17 @@
         <w:rPr>
           <w:rFonts w:ascii="Times New Roman" w:hAnsi="Times New Roman"/>
           <w:i/>
-          <w:iCs/>
-          <w:color w:val="FF0000"/>
-          <w:sz w:val="24"/>
-          <w:szCs w:val="24"/>
-          <w:lang w:val="uk-UA"/>
-        </w:rPr>
-        <w:t>Священик: </w:t>
-      </w:r>
-      <w:r>
-        <w:rPr>
-          <w:rFonts w:ascii="Times New Roman" w:hAnsi="Times New Roman"/>
-          <w:color w:val="000000"/>
-          <w:sz w:val="24"/>
-          <w:szCs w:val="24"/>
-          <w:lang w:val="uk-UA"/>
-        </w:rPr>
-        <w:t>Бо Ти Бог наш і Тобі славу возсилаємо: Отцю, і Сину, і Святому Духові</w:t>
-      </w:r>
-      <w:r>
-        <w:rPr>
-          <w:rFonts w:ascii="Times New Roman" w:hAnsi="Times New Roman"/>
-          <w:sz w:val="24"/>
-          <w:szCs w:val="24"/>
-          <w:lang w:val="uk-UA"/>
-        </w:rPr>
-        <w:t>, нині і повсякчас, і на віки віків.</w:t>
+          <w:color w:val="FF4400"/>
+          <w:sz w:val="24"/>
+        </w:rPr>
+        <w:t>Священик:</w:t>
+      </w:r>
+      <w:r>
+        <w:rPr>
+          <w:rFonts w:ascii="Times New Roman" w:hAnsi="Times New Roman"/>
+          <w:sz w:val="24"/>
+        </w:rPr>
+        <w:t xml:space="preserve"> Бо Ти Бог наш і Тобі славу возсилаємо: Отцю, і Сину, і Святому Духові, нині і повсякчас, і на віки віків.</w:t>
       </w:r>
     </w:p>
     <w:p>
@@ -15069,32 +15094,17 @@
         <w:rPr>
           <w:rFonts w:ascii="Times New Roman" w:hAnsi="Times New Roman"/>
           <w:i/>
-          <w:iCs/>
-          <w:color w:val="FF0000"/>
-          <w:sz w:val="24"/>
-          <w:szCs w:val="24"/>
-          <w:lang w:val="uk-UA"/>
-        </w:rPr>
-        <w:t>Священик: </w:t>
-      </w:r>
-      <w:r>
-        <w:rPr>
-          <w:rFonts w:ascii="Times New Roman" w:hAnsi="Times New Roman"/>
-          <w:color w:val="000000"/>
-          <w:sz w:val="24"/>
-          <w:szCs w:val="24"/>
-          <w:lang w:val="uk-UA"/>
-        </w:rPr>
-        <w:t>Бо Ти цар миру і Спас душ наших і Тобі славу возсилаємо: Отцю, і Сину, і Святому Духові</w:t>
-      </w:r>
-      <w:r>
-        <w:rPr>
-          <w:rFonts w:ascii="Times New Roman" w:hAnsi="Times New Roman"/>
-          <w:sz w:val="24"/>
-          <w:szCs w:val="24"/>
-          <w:lang w:val="uk-UA"/>
-        </w:rPr>
-        <w:t>, нині і повсякчас, і на віки віків.</w:t>
+          <w:color w:val="FF4400"/>
+          <w:sz w:val="24"/>
+        </w:rPr>
+        <w:t>Священик:</w:t>
+      </w:r>
+      <w:r>
+        <w:rPr>
+          <w:rFonts w:ascii="Times New Roman" w:hAnsi="Times New Roman"/>
+          <w:sz w:val="24"/>
+        </w:rPr>
+        <w:t xml:space="preserve"> Бо Ти цар миру і Спас душ наших і Тобі славу возсилаємо: Отцю, і Сину, і Святому Духові, нині і повсякчас, і на віки віків.</w:t>
       </w:r>
     </w:p>
     <w:p>
@@ -16499,32 +16509,17 @@
         <w:rPr>
           <w:rFonts w:ascii="Times New Roman" w:hAnsi="Times New Roman"/>
           <w:i/>
-          <w:iCs/>
-          <w:color w:val="FF0000"/>
-          <w:sz w:val="24"/>
-          <w:szCs w:val="24"/>
-          <w:lang w:val="uk-UA"/>
-        </w:rPr>
-        <w:t>Священик: </w:t>
-      </w:r>
-      <w:r>
-        <w:rPr>
-          <w:rFonts w:ascii="Times New Roman" w:hAnsi="Times New Roman"/>
-          <w:color w:val="000000"/>
-          <w:sz w:val="24"/>
-          <w:szCs w:val="24"/>
-          <w:lang w:val="uk-UA"/>
-        </w:rPr>
-        <w:t>Бо Тебе хвалять усі сили небесні і Тобі славу возсилаємо: Отцю, і Сину, і Святому Духові</w:t>
-      </w:r>
-      <w:r>
-        <w:rPr>
-          <w:rFonts w:ascii="Times New Roman" w:hAnsi="Times New Roman"/>
-          <w:sz w:val="24"/>
-          <w:szCs w:val="24"/>
-          <w:lang w:val="uk-UA"/>
-        </w:rPr>
-        <w:t>, нині і повсякчас, і на віки віків.</w:t>
+          <w:color w:val="FF4400"/>
+          <w:sz w:val="24"/>
+        </w:rPr>
+        <w:t>Священик:</w:t>
+      </w:r>
+      <w:r>
+        <w:rPr>
+          <w:rFonts w:ascii="Times New Roman" w:hAnsi="Times New Roman"/>
+          <w:sz w:val="24"/>
+        </w:rPr>
+        <w:t xml:space="preserve"> Бо Тебе хвалять усі сили небесні і Тобі славу возсилаємо: Отцю, і Сину, і Святому Духові, нині і повсякчас, і на віки віків.</w:t>
       </w:r>
     </w:p>
     <w:bookmarkEnd w:id="2"/>
@@ -17421,10 +17416,8 @@
         <w:rPr>
           <w:rFonts w:ascii="Times New Roman" w:hAnsi="Times New Roman"/>
           <w:i/>
-          <w:color w:val="FF0000"/>
-          <w:sz w:val="24"/>
-          <w:szCs w:val="24"/>
-          <w:lang w:val="uk-UA"/>
+          <w:color w:val="FF4400"/>
+          <w:sz w:val="24"/>
         </w:rPr>
         <w:t>Священик:</w:t>
       </w:r>
@@ -17432,8 +17425,6 @@
         <w:rPr>
           <w:rFonts w:ascii="Times New Roman" w:hAnsi="Times New Roman"/>
           <w:sz w:val="24"/>
-          <w:szCs w:val="24"/>
-          <w:lang w:val="uk-UA"/>
         </w:rPr>
         <w:t xml:space="preserve"> Слава тобі, що Світло нам показав!</w:t>
       </w:r>
@@ -18533,16 +18524,45 @@
         <w:rPr>
           <w:rFonts w:ascii="Times New Roman" w:hAnsi="Times New Roman"/>
           <w:i/>
-          <w:color w:val="FF0000"/>
-          <w:sz w:val="24"/>
-          <w:szCs w:val="24"/>
-          <w:lang w:val="uk-UA"/>
+          <w:color w:val="FF4400"/>
+          <w:sz w:val="24"/>
         </w:rPr>
         <w:t>Священик:</w:t>
       </w:r>
       <w:r>
         <w:rPr>
           <w:rFonts w:ascii="Times New Roman" w:hAnsi="Times New Roman"/>
+          <w:sz w:val="24"/>
+        </w:rPr>
+        <w:t xml:space="preserve"> Бо ти Бог милости, ласк і чоловіколюбности, і тобі славу віддаємо: Отцю, і Сину, і Святому Духові, нині і повсякчас, і на віки віків.</w:t>
+      </w:r>
+    </w:p>
+    <w:bookmarkEnd w:id="3"/>
+    <w:p>
+      <w:pPr>
+        <w:spacing w:after="120" w:line="20" w:lineRule="atLeast"/>
+        <w:jc w:val="both"/>
+        <w:rPr>
+          <w:rFonts w:ascii="Times New Roman" w:hAnsi="Times New Roman"/>
+          <w:sz w:val="24"/>
+          <w:szCs w:val="24"/>
+          <w:lang w:val="uk-UA"/>
+        </w:rPr>
+      </w:pPr>
+      <w:r>
+        <w:rPr>
+          <w:rFonts w:ascii="Times New Roman" w:hAnsi="Times New Roman"/>
+          <w:i/>
+          <w:color w:val="FF0000"/>
+          <w:sz w:val="24"/>
+          <w:szCs w:val="24"/>
+          <w:lang w:val="uk-UA"/>
+        </w:rPr>
+        <w:t>Вірні:</w:t>
+      </w:r>
+      <w:r>
+        <w:rPr>
+          <w:rFonts w:ascii="Times New Roman" w:hAnsi="Times New Roman"/>
           <w:color w:val="FF0000"/>
           <w:sz w:val="24"/>
           <w:szCs w:val="24"/>
@@ -18557,49 +18577,6 @@
           <w:szCs w:val="24"/>
           <w:lang w:val="uk-UA"/>
         </w:rPr>
-        <w:t>Бо ти Бог милости, ласк і чоловіколюбности, і тобі славу віддаємо: Отцю, і Сину, і Святому Духові, нині і повсякчас, і на віки віків.</w:t>
-      </w:r>
-    </w:p>
-    <w:bookmarkEnd w:id="3"/>
-    <w:p>
-      <w:pPr>
-        <w:spacing w:after="120" w:line="20" w:lineRule="atLeast"/>
-        <w:jc w:val="both"/>
-        <w:rPr>
-          <w:rFonts w:ascii="Times New Roman" w:hAnsi="Times New Roman"/>
-          <w:sz w:val="24"/>
-          <w:szCs w:val="24"/>
-          <w:lang w:val="uk-UA"/>
-        </w:rPr>
-      </w:pPr>
-      <w:r>
-        <w:rPr>
-          <w:rFonts w:ascii="Times New Roman" w:hAnsi="Times New Roman"/>
-          <w:i/>
-          <w:color w:val="FF0000"/>
-          <w:sz w:val="24"/>
-          <w:szCs w:val="24"/>
-          <w:lang w:val="uk-UA"/>
-        </w:rPr>
-        <w:t>Вірні:</w:t>
-      </w:r>
-      <w:r>
-        <w:rPr>
-          <w:rFonts w:ascii="Times New Roman" w:hAnsi="Times New Roman"/>
-          <w:color w:val="FF0000"/>
-          <w:sz w:val="24"/>
-          <w:szCs w:val="24"/>
-          <w:lang w:val="uk-UA"/>
-        </w:rPr>
-        <w:t xml:space="preserve"> </w:t>
-      </w:r>
-      <w:r>
-        <w:rPr>
-          <w:rFonts w:ascii="Times New Roman" w:hAnsi="Times New Roman"/>
-          <w:sz w:val="24"/>
-          <w:szCs w:val="24"/>
-          <w:lang w:val="uk-UA"/>
-        </w:rPr>
         <w:t>Амінь.</w:t>
       </w:r>
     </w:p>
@@ -18618,10 +18595,8 @@
         <w:rPr>
           <w:rFonts w:ascii="Times New Roman" w:hAnsi="Times New Roman"/>
           <w:i/>
-          <w:color w:val="FF0000"/>
-          <w:sz w:val="24"/>
-          <w:szCs w:val="24"/>
-          <w:lang w:val="uk-UA"/>
+          <w:color w:val="FF4400"/>
+          <w:sz w:val="24"/>
         </w:rPr>
         <w:t>Священик:</w:t>
       </w:r>
@@ -18629,8 +18604,6 @@
         <w:rPr>
           <w:rFonts w:ascii="Times New Roman" w:hAnsi="Times New Roman"/>
           <w:sz w:val="24"/>
-          <w:szCs w:val="24"/>
-          <w:lang w:val="uk-UA"/>
         </w:rPr>
         <w:t xml:space="preserve"> Мир всім.</w:t>
       </w:r>
@@ -19392,10 +19365,8 @@
         <w:rPr>
           <w:rFonts w:ascii="Times New Roman" w:hAnsi="Times New Roman"/>
           <w:i/>
-          <w:color w:val="FF0000"/>
-          <w:sz w:val="24"/>
-          <w:szCs w:val="24"/>
-          <w:lang w:val="uk-UA"/>
+          <w:color w:val="FF4400"/>
+          <w:sz w:val="24"/>
         </w:rPr>
         <w:t>Священик:</w:t>
       </w:r>
@@ -19403,8 +19374,6 @@
         <w:rPr>
           <w:rFonts w:ascii="Times New Roman" w:hAnsi="Times New Roman"/>
           <w:sz w:val="24"/>
-          <w:szCs w:val="24"/>
-          <w:lang w:val="uk-UA"/>
         </w:rPr>
         <w:t xml:space="preserve"> Бо твоє є царство, і сила, і слава, Отця, і Сина, і Святого Духа, нині і повсякчас, і на віки віків.</w:t>
       </w:r>
@@ -19988,10 +19957,8 @@
         <w:rPr>
           <w:rFonts w:ascii="Times New Roman" w:hAnsi="Times New Roman"/>
           <w:i/>
-          <w:color w:val="FF0000"/>
-          <w:sz w:val="24"/>
-          <w:szCs w:val="24"/>
-          <w:lang w:val="uk-UA"/>
+          <w:color w:val="FF4400"/>
+          <w:sz w:val="24"/>
         </w:rPr>
         <w:t>Священик:</w:t>
       </w:r>
@@ -19999,8 +19966,6 @@
         <w:rPr>
           <w:rFonts w:ascii="Times New Roman" w:hAnsi="Times New Roman"/>
           <w:sz w:val="24"/>
-          <w:szCs w:val="24"/>
-          <w:lang w:val="uk-UA"/>
         </w:rPr>
         <w:t xml:space="preserve"> Бо милостивий і чоловіколюбець Бог єси, і тобі славу возсилаємо, Отцю, і Сину, і Святому Духові, нині і повсякчас, і на віки віків.</w:t>
       </w:r>
@@ -20155,16 +20120,44 @@
         <w:rPr>
           <w:rFonts w:ascii="Times New Roman" w:hAnsi="Times New Roman"/>
           <w:i/>
-          <w:color w:val="FF0000"/>
-          <w:sz w:val="24"/>
-          <w:szCs w:val="24"/>
-          <w:lang w:val="uk-UA"/>
+          <w:color w:val="FF4400"/>
+          <w:sz w:val="24"/>
         </w:rPr>
         <w:t>Священик:</w:t>
       </w:r>
       <w:r>
         <w:rPr>
           <w:rFonts w:ascii="Times New Roman" w:hAnsi="Times New Roman"/>
+          <w:sz w:val="24"/>
+        </w:rPr>
+        <w:t xml:space="preserve"> Слава тобі, Христе Боже, надіє наша, слава тобі!</w:t>
+      </w:r>
+    </w:p>
+    <w:p>
+      <w:pPr>
+        <w:spacing w:after="120" w:line="20" w:lineRule="atLeast"/>
+        <w:jc w:val="both"/>
+        <w:rPr>
+          <w:rFonts w:ascii="Times New Roman" w:hAnsi="Times New Roman"/>
+          <w:sz w:val="24"/>
+          <w:szCs w:val="24"/>
+          <w:lang w:val="uk-UA"/>
+        </w:rPr>
+      </w:pPr>
+      <w:r>
+        <w:rPr>
+          <w:rFonts w:ascii="Times New Roman" w:hAnsi="Times New Roman"/>
+          <w:i/>
+          <w:color w:val="FF0000"/>
+          <w:sz w:val="24"/>
+          <w:szCs w:val="24"/>
+          <w:lang w:val="uk-UA"/>
+        </w:rPr>
+        <w:t>Вірні:</w:t>
+      </w:r>
+      <w:r>
+        <w:rPr>
+          <w:rFonts w:ascii="Times New Roman" w:hAnsi="Times New Roman"/>
           <w:color w:val="FF0000"/>
           <w:sz w:val="24"/>
           <w:szCs w:val="24"/>
@@ -20179,48 +20172,6 @@
           <w:szCs w:val="24"/>
           <w:lang w:val="uk-UA"/>
         </w:rPr>
-        <w:t>Слава тобі, Христе Боже, надіє наша, слава тобі!</w:t>
-      </w:r>
-    </w:p>
-    <w:p>
-      <w:pPr>
-        <w:spacing w:after="120" w:line="20" w:lineRule="atLeast"/>
-        <w:jc w:val="both"/>
-        <w:rPr>
-          <w:rFonts w:ascii="Times New Roman" w:hAnsi="Times New Roman"/>
-          <w:sz w:val="24"/>
-          <w:szCs w:val="24"/>
-          <w:lang w:val="uk-UA"/>
-        </w:rPr>
-      </w:pPr>
-      <w:r>
-        <w:rPr>
-          <w:rFonts w:ascii="Times New Roman" w:hAnsi="Times New Roman"/>
-          <w:i/>
-          <w:color w:val="FF0000"/>
-          <w:sz w:val="24"/>
-          <w:szCs w:val="24"/>
-          <w:lang w:val="uk-UA"/>
-        </w:rPr>
-        <w:t>Вірні:</w:t>
-      </w:r>
-      <w:r>
-        <w:rPr>
-          <w:rFonts w:ascii="Times New Roman" w:hAnsi="Times New Roman"/>
-          <w:color w:val="FF0000"/>
-          <w:sz w:val="24"/>
-          <w:szCs w:val="24"/>
-          <w:lang w:val="uk-UA"/>
-        </w:rPr>
-        <w:t xml:space="preserve"> </w:t>
-      </w:r>
-      <w:r>
-        <w:rPr>
-          <w:rFonts w:ascii="Times New Roman" w:hAnsi="Times New Roman"/>
-          <w:sz w:val="24"/>
-          <w:szCs w:val="24"/>
-          <w:lang w:val="uk-UA"/>
-        </w:rPr>
         <w:t xml:space="preserve">Слава Отцю і Сину, і Святому Духові, і нині і повсякчас, і на віки віків. Амінь. Господи, помилуй </w:t>
       </w:r>
       <w:r>
@@ -20255,24 +20206,12 @@
       </w:r>
     </w:p>
     <w:p>
-      <w:pPr>
-        <w:spacing w:after="120" w:line="20" w:lineRule="atLeast"/>
-        <w:jc w:val="both"/>
-        <w:rPr>
-          <w:rFonts w:ascii="Times New Roman" w:hAnsi="Times New Roman"/>
-          <w:sz w:val="24"/>
-          <w:szCs w:val="24"/>
-          <w:lang w:val="uk-UA"/>
-        </w:rPr>
-      </w:pPr>
-      <w:r>
-        <w:rPr>
-          <w:rFonts w:ascii="Times New Roman" w:hAnsi="Times New Roman"/>
-          <w:i/>
-          <w:color w:val="FF0000"/>
-          <w:sz w:val="24"/>
-          <w:szCs w:val="24"/>
-          <w:lang w:val="uk-UA"/>
+      <w:r>
+        <w:rPr>
+          <w:rFonts w:ascii="Times New Roman" w:hAnsi="Times New Roman"/>
+          <w:i/>
+          <w:color w:val="FF4400"/>
+          <w:sz w:val="24"/>
         </w:rPr>
         <w:t>Священик:</w:t>
       </w:r>
@@ -20280,69 +20219,24 @@
         <w:rPr>
           <w:rFonts w:ascii="Times New Roman" w:hAnsi="Times New Roman"/>
           <w:sz w:val="24"/>
-          <w:szCs w:val="24"/>
-          <w:lang w:val="uk-UA"/>
-        </w:rPr>
-        <w:t xml:space="preserve"> Христос, істинний Бог наш, що зволив спочити в обіймах праведного Симеона спасіння нашого ради, молитвами пречистої своєї Матері, святих славних і всехвальних апостолів, преподобних і богоносних отців наших, і </w:t>
-      </w:r>
-      <w:r>
-        <w:rPr>
-          <w:rFonts w:ascii="Times New Roman" w:hAnsi="Times New Roman"/>
-          <w:color w:val="000000"/>
-          <w:sz w:val="24"/>
-          <w:szCs w:val="24"/>
-          <w:lang w:val="uk-UA"/>
-        </w:rPr>
-        <w:t xml:space="preserve">святої мучениці </w:t>
-      </w:r>
-      <w:r>
-        <w:rPr>
-          <w:rFonts w:ascii="Times New Roman" w:hAnsi="Times New Roman"/>
-          <w:color w:val="000000"/>
-          <w:sz w:val="24"/>
-          <w:szCs w:val="24"/>
-          <w:lang w:val="uk-UA" w:eastAsia="ru-RU"/>
-        </w:rPr>
-        <w:t>Агафії</w:t>
-      </w:r>
-      <w:r>
-        <w:rPr>
-          <w:rFonts w:ascii="Times New Roman" w:hAnsi="Times New Roman"/>
-          <w:color w:val="000000"/>
-          <w:sz w:val="24"/>
-          <w:szCs w:val="24"/>
-          <w:lang w:val="uk-UA"/>
-        </w:rPr>
-        <w:t>,</w:t>
-      </w:r>
-      <w:r>
-        <w:rPr>
-          <w:rFonts w:ascii="Times New Roman" w:hAnsi="Times New Roman"/>
-          <w:sz w:val="24"/>
-          <w:szCs w:val="24"/>
-          <w:lang w:val="uk-UA"/>
-        </w:rPr>
-        <w:t xml:space="preserve"> і святого </w:t>
-      </w:r>
-      <w:r>
-        <w:rPr>
-          <w:rFonts w:ascii="Times New Roman" w:hAnsi="Times New Roman"/>
-          <w:i/>
-          <w:color w:val="FF0000"/>
-          <w:sz w:val="24"/>
-          <w:szCs w:val="24"/>
-          <w:lang w:val="uk-UA"/>
-        </w:rPr>
-        <w:t>(ім'я, якого є храм)</w:t>
-      </w:r>
-      <w:r>
-        <w:rPr>
-          <w:rFonts w:ascii="Times New Roman" w:hAnsi="Times New Roman"/>
-          <w:sz w:val="24"/>
-          <w:szCs w:val="24"/>
-          <w:lang w:val="uk-UA"/>
-        </w:rPr>
-        <w:t>, і всіх святих, помилує і спасе нас, як благий і чоловіколюбець.</w:t>
+        </w:rPr>
+        <w:t xml:space="preserve"> Христос, істинний Бог наш, що зволив спочити в обіймах праведного Симеона спасіння нашого ради, молитвами пречистої своєї Матері, заступництвом чесних небесних сил безтілесних, святих, славних і всехвальних апостолів, святого, </w:t>
+      </w:r>
+      <w:r>
+        <w:rPr>
+          <w:rFonts w:ascii="Times New Roman" w:hAnsi="Times New Roman"/>
+          <w:i/>
+          <w:color w:val="FF4400"/>
+          <w:sz w:val="24"/>
+        </w:rPr>
+        <w:t>якого є храм</w:t>
+      </w:r>
+      <w:r>
+        <w:rPr>
+          <w:rFonts w:ascii="Times New Roman" w:hAnsi="Times New Roman"/>
+          <w:sz w:val="24"/>
+        </w:rPr>
+        <w:t>, святої мучениці Агафії і всіх святих, помилує і спасе нас, як благий і чоловіколюбець.</w:t>
       </w:r>
     </w:p>
     <w:p>
